--- a/pentru-editori/09-san/09-san.docx
+++ b/pentru-editori/09-san/09-san.docx
@@ -3082,6 +3082,564 @@
     <w:p/>
     <w:p>
       <w:pPr>
+        <w:pStyle w:val="Heading3"/>
+      </w:pPr>
+      <w:r>
+        <w:rPr>
+          <w:color w:val="1C5D8C"/>
+        </w:rPr>
+        <w:t>Paciente cu simptome și semne sugestive de cancer — Localizare preoperatorie ghidată imagistic a leziunilor nepalpabile</w:t>
+      </w:r>
+    </w:p>
+    <w:p>
+      <w:r>
+        <w:rPr>
+          <w:i/>
+        </w:rPr>
+        <w:t>Cf. ACR Practice Parameter – Breast Localization; NCCN. (Intervențional mamar — rămâne în Sân.)</w:t>
+      </w:r>
+    </w:p>
+    <w:tbl>
+      <w:tblPr>
+        <w:tblStyle w:val="LightGrid-Accent1"/>
+        <w:tblW w:type="auto" w:w="0"/>
+        <w:tblLook w:firstColumn="1" w:firstRow="1" w:lastColumn="0" w:lastRow="0" w:noHBand="0" w:noVBand="1" w:val="04A0"/>
+      </w:tblPr>
+      <w:tblGrid>
+        <w:gridCol w:w="1080"/>
+        <w:gridCol w:w="1080"/>
+        <w:gridCol w:w="1080"/>
+        <w:gridCol w:w="1080"/>
+        <w:gridCol w:w="1080"/>
+        <w:gridCol w:w="1080"/>
+        <w:gridCol w:w="1080"/>
+        <w:gridCol w:w="1080"/>
+      </w:tblGrid>
+      <w:tr>
+        <w:tc>
+          <w:tcPr>
+            <w:tcW w:type="dxa" w:w="1080"/>
+          </w:tcPr>
+          <w:p>
+            <w:r/>
+            <w:r>
+              <w:rPr>
+                <w:b/>
+                <w:i w:val="0"/>
+              </w:rPr>
+              <w:t>Tip</w:t>
+            </w:r>
+          </w:p>
+        </w:tc>
+        <w:tc>
+          <w:tcPr>
+            <w:tcW w:type="dxa" w:w="1080"/>
+          </w:tcPr>
+          <w:p>
+            <w:r/>
+            <w:r>
+              <w:rPr>
+                <w:b/>
+                <w:i w:val="0"/>
+              </w:rPr>
+              <w:t>Examen</w:t>
+            </w:r>
+          </w:p>
+        </w:tc>
+        <w:tc>
+          <w:tcPr>
+            <w:tcW w:type="dxa" w:w="1080"/>
+          </w:tcPr>
+          <w:p>
+            <w:r/>
+            <w:r>
+              <w:rPr>
+                <w:b/>
+                <w:i w:val="0"/>
+              </w:rPr>
+              <w:t>Indicație</w:t>
+            </w:r>
+          </w:p>
+        </w:tc>
+        <w:tc>
+          <w:tcPr>
+            <w:tcW w:type="dxa" w:w="1080"/>
+          </w:tcPr>
+          <w:p>
+            <w:r/>
+            <w:r>
+              <w:rPr>
+                <w:b/>
+                <w:i w:val="0"/>
+              </w:rPr>
+              <w:t>Grad</w:t>
+            </w:r>
+          </w:p>
+        </w:tc>
+        <w:tc>
+          <w:tcPr>
+            <w:tcW w:type="dxa" w:w="1080"/>
+          </w:tcPr>
+          <w:p>
+            <w:r/>
+            <w:r>
+              <w:rPr>
+                <w:b/>
+                <w:i w:val="0"/>
+              </w:rPr>
+              <w:t>Doză</w:t>
+            </w:r>
+          </w:p>
+        </w:tc>
+        <w:tc>
+          <w:tcPr>
+            <w:tcW w:type="dxa" w:w="1080"/>
+          </w:tcPr>
+          <w:p>
+            <w:r/>
+            <w:r>
+              <w:rPr>
+                <w:b/>
+                <w:i w:val="0"/>
+              </w:rPr>
+              <w:t>Comentarii</w:t>
+            </w:r>
+          </w:p>
+        </w:tc>
+        <w:tc>
+          <w:tcPr>
+            <w:tcW w:type="dxa" w:w="1080"/>
+          </w:tcPr>
+          <w:p>
+            <w:r/>
+            <w:r>
+              <w:rPr>
+                <w:b/>
+                <w:i w:val="0"/>
+              </w:rPr>
+              <w:t>Decizie</w:t>
+            </w:r>
+          </w:p>
+        </w:tc>
+        <w:tc>
+          <w:tcPr>
+            <w:tcW w:type="dxa" w:w="1080"/>
+          </w:tcPr>
+          <w:p>
+            <w:r/>
+            <w:r>
+              <w:rPr>
+                <w:b/>
+                <w:i w:val="0"/>
+              </w:rPr>
+              <w:t>Comentariu editor</w:t>
+            </w:r>
+          </w:p>
+        </w:tc>
+      </w:tr>
+      <w:tr>
+        <w:tc>
+          <w:tcPr>
+            <w:tcW w:type="dxa" w:w="1080"/>
+          </w:tcPr>
+          <w:p>
+            <w:r/>
+            <w:r>
+              <w:rPr>
+                <w:b w:val="0"/>
+                <w:i w:val="0"/>
+              </w:rPr>
+              <w:t>I</w:t>
+            </w:r>
+          </w:p>
+        </w:tc>
+        <w:tc>
+          <w:tcPr>
+            <w:tcW w:type="dxa" w:w="1080"/>
+          </w:tcPr>
+          <w:p>
+            <w:r/>
+            <w:r>
+              <w:rPr>
+                <w:b w:val="0"/>
+                <w:i w:val="0"/>
+              </w:rPr>
+              <w:t>Localizare preoperatorie ghidată imagistic (harpon / reper radioactiv/magnetic)</w:t>
+            </w:r>
+          </w:p>
+        </w:tc>
+        <w:tc>
+          <w:tcPr>
+            <w:tcW w:type="dxa" w:w="1080"/>
+          </w:tcPr>
+          <w:p>
+            <w:r/>
+            <w:r>
+              <w:rPr>
+                <w:b w:val="0"/>
+                <w:i w:val="0"/>
+              </w:rPr>
+              <w:t>Indicat</w:t>
+            </w:r>
+          </w:p>
+        </w:tc>
+        <w:tc>
+          <w:tcPr>
+            <w:tcW w:type="dxa" w:w="1080"/>
+          </w:tcPr>
+          <w:p>
+            <w:r/>
+            <w:r>
+              <w:rPr>
+                <w:b w:val="0"/>
+                <w:i w:val="0"/>
+              </w:rPr>
+              <w:t>B</w:t>
+            </w:r>
+          </w:p>
+        </w:tc>
+        <w:tc>
+          <w:tcPr>
+            <w:tcW w:type="dxa" w:w="1080"/>
+          </w:tcPr>
+          <w:p>
+            <w:r/>
+            <w:r>
+              <w:rPr>
+                <w:b w:val="0"/>
+                <w:i w:val="0"/>
+              </w:rPr>
+              <w:t>1–2</w:t>
+            </w:r>
+          </w:p>
+        </w:tc>
+        <w:tc>
+          <w:tcPr>
+            <w:tcW w:type="dxa" w:w="1080"/>
+          </w:tcPr>
+          <w:p>
+            <w:r/>
+            <w:r>
+              <w:rPr>
+                <w:b w:val="0"/>
+                <w:i w:val="0"/>
+              </w:rPr>
+              <w:t>Marcarea leziunii nepalpabile înainte de excizia chirurgicală; ghidaj ecografic, stereotaxic sau IRM, după vizibilitatea leziunii. Terapeutic = Nu.</w:t>
+            </w:r>
+          </w:p>
+        </w:tc>
+        <w:tc>
+          <w:tcPr>
+            <w:tcW w:type="dxa" w:w="1080"/>
+          </w:tcPr>
+          <w:p>
+            <w:r/>
+            <w:r>
+              <w:rPr>
+                <w:b w:val="0"/>
+                <w:i w:val="0"/>
+              </w:rPr>
+            </w:r>
+          </w:p>
+        </w:tc>
+        <w:tc>
+          <w:tcPr>
+            <w:tcW w:type="dxa" w:w="1080"/>
+          </w:tcPr>
+          <w:p>
+            <w:r/>
+            <w:r>
+              <w:rPr>
+                <w:b w:val="0"/>
+                <w:i w:val="0"/>
+              </w:rPr>
+            </w:r>
+          </w:p>
+        </w:tc>
+      </w:tr>
+    </w:tbl>
+    <w:p/>
+    <w:p>
+      <w:pPr>
+        <w:pStyle w:val="Heading3"/>
+      </w:pPr>
+      <w:r>
+        <w:rPr>
+          <w:color w:val="1C5D8C"/>
+        </w:rPr>
+        <w:t>Paciente cu simptome și semne nesugestive de cancer — Inflamație mamară – drenaj de abces</w:t>
+      </w:r>
+    </w:p>
+    <w:p>
+      <w:r>
+        <w:rPr>
+          <w:i/>
+        </w:rPr>
+        <w:t>Management standard al abcesului mamar (drenaj ghidat percutan). (Intervențional mamar — rămâne în Sân.)</w:t>
+      </w:r>
+    </w:p>
+    <w:tbl>
+      <w:tblPr>
+        <w:tblStyle w:val="LightGrid-Accent1"/>
+        <w:tblW w:type="auto" w:w="0"/>
+        <w:tblLook w:firstColumn="1" w:firstRow="1" w:lastColumn="0" w:lastRow="0" w:noHBand="0" w:noVBand="1" w:val="04A0"/>
+      </w:tblPr>
+      <w:tblGrid>
+        <w:gridCol w:w="1080"/>
+        <w:gridCol w:w="1080"/>
+        <w:gridCol w:w="1080"/>
+        <w:gridCol w:w="1080"/>
+        <w:gridCol w:w="1080"/>
+        <w:gridCol w:w="1080"/>
+        <w:gridCol w:w="1080"/>
+        <w:gridCol w:w="1080"/>
+      </w:tblGrid>
+      <w:tr>
+        <w:tc>
+          <w:tcPr>
+            <w:tcW w:type="dxa" w:w="1080"/>
+          </w:tcPr>
+          <w:p>
+            <w:r/>
+            <w:r>
+              <w:rPr>
+                <w:b/>
+                <w:i w:val="0"/>
+              </w:rPr>
+              <w:t>Tip</w:t>
+            </w:r>
+          </w:p>
+        </w:tc>
+        <w:tc>
+          <w:tcPr>
+            <w:tcW w:type="dxa" w:w="1080"/>
+          </w:tcPr>
+          <w:p>
+            <w:r/>
+            <w:r>
+              <w:rPr>
+                <w:b/>
+                <w:i w:val="0"/>
+              </w:rPr>
+              <w:t>Examen</w:t>
+            </w:r>
+          </w:p>
+        </w:tc>
+        <w:tc>
+          <w:tcPr>
+            <w:tcW w:type="dxa" w:w="1080"/>
+          </w:tcPr>
+          <w:p>
+            <w:r/>
+            <w:r>
+              <w:rPr>
+                <w:b/>
+                <w:i w:val="0"/>
+              </w:rPr>
+              <w:t>Indicație</w:t>
+            </w:r>
+          </w:p>
+        </w:tc>
+        <w:tc>
+          <w:tcPr>
+            <w:tcW w:type="dxa" w:w="1080"/>
+          </w:tcPr>
+          <w:p>
+            <w:r/>
+            <w:r>
+              <w:rPr>
+                <w:b/>
+                <w:i w:val="0"/>
+              </w:rPr>
+              <w:t>Grad</w:t>
+            </w:r>
+          </w:p>
+        </w:tc>
+        <w:tc>
+          <w:tcPr>
+            <w:tcW w:type="dxa" w:w="1080"/>
+          </w:tcPr>
+          <w:p>
+            <w:r/>
+            <w:r>
+              <w:rPr>
+                <w:b/>
+                <w:i w:val="0"/>
+              </w:rPr>
+              <w:t>Doză</w:t>
+            </w:r>
+          </w:p>
+        </w:tc>
+        <w:tc>
+          <w:tcPr>
+            <w:tcW w:type="dxa" w:w="1080"/>
+          </w:tcPr>
+          <w:p>
+            <w:r/>
+            <w:r>
+              <w:rPr>
+                <w:b/>
+                <w:i w:val="0"/>
+              </w:rPr>
+              <w:t>Comentarii</w:t>
+            </w:r>
+          </w:p>
+        </w:tc>
+        <w:tc>
+          <w:tcPr>
+            <w:tcW w:type="dxa" w:w="1080"/>
+          </w:tcPr>
+          <w:p>
+            <w:r/>
+            <w:r>
+              <w:rPr>
+                <w:b/>
+                <w:i w:val="0"/>
+              </w:rPr>
+              <w:t>Decizie</w:t>
+            </w:r>
+          </w:p>
+        </w:tc>
+        <w:tc>
+          <w:tcPr>
+            <w:tcW w:type="dxa" w:w="1080"/>
+          </w:tcPr>
+          <w:p>
+            <w:r/>
+            <w:r>
+              <w:rPr>
+                <w:b/>
+                <w:i w:val="0"/>
+              </w:rPr>
+              <w:t>Comentariu editor</w:t>
+            </w:r>
+          </w:p>
+        </w:tc>
+      </w:tr>
+      <w:tr>
+        <w:tc>
+          <w:tcPr>
+            <w:tcW w:type="dxa" w:w="1080"/>
+          </w:tcPr>
+          <w:p>
+            <w:r/>
+            <w:r>
+              <w:rPr>
+                <w:b w:val="0"/>
+                <w:i w:val="0"/>
+              </w:rPr>
+              <w:t>I</w:t>
+            </w:r>
+          </w:p>
+        </w:tc>
+        <w:tc>
+          <w:tcPr>
+            <w:tcW w:type="dxa" w:w="1080"/>
+          </w:tcPr>
+          <w:p>
+            <w:r/>
+            <w:r>
+              <w:rPr>
+                <w:b w:val="0"/>
+                <w:i w:val="0"/>
+              </w:rPr>
+              <w:t>Drenaj percutan ghidat ecografic</w:t>
+            </w:r>
+          </w:p>
+        </w:tc>
+        <w:tc>
+          <w:tcPr>
+            <w:tcW w:type="dxa" w:w="1080"/>
+          </w:tcPr>
+          <w:p>
+            <w:r/>
+            <w:r>
+              <w:rPr>
+                <w:b w:val="0"/>
+                <w:i w:val="0"/>
+              </w:rPr>
+              <w:t>Indicat</w:t>
+            </w:r>
+          </w:p>
+        </w:tc>
+        <w:tc>
+          <w:tcPr>
+            <w:tcW w:type="dxa" w:w="1080"/>
+          </w:tcPr>
+          <w:p>
+            <w:r/>
+            <w:r>
+              <w:rPr>
+                <w:b w:val="0"/>
+                <w:i w:val="0"/>
+              </w:rPr>
+              <w:t>B</w:t>
+            </w:r>
+          </w:p>
+        </w:tc>
+        <w:tc>
+          <w:tcPr>
+            <w:tcW w:type="dxa" w:w="1080"/>
+          </w:tcPr>
+          <w:p>
+            <w:r/>
+            <w:r>
+              <w:rPr>
+                <w:b w:val="0"/>
+                <w:i w:val="0"/>
+              </w:rPr>
+              <w:t>0</w:t>
+            </w:r>
+          </w:p>
+        </w:tc>
+        <w:tc>
+          <w:tcPr>
+            <w:tcW w:type="dxa" w:w="1080"/>
+          </w:tcPr>
+          <w:p>
+            <w:r/>
+            <w:r>
+              <w:rPr>
+                <w:b w:val="0"/>
+                <w:i w:val="0"/>
+              </w:rPr>
+              <w:t>Evacuarea abcesului mamar ghidată ecografic (aspirație cu ac / cateter), ± lavaj; alternativă la incizia chirurgicală. Terapeutic = Da.</w:t>
+            </w:r>
+          </w:p>
+        </w:tc>
+        <w:tc>
+          <w:tcPr>
+            <w:tcW w:type="dxa" w:w="1080"/>
+          </w:tcPr>
+          <w:p>
+            <w:r/>
+            <w:r>
+              <w:rPr>
+                <w:b w:val="0"/>
+                <w:i w:val="0"/>
+              </w:rPr>
+            </w:r>
+          </w:p>
+        </w:tc>
+        <w:tc>
+          <w:tcPr>
+            <w:tcW w:type="dxa" w:w="1080"/>
+          </w:tcPr>
+          <w:p>
+            <w:r/>
+            <w:r>
+              <w:rPr>
+                <w:b w:val="0"/>
+                <w:i w:val="0"/>
+              </w:rPr>
+            </w:r>
+          </w:p>
+        </w:tc>
+      </w:tr>
+    </w:tbl>
+    <w:p/>
+    <w:p>
+      <w:pPr>
         <w:pStyle w:val="Heading2"/>
       </w:pPr>
       <w:r>

--- a/pentru-editori/09-san/09-san.docx
+++ b/pentru-editori/09-san/09-san.docx
@@ -3264,7 +3264,7 @@
                 <w:b w:val="0"/>
                 <w:i w:val="0"/>
               </w:rPr>
-              <w:t>Localizare preoperatorie ghidată imagistic (harpon / reper radioactiv/magnetic)</w:t>
+              <w:t>Localizare preoperatorie ghidată imagistic (reper metalic / radioactiv / magnetic)</w:t>
             </w:r>
           </w:p>
         </w:tc>

--- a/pentru-editori/09-san/09-san.docx
+++ b/pentru-editori/09-san/09-san.docx
@@ -18,7 +18,15 @@
         <w:rPr>
           <w:i/>
         </w:rPr>
-        <w:t>Vă rugăm să completați coloanele „Decizie” și „Comentariu” direct în tabele (Aprobat / Respins / Amânat), fără să modificați structura lor. Alăturat: GHID.csv, conținutul integral al ghidului.</w:t>
+        <w:t>Vă rugăm să completați coloanele „Decizie” și „Comentariu” direct în tabele (Aprobat / Respins / Amânat), fără să modificați structura lor.</w:t>
+      </w:r>
+    </w:p>
+    <w:p>
+      <w:r>
+        <w:rPr>
+          <w:i/>
+        </w:rPr>
+        <w:t>Alăturat: GHID.csv, conținutul integral al ghidului, și „Decizii structurale comune”.</w:t>
       </w:r>
     </w:p>
     <w:p>
@@ -56,24 +64,25 @@
         <w:rPr>
           <w:color w:val="1C5D8C"/>
         </w:rPr>
-        <w:t>2. Chestiuni de decis</w:t>
+        <w:t>2. Probleme de decis</w:t>
       </w:r>
     </w:p>
     <w:tbl>
       <w:tblPr>
         <w:tblStyle w:val="LightGrid-Accent1"/>
         <w:tblW w:type="auto" w:w="0"/>
+        <w:tblLayout w:type="fixed"/>
         <w:tblLook w:firstColumn="1" w:firstRow="1" w:lastColumn="0" w:lastRow="0" w:noHBand="0" w:noVBand="1" w:val="04A0"/>
       </w:tblPr>
       <w:tblGrid>
-        <w:gridCol w:w="6400"/>
-        <w:gridCol w:w="2880"/>
-        <w:gridCol w:w="2880"/>
+        <w:gridCol w:w="4713"/>
+        <w:gridCol w:w="4713"/>
+        <w:gridCol w:w="4713"/>
       </w:tblGrid>
       <w:tr>
         <w:tc>
           <w:tcPr>
-            <w:tcW w:type="dxa" w:w="2880"/>
+            <w:tcW w:type="dxa" w:w="8400"/>
           </w:tcPr>
           <w:p>
             <w:r/>
@@ -82,13 +91,13 @@
                 <w:b/>
                 <w:i w:val="0"/>
               </w:rPr>
-              <w:t>Chestiune</w:t>
+              <w:t>Problemă</w:t>
             </w:r>
           </w:p>
         </w:tc>
         <w:tc>
           <w:tcPr>
-            <w:tcW w:type="dxa" w:w="2880"/>
+            <w:tcW w:type="dxa" w:w="2700"/>
           </w:tcPr>
           <w:p>
             <w:r/>
@@ -103,7 +112,7 @@
         </w:tc>
         <w:tc>
           <w:tcPr>
-            <w:tcW w:type="dxa" w:w="2880"/>
+            <w:tcW w:type="dxa" w:w="2700"/>
           </w:tcPr>
           <w:p>
             <w:r/>
@@ -120,7 +129,7 @@
       <w:tr>
         <w:tc>
           <w:tcPr>
-            <w:tcW w:type="dxa" w:w="6400"/>
+            <w:tcW w:type="dxa" w:w="8400"/>
           </w:tcPr>
           <w:p>
             <w:r/>
@@ -145,7 +154,7 @@
         </w:tc>
         <w:tc>
           <w:tcPr>
-            <w:tcW w:type="dxa" w:w="2880"/>
+            <w:tcW w:type="dxa" w:w="2700"/>
           </w:tcPr>
           <w:p>
             <w:r/>
@@ -159,7 +168,7 @@
         </w:tc>
         <w:tc>
           <w:tcPr>
-            <w:tcW w:type="dxa" w:w="2880"/>
+            <w:tcW w:type="dxa" w:w="2700"/>
           </w:tcPr>
           <w:p>
             <w:r/>
@@ -175,7 +184,7 @@
       <w:tr>
         <w:tc>
           <w:tcPr>
-            <w:tcW w:type="dxa" w:w="6400"/>
+            <w:tcW w:type="dxa" w:w="8400"/>
           </w:tcPr>
           <w:p>
             <w:r/>
@@ -204,7 +213,7 @@
         </w:tc>
         <w:tc>
           <w:tcPr>
-            <w:tcW w:type="dxa" w:w="2880"/>
+            <w:tcW w:type="dxa" w:w="2700"/>
           </w:tcPr>
           <w:p>
             <w:r/>
@@ -218,7 +227,7 @@
         </w:tc>
         <w:tc>
           <w:tcPr>
-            <w:tcW w:type="dxa" w:w="2880"/>
+            <w:tcW w:type="dxa" w:w="2700"/>
           </w:tcPr>
           <w:p>
             <w:r/>
@@ -271,22 +280,23 @@
       <w:tblPr>
         <w:tblStyle w:val="LightGrid-Accent1"/>
         <w:tblW w:type="auto" w:w="0"/>
+        <w:tblLayout w:type="fixed"/>
         <w:tblLook w:firstColumn="1" w:firstRow="1" w:lastColumn="0" w:lastRow="0" w:noHBand="0" w:noVBand="1" w:val="04A0"/>
       </w:tblPr>
       <w:tblGrid>
-        <w:gridCol w:w="1080"/>
-        <w:gridCol w:w="1080"/>
-        <w:gridCol w:w="1080"/>
-        <w:gridCol w:w="1080"/>
-        <w:gridCol w:w="1080"/>
-        <w:gridCol w:w="1080"/>
-        <w:gridCol w:w="1080"/>
-        <w:gridCol w:w="1080"/>
+        <w:gridCol w:w="1767"/>
+        <w:gridCol w:w="1767"/>
+        <w:gridCol w:w="1767"/>
+        <w:gridCol w:w="1767"/>
+        <w:gridCol w:w="1767"/>
+        <w:gridCol w:w="1767"/>
+        <w:gridCol w:w="1767"/>
+        <w:gridCol w:w="1767"/>
       </w:tblGrid>
       <w:tr>
         <w:tc>
           <w:tcPr>
-            <w:tcW w:type="dxa" w:w="1080"/>
+            <w:tcW w:type="dxa" w:w="800"/>
           </w:tcPr>
           <w:p>
             <w:r/>
@@ -301,7 +311,7 @@
         </w:tc>
         <w:tc>
           <w:tcPr>
-            <w:tcW w:type="dxa" w:w="1080"/>
+            <w:tcW w:type="dxa" w:w="1800"/>
           </w:tcPr>
           <w:p>
             <w:r/>
@@ -316,7 +326,7 @@
         </w:tc>
         <w:tc>
           <w:tcPr>
-            <w:tcW w:type="dxa" w:w="1080"/>
+            <w:tcW w:type="dxa" w:w="3000"/>
           </w:tcPr>
           <w:p>
             <w:r/>
@@ -331,7 +341,7 @@
         </w:tc>
         <w:tc>
           <w:tcPr>
-            <w:tcW w:type="dxa" w:w="1080"/>
+            <w:tcW w:type="dxa" w:w="900"/>
           </w:tcPr>
           <w:p>
             <w:r/>
@@ -346,7 +356,7 @@
         </w:tc>
         <w:tc>
           <w:tcPr>
-            <w:tcW w:type="dxa" w:w="1080"/>
+            <w:tcW w:type="dxa" w:w="1100"/>
           </w:tcPr>
           <w:p>
             <w:r/>
@@ -361,7 +371,7 @@
         </w:tc>
         <w:tc>
           <w:tcPr>
-            <w:tcW w:type="dxa" w:w="1080"/>
+            <w:tcW w:type="dxa" w:w="3000"/>
           </w:tcPr>
           <w:p>
             <w:r/>
@@ -376,7 +386,7 @@
         </w:tc>
         <w:tc>
           <w:tcPr>
-            <w:tcW w:type="dxa" w:w="1080"/>
+            <w:tcW w:type="dxa" w:w="1500"/>
           </w:tcPr>
           <w:p>
             <w:r/>
@@ -391,7 +401,7 @@
         </w:tc>
         <w:tc>
           <w:tcPr>
-            <w:tcW w:type="dxa" w:w="1080"/>
+            <w:tcW w:type="dxa" w:w="1800"/>
           </w:tcPr>
           <w:p>
             <w:r/>
@@ -408,7 +418,7 @@
       <w:tr>
         <w:tc>
           <w:tcPr>
-            <w:tcW w:type="dxa" w:w="1080"/>
+            <w:tcW w:type="dxa" w:w="800"/>
           </w:tcPr>
           <w:p>
             <w:r/>
@@ -423,7 +433,7 @@
         </w:tc>
         <w:tc>
           <w:tcPr>
-            <w:tcW w:type="dxa" w:w="1080"/>
+            <w:tcW w:type="dxa" w:w="1800"/>
           </w:tcPr>
           <w:p>
             <w:r/>
@@ -438,7 +448,7 @@
         </w:tc>
         <w:tc>
           <w:tcPr>
-            <w:tcW w:type="dxa" w:w="1080"/>
+            <w:tcW w:type="dxa" w:w="3000"/>
           </w:tcPr>
           <w:p>
             <w:r/>
@@ -453,7 +463,7 @@
         </w:tc>
         <w:tc>
           <w:tcPr>
-            <w:tcW w:type="dxa" w:w="1080"/>
+            <w:tcW w:type="dxa" w:w="900"/>
           </w:tcPr>
           <w:p>
             <w:r/>
@@ -468,7 +478,7 @@
         </w:tc>
         <w:tc>
           <w:tcPr>
-            <w:tcW w:type="dxa" w:w="1080"/>
+            <w:tcW w:type="dxa" w:w="1100"/>
           </w:tcPr>
           <w:p>
             <w:r/>
@@ -483,7 +493,7 @@
         </w:tc>
         <w:tc>
           <w:tcPr>
-            <w:tcW w:type="dxa" w:w="1080"/>
+            <w:tcW w:type="dxa" w:w="3000"/>
           </w:tcPr>
           <w:p>
             <w:r/>
@@ -498,7 +508,7 @@
         </w:tc>
         <w:tc>
           <w:tcPr>
-            <w:tcW w:type="dxa" w:w="1080"/>
+            <w:tcW w:type="dxa" w:w="1500"/>
           </w:tcPr>
           <w:p>
             <w:r/>
@@ -512,7 +522,7 @@
         </w:tc>
         <w:tc>
           <w:tcPr>
-            <w:tcW w:type="dxa" w:w="1080"/>
+            <w:tcW w:type="dxa" w:w="1800"/>
           </w:tcPr>
           <w:p>
             <w:r/>
@@ -528,7 +538,7 @@
       <w:tr>
         <w:tc>
           <w:tcPr>
-            <w:tcW w:type="dxa" w:w="1080"/>
+            <w:tcW w:type="dxa" w:w="800"/>
           </w:tcPr>
           <w:p>
             <w:r/>
@@ -543,7 +553,7 @@
         </w:tc>
         <w:tc>
           <w:tcPr>
-            <w:tcW w:type="dxa" w:w="1080"/>
+            <w:tcW w:type="dxa" w:w="1800"/>
           </w:tcPr>
           <w:p>
             <w:r/>
@@ -558,7 +568,7 @@
         </w:tc>
         <w:tc>
           <w:tcPr>
-            <w:tcW w:type="dxa" w:w="1080"/>
+            <w:tcW w:type="dxa" w:w="3000"/>
           </w:tcPr>
           <w:p>
             <w:r/>
@@ -573,7 +583,7 @@
         </w:tc>
         <w:tc>
           <w:tcPr>
-            <w:tcW w:type="dxa" w:w="1080"/>
+            <w:tcW w:type="dxa" w:w="900"/>
           </w:tcPr>
           <w:p>
             <w:r/>
@@ -588,7 +598,7 @@
         </w:tc>
         <w:tc>
           <w:tcPr>
-            <w:tcW w:type="dxa" w:w="1080"/>
+            <w:tcW w:type="dxa" w:w="1100"/>
           </w:tcPr>
           <w:p>
             <w:r/>
@@ -603,7 +613,7 @@
         </w:tc>
         <w:tc>
           <w:tcPr>
-            <w:tcW w:type="dxa" w:w="1080"/>
+            <w:tcW w:type="dxa" w:w="3000"/>
           </w:tcPr>
           <w:p>
             <w:r/>
@@ -618,7 +628,7 @@
         </w:tc>
         <w:tc>
           <w:tcPr>
-            <w:tcW w:type="dxa" w:w="1080"/>
+            <w:tcW w:type="dxa" w:w="1500"/>
           </w:tcPr>
           <w:p>
             <w:r/>
@@ -632,7 +642,7 @@
         </w:tc>
         <w:tc>
           <w:tcPr>
-            <w:tcW w:type="dxa" w:w="1080"/>
+            <w:tcW w:type="dxa" w:w="1800"/>
           </w:tcPr>
           <w:p>
             <w:r/>
@@ -648,7 +658,7 @@
       <w:tr>
         <w:tc>
           <w:tcPr>
-            <w:tcW w:type="dxa" w:w="1080"/>
+            <w:tcW w:type="dxa" w:w="800"/>
           </w:tcPr>
           <w:p>
             <w:r/>
@@ -663,7 +673,7 @@
         </w:tc>
         <w:tc>
           <w:tcPr>
-            <w:tcW w:type="dxa" w:w="1080"/>
+            <w:tcW w:type="dxa" w:w="1800"/>
           </w:tcPr>
           <w:p>
             <w:r/>
@@ -678,7 +688,7 @@
         </w:tc>
         <w:tc>
           <w:tcPr>
-            <w:tcW w:type="dxa" w:w="1080"/>
+            <w:tcW w:type="dxa" w:w="3000"/>
           </w:tcPr>
           <w:p>
             <w:r/>
@@ -693,7 +703,7 @@
         </w:tc>
         <w:tc>
           <w:tcPr>
-            <w:tcW w:type="dxa" w:w="1080"/>
+            <w:tcW w:type="dxa" w:w="900"/>
           </w:tcPr>
           <w:p>
             <w:r/>
@@ -708,7 +718,7 @@
         </w:tc>
         <w:tc>
           <w:tcPr>
-            <w:tcW w:type="dxa" w:w="1080"/>
+            <w:tcW w:type="dxa" w:w="1100"/>
           </w:tcPr>
           <w:p>
             <w:r/>
@@ -723,7 +733,7 @@
         </w:tc>
         <w:tc>
           <w:tcPr>
-            <w:tcW w:type="dxa" w:w="1080"/>
+            <w:tcW w:type="dxa" w:w="3000"/>
           </w:tcPr>
           <w:p>
             <w:r/>
@@ -738,7 +748,7 @@
         </w:tc>
         <w:tc>
           <w:tcPr>
-            <w:tcW w:type="dxa" w:w="1080"/>
+            <w:tcW w:type="dxa" w:w="1500"/>
           </w:tcPr>
           <w:p>
             <w:r/>
@@ -752,7 +762,7 @@
         </w:tc>
         <w:tc>
           <w:tcPr>
-            <w:tcW w:type="dxa" w:w="1080"/>
+            <w:tcW w:type="dxa" w:w="1800"/>
           </w:tcPr>
           <w:p>
             <w:r/>
@@ -790,22 +800,23 @@
       <w:tblPr>
         <w:tblStyle w:val="LightGrid-Accent1"/>
         <w:tblW w:type="auto" w:w="0"/>
+        <w:tblLayout w:type="fixed"/>
         <w:tblLook w:firstColumn="1" w:firstRow="1" w:lastColumn="0" w:lastRow="0" w:noHBand="0" w:noVBand="1" w:val="04A0"/>
       </w:tblPr>
       <w:tblGrid>
-        <w:gridCol w:w="1080"/>
-        <w:gridCol w:w="1080"/>
-        <w:gridCol w:w="1080"/>
-        <w:gridCol w:w="1080"/>
-        <w:gridCol w:w="1080"/>
-        <w:gridCol w:w="1080"/>
-        <w:gridCol w:w="1080"/>
-        <w:gridCol w:w="1080"/>
+        <w:gridCol w:w="1767"/>
+        <w:gridCol w:w="1767"/>
+        <w:gridCol w:w="1767"/>
+        <w:gridCol w:w="1767"/>
+        <w:gridCol w:w="1767"/>
+        <w:gridCol w:w="1767"/>
+        <w:gridCol w:w="1767"/>
+        <w:gridCol w:w="1767"/>
       </w:tblGrid>
       <w:tr>
         <w:tc>
           <w:tcPr>
-            <w:tcW w:type="dxa" w:w="1080"/>
+            <w:tcW w:type="dxa" w:w="800"/>
           </w:tcPr>
           <w:p>
             <w:r/>
@@ -820,7 +831,7 @@
         </w:tc>
         <w:tc>
           <w:tcPr>
-            <w:tcW w:type="dxa" w:w="1080"/>
+            <w:tcW w:type="dxa" w:w="1800"/>
           </w:tcPr>
           <w:p>
             <w:r/>
@@ -835,7 +846,7 @@
         </w:tc>
         <w:tc>
           <w:tcPr>
-            <w:tcW w:type="dxa" w:w="1080"/>
+            <w:tcW w:type="dxa" w:w="3000"/>
           </w:tcPr>
           <w:p>
             <w:r/>
@@ -850,7 +861,7 @@
         </w:tc>
         <w:tc>
           <w:tcPr>
-            <w:tcW w:type="dxa" w:w="1080"/>
+            <w:tcW w:type="dxa" w:w="900"/>
           </w:tcPr>
           <w:p>
             <w:r/>
@@ -865,7 +876,7 @@
         </w:tc>
         <w:tc>
           <w:tcPr>
-            <w:tcW w:type="dxa" w:w="1080"/>
+            <w:tcW w:type="dxa" w:w="1100"/>
           </w:tcPr>
           <w:p>
             <w:r/>
@@ -880,7 +891,7 @@
         </w:tc>
         <w:tc>
           <w:tcPr>
-            <w:tcW w:type="dxa" w:w="1080"/>
+            <w:tcW w:type="dxa" w:w="3000"/>
           </w:tcPr>
           <w:p>
             <w:r/>
@@ -895,7 +906,7 @@
         </w:tc>
         <w:tc>
           <w:tcPr>
-            <w:tcW w:type="dxa" w:w="1080"/>
+            <w:tcW w:type="dxa" w:w="1500"/>
           </w:tcPr>
           <w:p>
             <w:r/>
@@ -910,7 +921,7 @@
         </w:tc>
         <w:tc>
           <w:tcPr>
-            <w:tcW w:type="dxa" w:w="1080"/>
+            <w:tcW w:type="dxa" w:w="1800"/>
           </w:tcPr>
           <w:p>
             <w:r/>
@@ -927,7 +938,7 @@
       <w:tr>
         <w:tc>
           <w:tcPr>
-            <w:tcW w:type="dxa" w:w="1080"/>
+            <w:tcW w:type="dxa" w:w="800"/>
           </w:tcPr>
           <w:p>
             <w:r/>
@@ -942,7 +953,7 @@
         </w:tc>
         <w:tc>
           <w:tcPr>
-            <w:tcW w:type="dxa" w:w="1080"/>
+            <w:tcW w:type="dxa" w:w="1800"/>
           </w:tcPr>
           <w:p>
             <w:r/>
@@ -957,7 +968,7 @@
         </w:tc>
         <w:tc>
           <w:tcPr>
-            <w:tcW w:type="dxa" w:w="1080"/>
+            <w:tcW w:type="dxa" w:w="3000"/>
           </w:tcPr>
           <w:p>
             <w:r/>
@@ -972,7 +983,7 @@
         </w:tc>
         <w:tc>
           <w:tcPr>
-            <w:tcW w:type="dxa" w:w="1080"/>
+            <w:tcW w:type="dxa" w:w="900"/>
           </w:tcPr>
           <w:p>
             <w:r/>
@@ -987,7 +998,7 @@
         </w:tc>
         <w:tc>
           <w:tcPr>
-            <w:tcW w:type="dxa" w:w="1080"/>
+            <w:tcW w:type="dxa" w:w="1100"/>
           </w:tcPr>
           <w:p>
             <w:r/>
@@ -1002,7 +1013,7 @@
         </w:tc>
         <w:tc>
           <w:tcPr>
-            <w:tcW w:type="dxa" w:w="1080"/>
+            <w:tcW w:type="dxa" w:w="3000"/>
           </w:tcPr>
           <w:p>
             <w:r/>
@@ -1017,7 +1028,7 @@
         </w:tc>
         <w:tc>
           <w:tcPr>
-            <w:tcW w:type="dxa" w:w="1080"/>
+            <w:tcW w:type="dxa" w:w="1500"/>
           </w:tcPr>
           <w:p>
             <w:r/>
@@ -1031,7 +1042,7 @@
         </w:tc>
         <w:tc>
           <w:tcPr>
-            <w:tcW w:type="dxa" w:w="1080"/>
+            <w:tcW w:type="dxa" w:w="1800"/>
           </w:tcPr>
           <w:p>
             <w:r/>
@@ -1069,22 +1080,23 @@
       <w:tblPr>
         <w:tblStyle w:val="LightGrid-Accent1"/>
         <w:tblW w:type="auto" w:w="0"/>
+        <w:tblLayout w:type="fixed"/>
         <w:tblLook w:firstColumn="1" w:firstRow="1" w:lastColumn="0" w:lastRow="0" w:noHBand="0" w:noVBand="1" w:val="04A0"/>
       </w:tblPr>
       <w:tblGrid>
-        <w:gridCol w:w="1080"/>
-        <w:gridCol w:w="1080"/>
-        <w:gridCol w:w="1080"/>
-        <w:gridCol w:w="1080"/>
-        <w:gridCol w:w="1080"/>
-        <w:gridCol w:w="1080"/>
-        <w:gridCol w:w="1080"/>
-        <w:gridCol w:w="1080"/>
+        <w:gridCol w:w="1767"/>
+        <w:gridCol w:w="1767"/>
+        <w:gridCol w:w="1767"/>
+        <w:gridCol w:w="1767"/>
+        <w:gridCol w:w="1767"/>
+        <w:gridCol w:w="1767"/>
+        <w:gridCol w:w="1767"/>
+        <w:gridCol w:w="1767"/>
       </w:tblGrid>
       <w:tr>
         <w:tc>
           <w:tcPr>
-            <w:tcW w:type="dxa" w:w="1080"/>
+            <w:tcW w:type="dxa" w:w="800"/>
           </w:tcPr>
           <w:p>
             <w:r/>
@@ -1099,7 +1111,7 @@
         </w:tc>
         <w:tc>
           <w:tcPr>
-            <w:tcW w:type="dxa" w:w="1080"/>
+            <w:tcW w:type="dxa" w:w="1800"/>
           </w:tcPr>
           <w:p>
             <w:r/>
@@ -1114,7 +1126,7 @@
         </w:tc>
         <w:tc>
           <w:tcPr>
-            <w:tcW w:type="dxa" w:w="1080"/>
+            <w:tcW w:type="dxa" w:w="3000"/>
           </w:tcPr>
           <w:p>
             <w:r/>
@@ -1129,7 +1141,7 @@
         </w:tc>
         <w:tc>
           <w:tcPr>
-            <w:tcW w:type="dxa" w:w="1080"/>
+            <w:tcW w:type="dxa" w:w="900"/>
           </w:tcPr>
           <w:p>
             <w:r/>
@@ -1144,7 +1156,7 @@
         </w:tc>
         <w:tc>
           <w:tcPr>
-            <w:tcW w:type="dxa" w:w="1080"/>
+            <w:tcW w:type="dxa" w:w="1100"/>
           </w:tcPr>
           <w:p>
             <w:r/>
@@ -1159,7 +1171,7 @@
         </w:tc>
         <w:tc>
           <w:tcPr>
-            <w:tcW w:type="dxa" w:w="1080"/>
+            <w:tcW w:type="dxa" w:w="3000"/>
           </w:tcPr>
           <w:p>
             <w:r/>
@@ -1174,7 +1186,7 @@
         </w:tc>
         <w:tc>
           <w:tcPr>
-            <w:tcW w:type="dxa" w:w="1080"/>
+            <w:tcW w:type="dxa" w:w="1500"/>
           </w:tcPr>
           <w:p>
             <w:r/>
@@ -1189,7 +1201,7 @@
         </w:tc>
         <w:tc>
           <w:tcPr>
-            <w:tcW w:type="dxa" w:w="1080"/>
+            <w:tcW w:type="dxa" w:w="1800"/>
           </w:tcPr>
           <w:p>
             <w:r/>
@@ -1206,7 +1218,7 @@
       <w:tr>
         <w:tc>
           <w:tcPr>
-            <w:tcW w:type="dxa" w:w="1080"/>
+            <w:tcW w:type="dxa" w:w="800"/>
           </w:tcPr>
           <w:p>
             <w:r/>
@@ -1221,7 +1233,7 @@
         </w:tc>
         <w:tc>
           <w:tcPr>
-            <w:tcW w:type="dxa" w:w="1080"/>
+            <w:tcW w:type="dxa" w:w="1800"/>
           </w:tcPr>
           <w:p>
             <w:r/>
@@ -1236,7 +1248,7 @@
         </w:tc>
         <w:tc>
           <w:tcPr>
-            <w:tcW w:type="dxa" w:w="1080"/>
+            <w:tcW w:type="dxa" w:w="3000"/>
           </w:tcPr>
           <w:p>
             <w:r/>
@@ -1251,7 +1263,7 @@
         </w:tc>
         <w:tc>
           <w:tcPr>
-            <w:tcW w:type="dxa" w:w="1080"/>
+            <w:tcW w:type="dxa" w:w="900"/>
           </w:tcPr>
           <w:p>
             <w:r/>
@@ -1266,7 +1278,7 @@
         </w:tc>
         <w:tc>
           <w:tcPr>
-            <w:tcW w:type="dxa" w:w="1080"/>
+            <w:tcW w:type="dxa" w:w="1100"/>
           </w:tcPr>
           <w:p>
             <w:r/>
@@ -1281,7 +1293,7 @@
         </w:tc>
         <w:tc>
           <w:tcPr>
-            <w:tcW w:type="dxa" w:w="1080"/>
+            <w:tcW w:type="dxa" w:w="3000"/>
           </w:tcPr>
           <w:p>
             <w:r/>
@@ -1296,7 +1308,7 @@
         </w:tc>
         <w:tc>
           <w:tcPr>
-            <w:tcW w:type="dxa" w:w="1080"/>
+            <w:tcW w:type="dxa" w:w="1500"/>
           </w:tcPr>
           <w:p>
             <w:r/>
@@ -1310,7 +1322,7 @@
         </w:tc>
         <w:tc>
           <w:tcPr>
-            <w:tcW w:type="dxa" w:w="1080"/>
+            <w:tcW w:type="dxa" w:w="1800"/>
           </w:tcPr>
           <w:p>
             <w:r/>
@@ -1348,22 +1360,23 @@
       <w:tblPr>
         <w:tblStyle w:val="LightGrid-Accent1"/>
         <w:tblW w:type="auto" w:w="0"/>
+        <w:tblLayout w:type="fixed"/>
         <w:tblLook w:firstColumn="1" w:firstRow="1" w:lastColumn="0" w:lastRow="0" w:noHBand="0" w:noVBand="1" w:val="04A0"/>
       </w:tblPr>
       <w:tblGrid>
-        <w:gridCol w:w="1080"/>
-        <w:gridCol w:w="1080"/>
-        <w:gridCol w:w="1080"/>
-        <w:gridCol w:w="1080"/>
-        <w:gridCol w:w="1080"/>
-        <w:gridCol w:w="1080"/>
-        <w:gridCol w:w="1080"/>
-        <w:gridCol w:w="1080"/>
+        <w:gridCol w:w="1767"/>
+        <w:gridCol w:w="1767"/>
+        <w:gridCol w:w="1767"/>
+        <w:gridCol w:w="1767"/>
+        <w:gridCol w:w="1767"/>
+        <w:gridCol w:w="1767"/>
+        <w:gridCol w:w="1767"/>
+        <w:gridCol w:w="1767"/>
       </w:tblGrid>
       <w:tr>
         <w:tc>
           <w:tcPr>
-            <w:tcW w:type="dxa" w:w="1080"/>
+            <w:tcW w:type="dxa" w:w="800"/>
           </w:tcPr>
           <w:p>
             <w:r/>
@@ -1378,7 +1391,7 @@
         </w:tc>
         <w:tc>
           <w:tcPr>
-            <w:tcW w:type="dxa" w:w="1080"/>
+            <w:tcW w:type="dxa" w:w="1800"/>
           </w:tcPr>
           <w:p>
             <w:r/>
@@ -1393,7 +1406,7 @@
         </w:tc>
         <w:tc>
           <w:tcPr>
-            <w:tcW w:type="dxa" w:w="1080"/>
+            <w:tcW w:type="dxa" w:w="3000"/>
           </w:tcPr>
           <w:p>
             <w:r/>
@@ -1408,7 +1421,7 @@
         </w:tc>
         <w:tc>
           <w:tcPr>
-            <w:tcW w:type="dxa" w:w="1080"/>
+            <w:tcW w:type="dxa" w:w="900"/>
           </w:tcPr>
           <w:p>
             <w:r/>
@@ -1423,7 +1436,7 @@
         </w:tc>
         <w:tc>
           <w:tcPr>
-            <w:tcW w:type="dxa" w:w="1080"/>
+            <w:tcW w:type="dxa" w:w="1100"/>
           </w:tcPr>
           <w:p>
             <w:r/>
@@ -1438,7 +1451,7 @@
         </w:tc>
         <w:tc>
           <w:tcPr>
-            <w:tcW w:type="dxa" w:w="1080"/>
+            <w:tcW w:type="dxa" w:w="3000"/>
           </w:tcPr>
           <w:p>
             <w:r/>
@@ -1453,7 +1466,7 @@
         </w:tc>
         <w:tc>
           <w:tcPr>
-            <w:tcW w:type="dxa" w:w="1080"/>
+            <w:tcW w:type="dxa" w:w="1500"/>
           </w:tcPr>
           <w:p>
             <w:r/>
@@ -1468,7 +1481,7 @@
         </w:tc>
         <w:tc>
           <w:tcPr>
-            <w:tcW w:type="dxa" w:w="1080"/>
+            <w:tcW w:type="dxa" w:w="1800"/>
           </w:tcPr>
           <w:p>
             <w:r/>
@@ -1485,7 +1498,7 @@
       <w:tr>
         <w:tc>
           <w:tcPr>
-            <w:tcW w:type="dxa" w:w="1080"/>
+            <w:tcW w:type="dxa" w:w="800"/>
           </w:tcPr>
           <w:p>
             <w:r/>
@@ -1500,7 +1513,7 @@
         </w:tc>
         <w:tc>
           <w:tcPr>
-            <w:tcW w:type="dxa" w:w="1080"/>
+            <w:tcW w:type="dxa" w:w="1800"/>
           </w:tcPr>
           <w:p>
             <w:r/>
@@ -1515,7 +1528,7 @@
         </w:tc>
         <w:tc>
           <w:tcPr>
-            <w:tcW w:type="dxa" w:w="1080"/>
+            <w:tcW w:type="dxa" w:w="3000"/>
           </w:tcPr>
           <w:p>
             <w:r/>
@@ -1530,7 +1543,7 @@
         </w:tc>
         <w:tc>
           <w:tcPr>
-            <w:tcW w:type="dxa" w:w="1080"/>
+            <w:tcW w:type="dxa" w:w="900"/>
           </w:tcPr>
           <w:p>
             <w:r/>
@@ -1545,7 +1558,7 @@
         </w:tc>
         <w:tc>
           <w:tcPr>
-            <w:tcW w:type="dxa" w:w="1080"/>
+            <w:tcW w:type="dxa" w:w="1100"/>
           </w:tcPr>
           <w:p>
             <w:r/>
@@ -1560,7 +1573,7 @@
         </w:tc>
         <w:tc>
           <w:tcPr>
-            <w:tcW w:type="dxa" w:w="1080"/>
+            <w:tcW w:type="dxa" w:w="3000"/>
           </w:tcPr>
           <w:p>
             <w:r/>
@@ -1575,7 +1588,7 @@
         </w:tc>
         <w:tc>
           <w:tcPr>
-            <w:tcW w:type="dxa" w:w="1080"/>
+            <w:tcW w:type="dxa" w:w="1500"/>
           </w:tcPr>
           <w:p>
             <w:r/>
@@ -1589,7 +1602,7 @@
         </w:tc>
         <w:tc>
           <w:tcPr>
-            <w:tcW w:type="dxa" w:w="1080"/>
+            <w:tcW w:type="dxa" w:w="1800"/>
           </w:tcPr>
           <w:p>
             <w:r/>
@@ -1627,22 +1640,23 @@
       <w:tblPr>
         <w:tblStyle w:val="LightGrid-Accent1"/>
         <w:tblW w:type="auto" w:w="0"/>
+        <w:tblLayout w:type="fixed"/>
         <w:tblLook w:firstColumn="1" w:firstRow="1" w:lastColumn="0" w:lastRow="0" w:noHBand="0" w:noVBand="1" w:val="04A0"/>
       </w:tblPr>
       <w:tblGrid>
-        <w:gridCol w:w="1080"/>
-        <w:gridCol w:w="1080"/>
-        <w:gridCol w:w="1080"/>
-        <w:gridCol w:w="1080"/>
-        <w:gridCol w:w="1080"/>
-        <w:gridCol w:w="1080"/>
-        <w:gridCol w:w="1080"/>
-        <w:gridCol w:w="1080"/>
+        <w:gridCol w:w="1767"/>
+        <w:gridCol w:w="1767"/>
+        <w:gridCol w:w="1767"/>
+        <w:gridCol w:w="1767"/>
+        <w:gridCol w:w="1767"/>
+        <w:gridCol w:w="1767"/>
+        <w:gridCol w:w="1767"/>
+        <w:gridCol w:w="1767"/>
       </w:tblGrid>
       <w:tr>
         <w:tc>
           <w:tcPr>
-            <w:tcW w:type="dxa" w:w="1080"/>
+            <w:tcW w:type="dxa" w:w="800"/>
           </w:tcPr>
           <w:p>
             <w:r/>
@@ -1657,7 +1671,7 @@
         </w:tc>
         <w:tc>
           <w:tcPr>
-            <w:tcW w:type="dxa" w:w="1080"/>
+            <w:tcW w:type="dxa" w:w="1800"/>
           </w:tcPr>
           <w:p>
             <w:r/>
@@ -1672,7 +1686,7 @@
         </w:tc>
         <w:tc>
           <w:tcPr>
-            <w:tcW w:type="dxa" w:w="1080"/>
+            <w:tcW w:type="dxa" w:w="3000"/>
           </w:tcPr>
           <w:p>
             <w:r/>
@@ -1687,7 +1701,7 @@
         </w:tc>
         <w:tc>
           <w:tcPr>
-            <w:tcW w:type="dxa" w:w="1080"/>
+            <w:tcW w:type="dxa" w:w="900"/>
           </w:tcPr>
           <w:p>
             <w:r/>
@@ -1702,7 +1716,7 @@
         </w:tc>
         <w:tc>
           <w:tcPr>
-            <w:tcW w:type="dxa" w:w="1080"/>
+            <w:tcW w:type="dxa" w:w="1100"/>
           </w:tcPr>
           <w:p>
             <w:r/>
@@ -1717,7 +1731,7 @@
         </w:tc>
         <w:tc>
           <w:tcPr>
-            <w:tcW w:type="dxa" w:w="1080"/>
+            <w:tcW w:type="dxa" w:w="3000"/>
           </w:tcPr>
           <w:p>
             <w:r/>
@@ -1732,7 +1746,7 @@
         </w:tc>
         <w:tc>
           <w:tcPr>
-            <w:tcW w:type="dxa" w:w="1080"/>
+            <w:tcW w:type="dxa" w:w="1500"/>
           </w:tcPr>
           <w:p>
             <w:r/>
@@ -1747,7 +1761,7 @@
         </w:tc>
         <w:tc>
           <w:tcPr>
-            <w:tcW w:type="dxa" w:w="1080"/>
+            <w:tcW w:type="dxa" w:w="1800"/>
           </w:tcPr>
           <w:p>
             <w:r/>
@@ -1764,7 +1778,7 @@
       <w:tr>
         <w:tc>
           <w:tcPr>
-            <w:tcW w:type="dxa" w:w="1080"/>
+            <w:tcW w:type="dxa" w:w="800"/>
           </w:tcPr>
           <w:p>
             <w:r/>
@@ -1779,7 +1793,7 @@
         </w:tc>
         <w:tc>
           <w:tcPr>
-            <w:tcW w:type="dxa" w:w="1080"/>
+            <w:tcW w:type="dxa" w:w="1800"/>
           </w:tcPr>
           <w:p>
             <w:r/>
@@ -1794,7 +1808,7 @@
         </w:tc>
         <w:tc>
           <w:tcPr>
-            <w:tcW w:type="dxa" w:w="1080"/>
+            <w:tcW w:type="dxa" w:w="3000"/>
           </w:tcPr>
           <w:p>
             <w:r/>
@@ -1809,7 +1823,7 @@
         </w:tc>
         <w:tc>
           <w:tcPr>
-            <w:tcW w:type="dxa" w:w="1080"/>
+            <w:tcW w:type="dxa" w:w="900"/>
           </w:tcPr>
           <w:p>
             <w:r/>
@@ -1824,7 +1838,7 @@
         </w:tc>
         <w:tc>
           <w:tcPr>
-            <w:tcW w:type="dxa" w:w="1080"/>
+            <w:tcW w:type="dxa" w:w="1100"/>
           </w:tcPr>
           <w:p>
             <w:r/>
@@ -1839,7 +1853,7 @@
         </w:tc>
         <w:tc>
           <w:tcPr>
-            <w:tcW w:type="dxa" w:w="1080"/>
+            <w:tcW w:type="dxa" w:w="3000"/>
           </w:tcPr>
           <w:p>
             <w:r/>
@@ -1854,7 +1868,7 @@
         </w:tc>
         <w:tc>
           <w:tcPr>
-            <w:tcW w:type="dxa" w:w="1080"/>
+            <w:tcW w:type="dxa" w:w="1500"/>
           </w:tcPr>
           <w:p>
             <w:r/>
@@ -1868,7 +1882,7 @@
         </w:tc>
         <w:tc>
           <w:tcPr>
-            <w:tcW w:type="dxa" w:w="1080"/>
+            <w:tcW w:type="dxa" w:w="1800"/>
           </w:tcPr>
           <w:p>
             <w:r/>
@@ -1906,22 +1920,23 @@
       <w:tblPr>
         <w:tblStyle w:val="LightGrid-Accent1"/>
         <w:tblW w:type="auto" w:w="0"/>
+        <w:tblLayout w:type="fixed"/>
         <w:tblLook w:firstColumn="1" w:firstRow="1" w:lastColumn="0" w:lastRow="0" w:noHBand="0" w:noVBand="1" w:val="04A0"/>
       </w:tblPr>
       <w:tblGrid>
-        <w:gridCol w:w="1080"/>
-        <w:gridCol w:w="1080"/>
-        <w:gridCol w:w="1080"/>
-        <w:gridCol w:w="1080"/>
-        <w:gridCol w:w="1080"/>
-        <w:gridCol w:w="1080"/>
-        <w:gridCol w:w="1080"/>
-        <w:gridCol w:w="1080"/>
+        <w:gridCol w:w="1767"/>
+        <w:gridCol w:w="1767"/>
+        <w:gridCol w:w="1767"/>
+        <w:gridCol w:w="1767"/>
+        <w:gridCol w:w="1767"/>
+        <w:gridCol w:w="1767"/>
+        <w:gridCol w:w="1767"/>
+        <w:gridCol w:w="1767"/>
       </w:tblGrid>
       <w:tr>
         <w:tc>
           <w:tcPr>
-            <w:tcW w:type="dxa" w:w="1080"/>
+            <w:tcW w:type="dxa" w:w="800"/>
           </w:tcPr>
           <w:p>
             <w:r/>
@@ -1936,7 +1951,7 @@
         </w:tc>
         <w:tc>
           <w:tcPr>
-            <w:tcW w:type="dxa" w:w="1080"/>
+            <w:tcW w:type="dxa" w:w="1800"/>
           </w:tcPr>
           <w:p>
             <w:r/>
@@ -1951,7 +1966,7 @@
         </w:tc>
         <w:tc>
           <w:tcPr>
-            <w:tcW w:type="dxa" w:w="1080"/>
+            <w:tcW w:type="dxa" w:w="3000"/>
           </w:tcPr>
           <w:p>
             <w:r/>
@@ -1966,7 +1981,7 @@
         </w:tc>
         <w:tc>
           <w:tcPr>
-            <w:tcW w:type="dxa" w:w="1080"/>
+            <w:tcW w:type="dxa" w:w="900"/>
           </w:tcPr>
           <w:p>
             <w:r/>
@@ -1981,7 +1996,7 @@
         </w:tc>
         <w:tc>
           <w:tcPr>
-            <w:tcW w:type="dxa" w:w="1080"/>
+            <w:tcW w:type="dxa" w:w="1100"/>
           </w:tcPr>
           <w:p>
             <w:r/>
@@ -1996,7 +2011,7 @@
         </w:tc>
         <w:tc>
           <w:tcPr>
-            <w:tcW w:type="dxa" w:w="1080"/>
+            <w:tcW w:type="dxa" w:w="3000"/>
           </w:tcPr>
           <w:p>
             <w:r/>
@@ -2011,7 +2026,7 @@
         </w:tc>
         <w:tc>
           <w:tcPr>
-            <w:tcW w:type="dxa" w:w="1080"/>
+            <w:tcW w:type="dxa" w:w="1500"/>
           </w:tcPr>
           <w:p>
             <w:r/>
@@ -2026,7 +2041,7 @@
         </w:tc>
         <w:tc>
           <w:tcPr>
-            <w:tcW w:type="dxa" w:w="1080"/>
+            <w:tcW w:type="dxa" w:w="1800"/>
           </w:tcPr>
           <w:p>
             <w:r/>
@@ -2043,7 +2058,7 @@
       <w:tr>
         <w:tc>
           <w:tcPr>
-            <w:tcW w:type="dxa" w:w="1080"/>
+            <w:tcW w:type="dxa" w:w="800"/>
           </w:tcPr>
           <w:p>
             <w:r/>
@@ -2058,7 +2073,7 @@
         </w:tc>
         <w:tc>
           <w:tcPr>
-            <w:tcW w:type="dxa" w:w="1080"/>
+            <w:tcW w:type="dxa" w:w="1800"/>
           </w:tcPr>
           <w:p>
             <w:r/>
@@ -2073,7 +2088,7 @@
         </w:tc>
         <w:tc>
           <w:tcPr>
-            <w:tcW w:type="dxa" w:w="1080"/>
+            <w:tcW w:type="dxa" w:w="3000"/>
           </w:tcPr>
           <w:p>
             <w:r/>
@@ -2088,7 +2103,7 @@
         </w:tc>
         <w:tc>
           <w:tcPr>
-            <w:tcW w:type="dxa" w:w="1080"/>
+            <w:tcW w:type="dxa" w:w="900"/>
           </w:tcPr>
           <w:p>
             <w:r/>
@@ -2103,7 +2118,7 @@
         </w:tc>
         <w:tc>
           <w:tcPr>
-            <w:tcW w:type="dxa" w:w="1080"/>
+            <w:tcW w:type="dxa" w:w="1100"/>
           </w:tcPr>
           <w:p>
             <w:r/>
@@ -2118,7 +2133,7 @@
         </w:tc>
         <w:tc>
           <w:tcPr>
-            <w:tcW w:type="dxa" w:w="1080"/>
+            <w:tcW w:type="dxa" w:w="3000"/>
           </w:tcPr>
           <w:p>
             <w:r/>
@@ -2133,7 +2148,7 @@
         </w:tc>
         <w:tc>
           <w:tcPr>
-            <w:tcW w:type="dxa" w:w="1080"/>
+            <w:tcW w:type="dxa" w:w="1500"/>
           </w:tcPr>
           <w:p>
             <w:r/>
@@ -2147,7 +2162,7 @@
         </w:tc>
         <w:tc>
           <w:tcPr>
-            <w:tcW w:type="dxa" w:w="1080"/>
+            <w:tcW w:type="dxa" w:w="1800"/>
           </w:tcPr>
           <w:p>
             <w:r/>
@@ -2163,7 +2178,7 @@
       <w:tr>
         <w:tc>
           <w:tcPr>
-            <w:tcW w:type="dxa" w:w="1080"/>
+            <w:tcW w:type="dxa" w:w="800"/>
           </w:tcPr>
           <w:p>
             <w:r/>
@@ -2178,7 +2193,7 @@
         </w:tc>
         <w:tc>
           <w:tcPr>
-            <w:tcW w:type="dxa" w:w="1080"/>
+            <w:tcW w:type="dxa" w:w="1800"/>
           </w:tcPr>
           <w:p>
             <w:r/>
@@ -2193,7 +2208,7 @@
         </w:tc>
         <w:tc>
           <w:tcPr>
-            <w:tcW w:type="dxa" w:w="1080"/>
+            <w:tcW w:type="dxa" w:w="3000"/>
           </w:tcPr>
           <w:p>
             <w:r/>
@@ -2208,7 +2223,7 @@
         </w:tc>
         <w:tc>
           <w:tcPr>
-            <w:tcW w:type="dxa" w:w="1080"/>
+            <w:tcW w:type="dxa" w:w="900"/>
           </w:tcPr>
           <w:p>
             <w:r/>
@@ -2223,7 +2238,7 @@
         </w:tc>
         <w:tc>
           <w:tcPr>
-            <w:tcW w:type="dxa" w:w="1080"/>
+            <w:tcW w:type="dxa" w:w="1100"/>
           </w:tcPr>
           <w:p>
             <w:r/>
@@ -2238,7 +2253,7 @@
         </w:tc>
         <w:tc>
           <w:tcPr>
-            <w:tcW w:type="dxa" w:w="1080"/>
+            <w:tcW w:type="dxa" w:w="3000"/>
           </w:tcPr>
           <w:p>
             <w:r/>
@@ -2253,7 +2268,7 @@
         </w:tc>
         <w:tc>
           <w:tcPr>
-            <w:tcW w:type="dxa" w:w="1080"/>
+            <w:tcW w:type="dxa" w:w="1500"/>
           </w:tcPr>
           <w:p>
             <w:r/>
@@ -2267,7 +2282,7 @@
         </w:tc>
         <w:tc>
           <w:tcPr>
-            <w:tcW w:type="dxa" w:w="1080"/>
+            <w:tcW w:type="dxa" w:w="1800"/>
           </w:tcPr>
           <w:p>
             <w:r/>
@@ -2283,7 +2298,7 @@
       <w:tr>
         <w:tc>
           <w:tcPr>
-            <w:tcW w:type="dxa" w:w="1080"/>
+            <w:tcW w:type="dxa" w:w="800"/>
           </w:tcPr>
           <w:p>
             <w:r/>
@@ -2298,7 +2313,7 @@
         </w:tc>
         <w:tc>
           <w:tcPr>
-            <w:tcW w:type="dxa" w:w="1080"/>
+            <w:tcW w:type="dxa" w:w="1800"/>
           </w:tcPr>
           <w:p>
             <w:r/>
@@ -2313,7 +2328,7 @@
         </w:tc>
         <w:tc>
           <w:tcPr>
-            <w:tcW w:type="dxa" w:w="1080"/>
+            <w:tcW w:type="dxa" w:w="3000"/>
           </w:tcPr>
           <w:p>
             <w:r/>
@@ -2328,7 +2343,7 @@
         </w:tc>
         <w:tc>
           <w:tcPr>
-            <w:tcW w:type="dxa" w:w="1080"/>
+            <w:tcW w:type="dxa" w:w="900"/>
           </w:tcPr>
           <w:p>
             <w:r/>
@@ -2343,7 +2358,7 @@
         </w:tc>
         <w:tc>
           <w:tcPr>
-            <w:tcW w:type="dxa" w:w="1080"/>
+            <w:tcW w:type="dxa" w:w="1100"/>
           </w:tcPr>
           <w:p>
             <w:r/>
@@ -2358,7 +2373,7 @@
         </w:tc>
         <w:tc>
           <w:tcPr>
-            <w:tcW w:type="dxa" w:w="1080"/>
+            <w:tcW w:type="dxa" w:w="3000"/>
           </w:tcPr>
           <w:p>
             <w:r/>
@@ -2373,7 +2388,7 @@
         </w:tc>
         <w:tc>
           <w:tcPr>
-            <w:tcW w:type="dxa" w:w="1080"/>
+            <w:tcW w:type="dxa" w:w="1500"/>
           </w:tcPr>
           <w:p>
             <w:r/>
@@ -2387,7 +2402,7 @@
         </w:tc>
         <w:tc>
           <w:tcPr>
-            <w:tcW w:type="dxa" w:w="1080"/>
+            <w:tcW w:type="dxa" w:w="1800"/>
           </w:tcPr>
           <w:p>
             <w:r/>
@@ -2425,22 +2440,23 @@
       <w:tblPr>
         <w:tblStyle w:val="LightGrid-Accent1"/>
         <w:tblW w:type="auto" w:w="0"/>
+        <w:tblLayout w:type="fixed"/>
         <w:tblLook w:firstColumn="1" w:firstRow="1" w:lastColumn="0" w:lastRow="0" w:noHBand="0" w:noVBand="1" w:val="04A0"/>
       </w:tblPr>
       <w:tblGrid>
-        <w:gridCol w:w="1080"/>
-        <w:gridCol w:w="1080"/>
-        <w:gridCol w:w="1080"/>
-        <w:gridCol w:w="1080"/>
-        <w:gridCol w:w="1080"/>
-        <w:gridCol w:w="1080"/>
-        <w:gridCol w:w="1080"/>
-        <w:gridCol w:w="1080"/>
+        <w:gridCol w:w="1767"/>
+        <w:gridCol w:w="1767"/>
+        <w:gridCol w:w="1767"/>
+        <w:gridCol w:w="1767"/>
+        <w:gridCol w:w="1767"/>
+        <w:gridCol w:w="1767"/>
+        <w:gridCol w:w="1767"/>
+        <w:gridCol w:w="1767"/>
       </w:tblGrid>
       <w:tr>
         <w:tc>
           <w:tcPr>
-            <w:tcW w:type="dxa" w:w="1080"/>
+            <w:tcW w:type="dxa" w:w="800"/>
           </w:tcPr>
           <w:p>
             <w:r/>
@@ -2455,7 +2471,7 @@
         </w:tc>
         <w:tc>
           <w:tcPr>
-            <w:tcW w:type="dxa" w:w="1080"/>
+            <w:tcW w:type="dxa" w:w="1800"/>
           </w:tcPr>
           <w:p>
             <w:r/>
@@ -2470,7 +2486,7 @@
         </w:tc>
         <w:tc>
           <w:tcPr>
-            <w:tcW w:type="dxa" w:w="1080"/>
+            <w:tcW w:type="dxa" w:w="3000"/>
           </w:tcPr>
           <w:p>
             <w:r/>
@@ -2485,7 +2501,7 @@
         </w:tc>
         <w:tc>
           <w:tcPr>
-            <w:tcW w:type="dxa" w:w="1080"/>
+            <w:tcW w:type="dxa" w:w="900"/>
           </w:tcPr>
           <w:p>
             <w:r/>
@@ -2500,7 +2516,7 @@
         </w:tc>
         <w:tc>
           <w:tcPr>
-            <w:tcW w:type="dxa" w:w="1080"/>
+            <w:tcW w:type="dxa" w:w="1100"/>
           </w:tcPr>
           <w:p>
             <w:r/>
@@ -2515,7 +2531,7 @@
         </w:tc>
         <w:tc>
           <w:tcPr>
-            <w:tcW w:type="dxa" w:w="1080"/>
+            <w:tcW w:type="dxa" w:w="3000"/>
           </w:tcPr>
           <w:p>
             <w:r/>
@@ -2530,7 +2546,7 @@
         </w:tc>
         <w:tc>
           <w:tcPr>
-            <w:tcW w:type="dxa" w:w="1080"/>
+            <w:tcW w:type="dxa" w:w="1500"/>
           </w:tcPr>
           <w:p>
             <w:r/>
@@ -2545,7 +2561,7 @@
         </w:tc>
         <w:tc>
           <w:tcPr>
-            <w:tcW w:type="dxa" w:w="1080"/>
+            <w:tcW w:type="dxa" w:w="1800"/>
           </w:tcPr>
           <w:p>
             <w:r/>
@@ -2562,7 +2578,7 @@
       <w:tr>
         <w:tc>
           <w:tcPr>
-            <w:tcW w:type="dxa" w:w="1080"/>
+            <w:tcW w:type="dxa" w:w="800"/>
           </w:tcPr>
           <w:p>
             <w:r/>
@@ -2577,7 +2593,7 @@
         </w:tc>
         <w:tc>
           <w:tcPr>
-            <w:tcW w:type="dxa" w:w="1080"/>
+            <w:tcW w:type="dxa" w:w="1800"/>
           </w:tcPr>
           <w:p>
             <w:r/>
@@ -2592,7 +2608,7 @@
         </w:tc>
         <w:tc>
           <w:tcPr>
-            <w:tcW w:type="dxa" w:w="1080"/>
+            <w:tcW w:type="dxa" w:w="3000"/>
           </w:tcPr>
           <w:p>
             <w:r/>
@@ -2607,7 +2623,7 @@
         </w:tc>
         <w:tc>
           <w:tcPr>
-            <w:tcW w:type="dxa" w:w="1080"/>
+            <w:tcW w:type="dxa" w:w="900"/>
           </w:tcPr>
           <w:p>
             <w:r/>
@@ -2622,7 +2638,7 @@
         </w:tc>
         <w:tc>
           <w:tcPr>
-            <w:tcW w:type="dxa" w:w="1080"/>
+            <w:tcW w:type="dxa" w:w="1100"/>
           </w:tcPr>
           <w:p>
             <w:r/>
@@ -2637,7 +2653,7 @@
         </w:tc>
         <w:tc>
           <w:tcPr>
-            <w:tcW w:type="dxa" w:w="1080"/>
+            <w:tcW w:type="dxa" w:w="3000"/>
           </w:tcPr>
           <w:p>
             <w:r/>
@@ -2652,7 +2668,7 @@
         </w:tc>
         <w:tc>
           <w:tcPr>
-            <w:tcW w:type="dxa" w:w="1080"/>
+            <w:tcW w:type="dxa" w:w="1500"/>
           </w:tcPr>
           <w:p>
             <w:r/>
@@ -2666,7 +2682,7 @@
         </w:tc>
         <w:tc>
           <w:tcPr>
-            <w:tcW w:type="dxa" w:w="1080"/>
+            <w:tcW w:type="dxa" w:w="1800"/>
           </w:tcPr>
           <w:p>
             <w:r/>
@@ -2704,22 +2720,23 @@
       <w:tblPr>
         <w:tblStyle w:val="LightGrid-Accent1"/>
         <w:tblW w:type="auto" w:w="0"/>
+        <w:tblLayout w:type="fixed"/>
         <w:tblLook w:firstColumn="1" w:firstRow="1" w:lastColumn="0" w:lastRow="0" w:noHBand="0" w:noVBand="1" w:val="04A0"/>
       </w:tblPr>
       <w:tblGrid>
-        <w:gridCol w:w="1080"/>
-        <w:gridCol w:w="1080"/>
-        <w:gridCol w:w="1080"/>
-        <w:gridCol w:w="1080"/>
-        <w:gridCol w:w="1080"/>
-        <w:gridCol w:w="1080"/>
-        <w:gridCol w:w="1080"/>
-        <w:gridCol w:w="1080"/>
+        <w:gridCol w:w="1767"/>
+        <w:gridCol w:w="1767"/>
+        <w:gridCol w:w="1767"/>
+        <w:gridCol w:w="1767"/>
+        <w:gridCol w:w="1767"/>
+        <w:gridCol w:w="1767"/>
+        <w:gridCol w:w="1767"/>
+        <w:gridCol w:w="1767"/>
       </w:tblGrid>
       <w:tr>
         <w:tc>
           <w:tcPr>
-            <w:tcW w:type="dxa" w:w="1080"/>
+            <w:tcW w:type="dxa" w:w="800"/>
           </w:tcPr>
           <w:p>
             <w:r/>
@@ -2734,7 +2751,7 @@
         </w:tc>
         <w:tc>
           <w:tcPr>
-            <w:tcW w:type="dxa" w:w="1080"/>
+            <w:tcW w:type="dxa" w:w="1800"/>
           </w:tcPr>
           <w:p>
             <w:r/>
@@ -2749,7 +2766,7 @@
         </w:tc>
         <w:tc>
           <w:tcPr>
-            <w:tcW w:type="dxa" w:w="1080"/>
+            <w:tcW w:type="dxa" w:w="3000"/>
           </w:tcPr>
           <w:p>
             <w:r/>
@@ -2764,7 +2781,7 @@
         </w:tc>
         <w:tc>
           <w:tcPr>
-            <w:tcW w:type="dxa" w:w="1080"/>
+            <w:tcW w:type="dxa" w:w="900"/>
           </w:tcPr>
           <w:p>
             <w:r/>
@@ -2779,7 +2796,7 @@
         </w:tc>
         <w:tc>
           <w:tcPr>
-            <w:tcW w:type="dxa" w:w="1080"/>
+            <w:tcW w:type="dxa" w:w="1100"/>
           </w:tcPr>
           <w:p>
             <w:r/>
@@ -2794,7 +2811,7 @@
         </w:tc>
         <w:tc>
           <w:tcPr>
-            <w:tcW w:type="dxa" w:w="1080"/>
+            <w:tcW w:type="dxa" w:w="3000"/>
           </w:tcPr>
           <w:p>
             <w:r/>
@@ -2809,7 +2826,7 @@
         </w:tc>
         <w:tc>
           <w:tcPr>
-            <w:tcW w:type="dxa" w:w="1080"/>
+            <w:tcW w:type="dxa" w:w="1500"/>
           </w:tcPr>
           <w:p>
             <w:r/>
@@ -2824,7 +2841,7 @@
         </w:tc>
         <w:tc>
           <w:tcPr>
-            <w:tcW w:type="dxa" w:w="1080"/>
+            <w:tcW w:type="dxa" w:w="1800"/>
           </w:tcPr>
           <w:p>
             <w:r/>
@@ -2841,7 +2858,7 @@
       <w:tr>
         <w:tc>
           <w:tcPr>
-            <w:tcW w:type="dxa" w:w="1080"/>
+            <w:tcW w:type="dxa" w:w="800"/>
           </w:tcPr>
           <w:p>
             <w:r/>
@@ -2856,7 +2873,7 @@
         </w:tc>
         <w:tc>
           <w:tcPr>
-            <w:tcW w:type="dxa" w:w="1080"/>
+            <w:tcW w:type="dxa" w:w="1800"/>
           </w:tcPr>
           <w:p>
             <w:r/>
@@ -2871,7 +2888,7 @@
         </w:tc>
         <w:tc>
           <w:tcPr>
-            <w:tcW w:type="dxa" w:w="1080"/>
+            <w:tcW w:type="dxa" w:w="3000"/>
           </w:tcPr>
           <w:p>
             <w:r/>
@@ -2886,7 +2903,7 @@
         </w:tc>
         <w:tc>
           <w:tcPr>
-            <w:tcW w:type="dxa" w:w="1080"/>
+            <w:tcW w:type="dxa" w:w="900"/>
           </w:tcPr>
           <w:p>
             <w:r/>
@@ -2901,7 +2918,7 @@
         </w:tc>
         <w:tc>
           <w:tcPr>
-            <w:tcW w:type="dxa" w:w="1080"/>
+            <w:tcW w:type="dxa" w:w="1100"/>
           </w:tcPr>
           <w:p>
             <w:r/>
@@ -2916,7 +2933,7 @@
         </w:tc>
         <w:tc>
           <w:tcPr>
-            <w:tcW w:type="dxa" w:w="1080"/>
+            <w:tcW w:type="dxa" w:w="3000"/>
           </w:tcPr>
           <w:p>
             <w:r/>
@@ -2931,7 +2948,7 @@
         </w:tc>
         <w:tc>
           <w:tcPr>
-            <w:tcW w:type="dxa" w:w="1080"/>
+            <w:tcW w:type="dxa" w:w="1500"/>
           </w:tcPr>
           <w:p>
             <w:r/>
@@ -2945,7 +2962,7 @@
         </w:tc>
         <w:tc>
           <w:tcPr>
-            <w:tcW w:type="dxa" w:w="1080"/>
+            <w:tcW w:type="dxa" w:w="1800"/>
           </w:tcPr>
           <w:p>
             <w:r/>
@@ -2961,7 +2978,7 @@
       <w:tr>
         <w:tc>
           <w:tcPr>
-            <w:tcW w:type="dxa" w:w="1080"/>
+            <w:tcW w:type="dxa" w:w="800"/>
           </w:tcPr>
           <w:p>
             <w:r/>
@@ -2976,7 +2993,7 @@
         </w:tc>
         <w:tc>
           <w:tcPr>
-            <w:tcW w:type="dxa" w:w="1080"/>
+            <w:tcW w:type="dxa" w:w="1800"/>
           </w:tcPr>
           <w:p>
             <w:r/>
@@ -2991,7 +3008,7 @@
         </w:tc>
         <w:tc>
           <w:tcPr>
-            <w:tcW w:type="dxa" w:w="1080"/>
+            <w:tcW w:type="dxa" w:w="3000"/>
           </w:tcPr>
           <w:p>
             <w:r/>
@@ -3006,7 +3023,7 @@
         </w:tc>
         <w:tc>
           <w:tcPr>
-            <w:tcW w:type="dxa" w:w="1080"/>
+            <w:tcW w:type="dxa" w:w="900"/>
           </w:tcPr>
           <w:p>
             <w:r/>
@@ -3021,7 +3038,7 @@
         </w:tc>
         <w:tc>
           <w:tcPr>
-            <w:tcW w:type="dxa" w:w="1080"/>
+            <w:tcW w:type="dxa" w:w="1100"/>
           </w:tcPr>
           <w:p>
             <w:r/>
@@ -3036,7 +3053,7 @@
         </w:tc>
         <w:tc>
           <w:tcPr>
-            <w:tcW w:type="dxa" w:w="1080"/>
+            <w:tcW w:type="dxa" w:w="3000"/>
           </w:tcPr>
           <w:p>
             <w:r/>
@@ -3051,7 +3068,7 @@
         </w:tc>
         <w:tc>
           <w:tcPr>
-            <w:tcW w:type="dxa" w:w="1080"/>
+            <w:tcW w:type="dxa" w:w="1500"/>
           </w:tcPr>
           <w:p>
             <w:r/>
@@ -3065,7 +3082,7 @@
         </w:tc>
         <w:tc>
           <w:tcPr>
-            <w:tcW w:type="dxa" w:w="1080"/>
+            <w:tcW w:type="dxa" w:w="1800"/>
           </w:tcPr>
           <w:p>
             <w:r/>
@@ -3103,22 +3120,23 @@
       <w:tblPr>
         <w:tblStyle w:val="LightGrid-Accent1"/>
         <w:tblW w:type="auto" w:w="0"/>
+        <w:tblLayout w:type="fixed"/>
         <w:tblLook w:firstColumn="1" w:firstRow="1" w:lastColumn="0" w:lastRow="0" w:noHBand="0" w:noVBand="1" w:val="04A0"/>
       </w:tblPr>
       <w:tblGrid>
-        <w:gridCol w:w="1080"/>
-        <w:gridCol w:w="1080"/>
-        <w:gridCol w:w="1080"/>
-        <w:gridCol w:w="1080"/>
-        <w:gridCol w:w="1080"/>
-        <w:gridCol w:w="1080"/>
-        <w:gridCol w:w="1080"/>
-        <w:gridCol w:w="1080"/>
+        <w:gridCol w:w="1767"/>
+        <w:gridCol w:w="1767"/>
+        <w:gridCol w:w="1767"/>
+        <w:gridCol w:w="1767"/>
+        <w:gridCol w:w="1767"/>
+        <w:gridCol w:w="1767"/>
+        <w:gridCol w:w="1767"/>
+        <w:gridCol w:w="1767"/>
       </w:tblGrid>
       <w:tr>
         <w:tc>
           <w:tcPr>
-            <w:tcW w:type="dxa" w:w="1080"/>
+            <w:tcW w:type="dxa" w:w="800"/>
           </w:tcPr>
           <w:p>
             <w:r/>
@@ -3133,7 +3151,7 @@
         </w:tc>
         <w:tc>
           <w:tcPr>
-            <w:tcW w:type="dxa" w:w="1080"/>
+            <w:tcW w:type="dxa" w:w="1800"/>
           </w:tcPr>
           <w:p>
             <w:r/>
@@ -3148,7 +3166,7 @@
         </w:tc>
         <w:tc>
           <w:tcPr>
-            <w:tcW w:type="dxa" w:w="1080"/>
+            <w:tcW w:type="dxa" w:w="3000"/>
           </w:tcPr>
           <w:p>
             <w:r/>
@@ -3163,7 +3181,7 @@
         </w:tc>
         <w:tc>
           <w:tcPr>
-            <w:tcW w:type="dxa" w:w="1080"/>
+            <w:tcW w:type="dxa" w:w="900"/>
           </w:tcPr>
           <w:p>
             <w:r/>
@@ -3178,7 +3196,7 @@
         </w:tc>
         <w:tc>
           <w:tcPr>
-            <w:tcW w:type="dxa" w:w="1080"/>
+            <w:tcW w:type="dxa" w:w="1100"/>
           </w:tcPr>
           <w:p>
             <w:r/>
@@ -3193,7 +3211,7 @@
         </w:tc>
         <w:tc>
           <w:tcPr>
-            <w:tcW w:type="dxa" w:w="1080"/>
+            <w:tcW w:type="dxa" w:w="3000"/>
           </w:tcPr>
           <w:p>
             <w:r/>
@@ -3208,7 +3226,7 @@
         </w:tc>
         <w:tc>
           <w:tcPr>
-            <w:tcW w:type="dxa" w:w="1080"/>
+            <w:tcW w:type="dxa" w:w="1500"/>
           </w:tcPr>
           <w:p>
             <w:r/>
@@ -3223,7 +3241,7 @@
         </w:tc>
         <w:tc>
           <w:tcPr>
-            <w:tcW w:type="dxa" w:w="1080"/>
+            <w:tcW w:type="dxa" w:w="1800"/>
           </w:tcPr>
           <w:p>
             <w:r/>
@@ -3240,7 +3258,7 @@
       <w:tr>
         <w:tc>
           <w:tcPr>
-            <w:tcW w:type="dxa" w:w="1080"/>
+            <w:tcW w:type="dxa" w:w="800"/>
           </w:tcPr>
           <w:p>
             <w:r/>
@@ -3255,7 +3273,7 @@
         </w:tc>
         <w:tc>
           <w:tcPr>
-            <w:tcW w:type="dxa" w:w="1080"/>
+            <w:tcW w:type="dxa" w:w="1800"/>
           </w:tcPr>
           <w:p>
             <w:r/>
@@ -3270,7 +3288,7 @@
         </w:tc>
         <w:tc>
           <w:tcPr>
-            <w:tcW w:type="dxa" w:w="1080"/>
+            <w:tcW w:type="dxa" w:w="3000"/>
           </w:tcPr>
           <w:p>
             <w:r/>
@@ -3285,7 +3303,7 @@
         </w:tc>
         <w:tc>
           <w:tcPr>
-            <w:tcW w:type="dxa" w:w="1080"/>
+            <w:tcW w:type="dxa" w:w="900"/>
           </w:tcPr>
           <w:p>
             <w:r/>
@@ -3300,7 +3318,7 @@
         </w:tc>
         <w:tc>
           <w:tcPr>
-            <w:tcW w:type="dxa" w:w="1080"/>
+            <w:tcW w:type="dxa" w:w="1100"/>
           </w:tcPr>
           <w:p>
             <w:r/>
@@ -3315,7 +3333,7 @@
         </w:tc>
         <w:tc>
           <w:tcPr>
-            <w:tcW w:type="dxa" w:w="1080"/>
+            <w:tcW w:type="dxa" w:w="3000"/>
           </w:tcPr>
           <w:p>
             <w:r/>
@@ -3330,7 +3348,7 @@
         </w:tc>
         <w:tc>
           <w:tcPr>
-            <w:tcW w:type="dxa" w:w="1080"/>
+            <w:tcW w:type="dxa" w:w="1500"/>
           </w:tcPr>
           <w:p>
             <w:r/>
@@ -3344,7 +3362,7 @@
         </w:tc>
         <w:tc>
           <w:tcPr>
-            <w:tcW w:type="dxa" w:w="1080"/>
+            <w:tcW w:type="dxa" w:w="1800"/>
           </w:tcPr>
           <w:p>
             <w:r/>
@@ -3382,22 +3400,23 @@
       <w:tblPr>
         <w:tblStyle w:val="LightGrid-Accent1"/>
         <w:tblW w:type="auto" w:w="0"/>
+        <w:tblLayout w:type="fixed"/>
         <w:tblLook w:firstColumn="1" w:firstRow="1" w:lastColumn="0" w:lastRow="0" w:noHBand="0" w:noVBand="1" w:val="04A0"/>
       </w:tblPr>
       <w:tblGrid>
-        <w:gridCol w:w="1080"/>
-        <w:gridCol w:w="1080"/>
-        <w:gridCol w:w="1080"/>
-        <w:gridCol w:w="1080"/>
-        <w:gridCol w:w="1080"/>
-        <w:gridCol w:w="1080"/>
-        <w:gridCol w:w="1080"/>
-        <w:gridCol w:w="1080"/>
+        <w:gridCol w:w="1767"/>
+        <w:gridCol w:w="1767"/>
+        <w:gridCol w:w="1767"/>
+        <w:gridCol w:w="1767"/>
+        <w:gridCol w:w="1767"/>
+        <w:gridCol w:w="1767"/>
+        <w:gridCol w:w="1767"/>
+        <w:gridCol w:w="1767"/>
       </w:tblGrid>
       <w:tr>
         <w:tc>
           <w:tcPr>
-            <w:tcW w:type="dxa" w:w="1080"/>
+            <w:tcW w:type="dxa" w:w="800"/>
           </w:tcPr>
           <w:p>
             <w:r/>
@@ -3412,7 +3431,7 @@
         </w:tc>
         <w:tc>
           <w:tcPr>
-            <w:tcW w:type="dxa" w:w="1080"/>
+            <w:tcW w:type="dxa" w:w="1800"/>
           </w:tcPr>
           <w:p>
             <w:r/>
@@ -3427,7 +3446,7 @@
         </w:tc>
         <w:tc>
           <w:tcPr>
-            <w:tcW w:type="dxa" w:w="1080"/>
+            <w:tcW w:type="dxa" w:w="3000"/>
           </w:tcPr>
           <w:p>
             <w:r/>
@@ -3442,7 +3461,7 @@
         </w:tc>
         <w:tc>
           <w:tcPr>
-            <w:tcW w:type="dxa" w:w="1080"/>
+            <w:tcW w:type="dxa" w:w="900"/>
           </w:tcPr>
           <w:p>
             <w:r/>
@@ -3457,7 +3476,7 @@
         </w:tc>
         <w:tc>
           <w:tcPr>
-            <w:tcW w:type="dxa" w:w="1080"/>
+            <w:tcW w:type="dxa" w:w="1100"/>
           </w:tcPr>
           <w:p>
             <w:r/>
@@ -3472,7 +3491,7 @@
         </w:tc>
         <w:tc>
           <w:tcPr>
-            <w:tcW w:type="dxa" w:w="1080"/>
+            <w:tcW w:type="dxa" w:w="3000"/>
           </w:tcPr>
           <w:p>
             <w:r/>
@@ -3487,7 +3506,7 @@
         </w:tc>
         <w:tc>
           <w:tcPr>
-            <w:tcW w:type="dxa" w:w="1080"/>
+            <w:tcW w:type="dxa" w:w="1500"/>
           </w:tcPr>
           <w:p>
             <w:r/>
@@ -3502,7 +3521,7 @@
         </w:tc>
         <w:tc>
           <w:tcPr>
-            <w:tcW w:type="dxa" w:w="1080"/>
+            <w:tcW w:type="dxa" w:w="1800"/>
           </w:tcPr>
           <w:p>
             <w:r/>
@@ -3519,7 +3538,7 @@
       <w:tr>
         <w:tc>
           <w:tcPr>
-            <w:tcW w:type="dxa" w:w="1080"/>
+            <w:tcW w:type="dxa" w:w="800"/>
           </w:tcPr>
           <w:p>
             <w:r/>
@@ -3534,7 +3553,7 @@
         </w:tc>
         <w:tc>
           <w:tcPr>
-            <w:tcW w:type="dxa" w:w="1080"/>
+            <w:tcW w:type="dxa" w:w="1800"/>
           </w:tcPr>
           <w:p>
             <w:r/>
@@ -3549,7 +3568,7 @@
         </w:tc>
         <w:tc>
           <w:tcPr>
-            <w:tcW w:type="dxa" w:w="1080"/>
+            <w:tcW w:type="dxa" w:w="3000"/>
           </w:tcPr>
           <w:p>
             <w:r/>
@@ -3564,7 +3583,7 @@
         </w:tc>
         <w:tc>
           <w:tcPr>
-            <w:tcW w:type="dxa" w:w="1080"/>
+            <w:tcW w:type="dxa" w:w="900"/>
           </w:tcPr>
           <w:p>
             <w:r/>
@@ -3579,7 +3598,7 @@
         </w:tc>
         <w:tc>
           <w:tcPr>
-            <w:tcW w:type="dxa" w:w="1080"/>
+            <w:tcW w:type="dxa" w:w="1100"/>
           </w:tcPr>
           <w:p>
             <w:r/>
@@ -3594,7 +3613,7 @@
         </w:tc>
         <w:tc>
           <w:tcPr>
-            <w:tcW w:type="dxa" w:w="1080"/>
+            <w:tcW w:type="dxa" w:w="3000"/>
           </w:tcPr>
           <w:p>
             <w:r/>
@@ -3609,7 +3628,7 @@
         </w:tc>
         <w:tc>
           <w:tcPr>
-            <w:tcW w:type="dxa" w:w="1080"/>
+            <w:tcW w:type="dxa" w:w="1500"/>
           </w:tcPr>
           <w:p>
             <w:r/>
@@ -3623,7 +3642,7 @@
         </w:tc>
         <w:tc>
           <w:tcPr>
-            <w:tcW w:type="dxa" w:w="1080"/>
+            <w:tcW w:type="dxa" w:w="1800"/>
           </w:tcPr>
           <w:p>
             <w:r/>
@@ -3655,8 +3674,8 @@
       </w:r>
     </w:p>
     <w:sectPr>
-      <w:pgSz w:w="12240" w:h="15840"/>
-      <w:pgMar w:top="1440" w:right="1800" w:bottom="1440" w:left="1800" w:header="720" w:footer="720" w:gutter="0"/>
+      <w:pgSz w:w="15840" w:h="12240" w:orient="landscape"/>
+      <w:pgMar w:top="1440" w:right="850" w:bottom="1440" w:left="850" w:header="720" w:footer="720" w:gutter="0"/>
       <w:cols w:space="720"/>
       <w:docGrid w:linePitch="360"/>
     </w:sectPr>

--- a/pentru-editori/09-san/09-san.docx
+++ b/pentru-editori/09-san/09-san.docx
@@ -7,26 +7,47 @@
         <w:pStyle w:val="Heading1"/>
       </w:pPr>
       <w:r>
+        <w:t>Sân — pachet de review</w:t>
+      </w:r>
+    </w:p>
+    <w:p>
+      <w:pPr>
+        <w:spacing w:after="40"/>
+      </w:pPr>
+      <w:r>
         <w:rPr>
-          <w:color w:val="1C5D8C"/>
+          <w:b/>
+          <w:color w:val="555555"/>
+          <w:sz w:val="21"/>
         </w:rPr>
-        <w:t>Sân</w:t>
+        <w:t>Revizia ghidului de indicații radioimagistice aprobat în 2021 · document de lucru pentru editorul de capitol</w:t>
+      </w:r>
+    </w:p>
+    <w:p>
+      <w:pPr>
+        <w:spacing w:before="40" w:after="200"/>
+        <w:pBdr>
+          <w:bottom w:val="single" w:sz="6" w:space="1" w:color="1C5D8C"/>
+        </w:pBdr>
+      </w:pPr>
+    </w:p>
+    <w:p>
+      <w:r>
+        <w:t>Documentul cuprinde, pentru capitolul dumneavoastră: modificările deja aplicate (informativ), problemele rămase de decis, propunerile de conținut nou și duplicatele de rezolvat. Conținutul actual al capitolului nu este reprodus aici — vine din fișierul GHID.csv, transmis alături.</w:t>
+      </w:r>
+    </w:p>
+    <w:p>
+      <w:r>
+        <w:t>Vă rugăm să completați coloanele „Decizie” (Aprobat / Respins / Amânat) și „Comentariu” direct în tabele, fără să le modificați structura. Acolo unde o problemă are variante enumerate, este suficient să indicați varianta aleasă.</w:t>
       </w:r>
     </w:p>
     <w:p>
       <w:r>
         <w:rPr>
           <w:i/>
+          <w:color w:val="555555"/>
         </w:rPr>
-        <w:t>Vă rugăm să completați coloanele „Decizie” și „Comentariu” direct în tabele (Aprobat / Respins / Amânat), fără să modificați structura lor.</w:t>
-      </w:r>
-    </w:p>
-    <w:p>
-      <w:r>
-        <w:rPr>
-          <w:i/>
-        </w:rPr>
-        <w:t>Alăturat: GHID.csv, conținutul integral al ghidului, și „Decizii structurale comune”.</w:t>
+        <w:t>Transmise alături: GHID.csv — conținutul integral al ghidului — și memoul „Decizii structurale comune”, de citit înaintea acestui pachet.</w:t>
       </w:r>
     </w:p>
     <w:p>
@@ -34,10 +55,12 @@
         <w:pStyle w:val="Heading2"/>
       </w:pPr>
       <w:r>
-        <w:rPr>
-          <w:color w:val="1C5D8C"/>
-        </w:rPr>
-        <w:t>1. Modificări aplicate (informativ)</w:t>
+        <w:t>1. Modificări deja aplicate (informativ)</w:t>
+      </w:r>
+    </w:p>
+    <w:p>
+      <w:r>
+        <w:t>Nu necesită decizie; sunt listate pentru ca revizuirea capitolului să pornească de la starea curentă.</w:t>
       </w:r>
     </w:p>
     <w:p>
@@ -61,35 +84,45 @@
         <w:pStyle w:val="Heading2"/>
       </w:pPr>
       <w:r>
-        <w:rPr>
-          <w:color w:val="1C5D8C"/>
-        </w:rPr>
         <w:t>2. Probleme de decis</w:t>
       </w:r>
     </w:p>
     <w:tbl>
       <w:tblPr>
-        <w:tblStyle w:val="LightGrid-Accent1"/>
-        <w:tblW w:type="auto" w:w="0"/>
+        <w:tblStyle w:val="TableGrid"/>
+        <w:tblW w:type="dxa" w:w="15100"/>
         <w:tblLayout w:type="fixed"/>
         <w:tblLook w:firstColumn="1" w:firstRow="1" w:lastColumn="0" w:lastRow="0" w:noHBand="0" w:noVBand="1" w:val="04A0"/>
       </w:tblPr>
       <w:tblGrid>
-        <w:gridCol w:w="4713"/>
-        <w:gridCol w:w="4713"/>
-        <w:gridCol w:w="4713"/>
+        <w:gridCol w:w="8500"/>
+        <w:gridCol w:w="3000"/>
+        <w:gridCol w:w="3600"/>
       </w:tblGrid>
       <w:tr>
+        <w:trPr>
+          <w:tblHeader w:val="true"/>
+        </w:trPr>
         <w:tc>
           <w:tcPr>
-            <w:tcW w:type="dxa" w:w="8400"/>
+            <w:tcW w:type="dxa" w:w="8500"/>
+            <w:vAlign w:val="top"/>
+            <w:shd w:val="clear" w:fill="1C5D8C"/>
           </w:tcPr>
           <w:p>
-            <w:r/>
+            <w:pPr>
+              <w:spacing w:after="40" w:line="240" w:lineRule="auto"/>
+            </w:pPr>
+            <w:r>
+              <w:rPr>
+                <w:color w:val="FFFFFF"/>
+              </w:rPr>
+            </w:r>
             <w:r>
               <w:rPr>
                 <w:b/>
                 <w:i w:val="0"/>
+                <w:sz w:val="19"/>
               </w:rPr>
               <w:t>Problemă</w:t>
             </w:r>
@@ -97,14 +130,24 @@
         </w:tc>
         <w:tc>
           <w:tcPr>
-            <w:tcW w:type="dxa" w:w="2700"/>
+            <w:tcW w:type="dxa" w:w="3000"/>
+            <w:vAlign w:val="top"/>
+            <w:shd w:val="clear" w:fill="1C5D8C"/>
           </w:tcPr>
           <w:p>
-            <w:r/>
+            <w:pPr>
+              <w:spacing w:after="40" w:line="240" w:lineRule="auto"/>
+            </w:pPr>
+            <w:r>
+              <w:rPr>
+                <w:color w:val="FFFFFF"/>
+              </w:rPr>
+            </w:r>
             <w:r>
               <w:rPr>
                 <w:b/>
                 <w:i w:val="0"/>
+                <w:sz w:val="19"/>
               </w:rPr>
               <w:t>Decizie</w:t>
             </w:r>
@@ -112,14 +155,24 @@
         </w:tc>
         <w:tc>
           <w:tcPr>
-            <w:tcW w:type="dxa" w:w="2700"/>
+            <w:tcW w:type="dxa" w:w="3600"/>
+            <w:vAlign w:val="top"/>
+            <w:shd w:val="clear" w:fill="1C5D8C"/>
           </w:tcPr>
           <w:p>
-            <w:r/>
+            <w:pPr>
+              <w:spacing w:after="40" w:line="240" w:lineRule="auto"/>
+            </w:pPr>
+            <w:r>
+              <w:rPr>
+                <w:color w:val="FFFFFF"/>
+              </w:rPr>
+            </w:r>
             <w:r>
               <w:rPr>
                 <w:b/>
                 <w:i w:val="0"/>
+                <w:sz w:val="19"/>
               </w:rPr>
               <w:t>Comentariu</w:t>
             </w:r>
@@ -129,53 +182,80 @@
       <w:tr>
         <w:tc>
           <w:tcPr>
-            <w:tcW w:type="dxa" w:w="8400"/>
+            <w:tcW w:type="dxa" w:w="8500"/>
+            <w:vAlign w:val="top"/>
           </w:tcPr>
           <w:p>
+            <w:pPr>
+              <w:spacing w:after="60" w:line="240" w:lineRule="auto"/>
+            </w:pPr>
             <w:r/>
             <w:r>
               <w:rPr>
                 <w:b/>
+                <w:i w:val="0"/>
+                <w:sz w:val="19"/>
               </w:rPr>
               <w:t>Tomosinteza (mamografia 3D) — merită distincție proprie de Tip/Examen sau rămâne implicită în „Mamografie”?</w:t>
-            </w:r>
-          </w:p>
-          <w:p/>
-          <w:p>
-            <w:r>
-              <w:t>• Distincție proprie</w:t>
             </w:r>
           </w:p>
           <w:p>
-            <w:r>
+            <w:pPr>
+              <w:spacing w:after="40" w:line="240" w:lineRule="auto"/>
+            </w:pPr>
+            <w:r>
+              <w:rPr>
+                <w:sz w:val="19"/>
+              </w:rPr>
+              <w:t>• Distincție proprie</w:t>
+            </w:r>
+          </w:p>
+          <w:p>
+            <w:pPr>
+              <w:spacing w:after="40" w:line="240" w:lineRule="auto"/>
+            </w:pPr>
+            <w:r>
+              <w:rPr>
+                <w:sz w:val="19"/>
+              </w:rPr>
               <w:t>• Rămâne implicită</w:t>
             </w:r>
           </w:p>
         </w:tc>
         <w:tc>
           <w:tcPr>
-            <w:tcW w:type="dxa" w:w="2700"/>
+            <w:tcW w:type="dxa" w:w="3000"/>
+            <w:vAlign w:val="top"/>
           </w:tcPr>
           <w:p>
+            <w:pPr>
+              <w:spacing w:after="40" w:line="240" w:lineRule="auto"/>
+            </w:pPr>
             <w:r/>
             <w:r>
               <w:rPr>
                 <w:b w:val="0"/>
                 <w:i w:val="0"/>
+                <w:sz w:val="19"/>
               </w:rPr>
             </w:r>
           </w:p>
         </w:tc>
         <w:tc>
           <w:tcPr>
-            <w:tcW w:type="dxa" w:w="2700"/>
+            <w:tcW w:type="dxa" w:w="3600"/>
+            <w:vAlign w:val="top"/>
           </w:tcPr>
           <w:p>
+            <w:pPr>
+              <w:spacing w:after="40" w:line="240" w:lineRule="auto"/>
+            </w:pPr>
             <w:r/>
             <w:r>
               <w:rPr>
                 <w:b w:val="0"/>
                 <w:i w:val="0"/>
+                <w:sz w:val="19"/>
               </w:rPr>
             </w:r>
           </w:p>
@@ -184,57 +264,91 @@
       <w:tr>
         <w:tc>
           <w:tcPr>
-            <w:tcW w:type="dxa" w:w="8400"/>
+            <w:tcW w:type="dxa" w:w="8500"/>
+            <w:vAlign w:val="top"/>
           </w:tcPr>
           <w:p>
+            <w:pPr>
+              <w:spacing w:after="60" w:line="240" w:lineRule="auto"/>
+            </w:pPr>
             <w:r/>
             <w:r>
               <w:rPr>
                 <w:b/>
+                <w:i w:val="0"/>
+                <w:sz w:val="19"/>
               </w:rPr>
               <w:t>Patologie mamară la bărbat — subcapitol nou sau situații în „Paciente cu simptome…”?</w:t>
             </w:r>
           </w:p>
           <w:p>
-            <w:r>
+            <w:pPr>
+              <w:spacing w:after="40" w:line="240" w:lineRule="auto"/>
+            </w:pPr>
+            <w:r>
+              <w:rPr>
+                <w:sz w:val="19"/>
+              </w:rPr>
               <w:t>Cele 4 situații propuse mai jos presupun un subcapitol nou (subcapitolele actuale sunt toate „Paciente…”).</w:t>
             </w:r>
           </w:p>
           <w:p>
-            <w:r>
+            <w:pPr>
+              <w:spacing w:after="40" w:line="240" w:lineRule="auto"/>
+            </w:pPr>
+            <w:r>
+              <w:rPr>
+                <w:sz w:val="19"/>
+              </w:rPr>
               <w:t>• Subcapitol nou „Patologie mamară la bărbat”</w:t>
             </w:r>
           </w:p>
           <w:p>
-            <w:r>
+            <w:pPr>
+              <w:spacing w:after="40" w:line="240" w:lineRule="auto"/>
+            </w:pPr>
+            <w:r>
+              <w:rPr>
+                <w:sz w:val="19"/>
+              </w:rPr>
               <w:t>• Intră la „Paciente cu simptome…”</w:t>
             </w:r>
           </w:p>
         </w:tc>
         <w:tc>
           <w:tcPr>
-            <w:tcW w:type="dxa" w:w="2700"/>
+            <w:tcW w:type="dxa" w:w="3000"/>
+            <w:vAlign w:val="top"/>
           </w:tcPr>
           <w:p>
+            <w:pPr>
+              <w:spacing w:after="40" w:line="240" w:lineRule="auto"/>
+            </w:pPr>
             <w:r/>
             <w:r>
               <w:rPr>
                 <w:b w:val="0"/>
                 <w:i w:val="0"/>
+                <w:sz w:val="19"/>
               </w:rPr>
             </w:r>
           </w:p>
         </w:tc>
         <w:tc>
           <w:tcPr>
-            <w:tcW w:type="dxa" w:w="2700"/>
+            <w:tcW w:type="dxa" w:w="3600"/>
+            <w:vAlign w:val="top"/>
           </w:tcPr>
           <w:p>
+            <w:pPr>
+              <w:spacing w:after="40" w:line="240" w:lineRule="auto"/>
+            </w:pPr>
             <w:r/>
             <w:r>
               <w:rPr>
                 <w:b w:val="0"/>
                 <w:i w:val="0"/>
+                <w:sz w:val="19"/>
               </w:rPr>
             </w:r>
           </w:p>
@@ -246,15 +360,12 @@
         <w:pStyle w:val="Heading2"/>
       </w:pPr>
       <w:r>
-        <w:rPr>
-          <w:color w:val="1C5D8C"/>
-        </w:rPr>
-        <w:t>3. Propuneri noi</w:t>
+        <w:t>3. Propuneri de conținut nou</w:t>
       </w:r>
     </w:p>
     <w:p>
       <w:r>
-        <w:t>Grade și doze orientative — de validat clinic.</w:t>
+        <w:t>Gradele și dozele sunt orientative — se validează clinic. Fiecare rând se aprobă, se respinge sau se amână separat.</w:t>
       </w:r>
     </w:p>
     <w:p>
@@ -262,9 +373,6 @@
         <w:pStyle w:val="Heading3"/>
       </w:pPr>
       <w:r>
-        <w:rPr>
-          <w:color w:val="1C5D8C"/>
-        </w:rPr>
         <w:t>Cancer de sân — Evaluarea răspunsului la chimioterapia neoadjuvantă</w:t>
       </w:r>
     </w:p>
@@ -272,38 +380,52 @@
       <w:r>
         <w:rPr>
           <w:i/>
+          <w:color w:val="555555"/>
         </w:rPr>
         <w:t>Cf. ACR Appropriateness Criteria – Monitoring Response to Neoadjuvant Systemic Therapy for Breast Cancer.</w:t>
       </w:r>
     </w:p>
     <w:tbl>
       <w:tblPr>
-        <w:tblStyle w:val="LightGrid-Accent1"/>
-        <w:tblW w:type="auto" w:w="0"/>
+        <w:tblStyle w:val="TableGrid"/>
+        <w:tblW w:type="dxa" w:w="15120"/>
         <w:tblLayout w:type="fixed"/>
         <w:tblLook w:firstColumn="1" w:firstRow="1" w:lastColumn="0" w:lastRow="0" w:noHBand="0" w:noVBand="1" w:val="04A0"/>
       </w:tblPr>
       <w:tblGrid>
-        <w:gridCol w:w="1767"/>
-        <w:gridCol w:w="1767"/>
-        <w:gridCol w:w="1767"/>
-        <w:gridCol w:w="1767"/>
-        <w:gridCol w:w="1767"/>
-        <w:gridCol w:w="1767"/>
-        <w:gridCol w:w="1767"/>
-        <w:gridCol w:w="1767"/>
+        <w:gridCol w:w="640"/>
+        <w:gridCol w:w="2360"/>
+        <w:gridCol w:w="1900"/>
+        <w:gridCol w:w="760"/>
+        <w:gridCol w:w="800"/>
+        <w:gridCol w:w="3400"/>
+        <w:gridCol w:w="2100"/>
+        <w:gridCol w:w="3160"/>
       </w:tblGrid>
       <w:tr>
+        <w:trPr>
+          <w:tblHeader w:val="true"/>
+        </w:trPr>
         <w:tc>
           <w:tcPr>
-            <w:tcW w:type="dxa" w:w="800"/>
+            <w:tcW w:type="dxa" w:w="640"/>
+            <w:vAlign w:val="top"/>
+            <w:shd w:val="clear" w:fill="1C5D8C"/>
           </w:tcPr>
           <w:p>
-            <w:r/>
+            <w:pPr>
+              <w:spacing w:after="40" w:line="240" w:lineRule="auto"/>
+            </w:pPr>
+            <w:r>
+              <w:rPr>
+                <w:color w:val="FFFFFF"/>
+              </w:rPr>
+            </w:r>
             <w:r>
               <w:rPr>
                 <w:b/>
                 <w:i w:val="0"/>
+                <w:sz w:val="19"/>
               </w:rPr>
               <w:t>Tip</w:t>
             </w:r>
@@ -311,14 +433,24 @@
         </w:tc>
         <w:tc>
           <w:tcPr>
-            <w:tcW w:type="dxa" w:w="1800"/>
+            <w:tcW w:type="dxa" w:w="2360"/>
+            <w:vAlign w:val="top"/>
+            <w:shd w:val="clear" w:fill="1C5D8C"/>
           </w:tcPr>
           <w:p>
-            <w:r/>
+            <w:pPr>
+              <w:spacing w:after="40" w:line="240" w:lineRule="auto"/>
+            </w:pPr>
+            <w:r>
+              <w:rPr>
+                <w:color w:val="FFFFFF"/>
+              </w:rPr>
+            </w:r>
             <w:r>
               <w:rPr>
                 <w:b/>
                 <w:i w:val="0"/>
+                <w:sz w:val="19"/>
               </w:rPr>
               <w:t>Examen</w:t>
             </w:r>
@@ -326,14 +458,24 @@
         </w:tc>
         <w:tc>
           <w:tcPr>
-            <w:tcW w:type="dxa" w:w="3000"/>
+            <w:tcW w:type="dxa" w:w="1900"/>
+            <w:vAlign w:val="top"/>
+            <w:shd w:val="clear" w:fill="1C5D8C"/>
           </w:tcPr>
           <w:p>
-            <w:r/>
+            <w:pPr>
+              <w:spacing w:after="40" w:line="240" w:lineRule="auto"/>
+            </w:pPr>
+            <w:r>
+              <w:rPr>
+                <w:color w:val="FFFFFF"/>
+              </w:rPr>
+            </w:r>
             <w:r>
               <w:rPr>
                 <w:b/>
                 <w:i w:val="0"/>
+                <w:sz w:val="19"/>
               </w:rPr>
               <w:t>Indicație</w:t>
             </w:r>
@@ -341,14 +483,24 @@
         </w:tc>
         <w:tc>
           <w:tcPr>
-            <w:tcW w:type="dxa" w:w="900"/>
+            <w:tcW w:type="dxa" w:w="760"/>
+            <w:vAlign w:val="top"/>
+            <w:shd w:val="clear" w:fill="1C5D8C"/>
           </w:tcPr>
           <w:p>
-            <w:r/>
+            <w:pPr>
+              <w:spacing w:after="40" w:line="240" w:lineRule="auto"/>
+            </w:pPr>
+            <w:r>
+              <w:rPr>
+                <w:color w:val="FFFFFF"/>
+              </w:rPr>
+            </w:r>
             <w:r>
               <w:rPr>
                 <w:b/>
                 <w:i w:val="0"/>
+                <w:sz w:val="19"/>
               </w:rPr>
               <w:t>Grad</w:t>
             </w:r>
@@ -356,14 +508,24 @@
         </w:tc>
         <w:tc>
           <w:tcPr>
-            <w:tcW w:type="dxa" w:w="1100"/>
+            <w:tcW w:type="dxa" w:w="800"/>
+            <w:vAlign w:val="top"/>
+            <w:shd w:val="clear" w:fill="1C5D8C"/>
           </w:tcPr>
           <w:p>
-            <w:r/>
+            <w:pPr>
+              <w:spacing w:after="40" w:line="240" w:lineRule="auto"/>
+            </w:pPr>
+            <w:r>
+              <w:rPr>
+                <w:color w:val="FFFFFF"/>
+              </w:rPr>
+            </w:r>
             <w:r>
               <w:rPr>
                 <w:b/>
                 <w:i w:val="0"/>
+                <w:sz w:val="19"/>
               </w:rPr>
               <w:t>Doză</w:t>
             </w:r>
@@ -371,14 +533,24 @@
         </w:tc>
         <w:tc>
           <w:tcPr>
-            <w:tcW w:type="dxa" w:w="3000"/>
+            <w:tcW w:type="dxa" w:w="3400"/>
+            <w:vAlign w:val="top"/>
+            <w:shd w:val="clear" w:fill="1C5D8C"/>
           </w:tcPr>
           <w:p>
-            <w:r/>
+            <w:pPr>
+              <w:spacing w:after="40" w:line="240" w:lineRule="auto"/>
+            </w:pPr>
+            <w:r>
+              <w:rPr>
+                <w:color w:val="FFFFFF"/>
+              </w:rPr>
+            </w:r>
             <w:r>
               <w:rPr>
                 <w:b/>
                 <w:i w:val="0"/>
+                <w:sz w:val="19"/>
               </w:rPr>
               <w:t>Comentarii</w:t>
             </w:r>
@@ -386,14 +558,24 @@
         </w:tc>
         <w:tc>
           <w:tcPr>
-            <w:tcW w:type="dxa" w:w="1500"/>
+            <w:tcW w:type="dxa" w:w="2100"/>
+            <w:vAlign w:val="top"/>
+            <w:shd w:val="clear" w:fill="1C5D8C"/>
           </w:tcPr>
           <w:p>
-            <w:r/>
+            <w:pPr>
+              <w:spacing w:after="40" w:line="240" w:lineRule="auto"/>
+            </w:pPr>
+            <w:r>
+              <w:rPr>
+                <w:color w:val="FFFFFF"/>
+              </w:rPr>
+            </w:r>
             <w:r>
               <w:rPr>
                 <w:b/>
                 <w:i w:val="0"/>
+                <w:sz w:val="19"/>
               </w:rPr>
               <w:t>Decizie</w:t>
             </w:r>
@@ -401,14 +583,24 @@
         </w:tc>
         <w:tc>
           <w:tcPr>
-            <w:tcW w:type="dxa" w:w="1800"/>
+            <w:tcW w:type="dxa" w:w="3160"/>
+            <w:vAlign w:val="top"/>
+            <w:shd w:val="clear" w:fill="1C5D8C"/>
           </w:tcPr>
           <w:p>
-            <w:r/>
+            <w:pPr>
+              <w:spacing w:after="40" w:line="240" w:lineRule="auto"/>
+            </w:pPr>
+            <w:r>
+              <w:rPr>
+                <w:color w:val="FFFFFF"/>
+              </w:rPr>
+            </w:r>
             <w:r>
               <w:rPr>
                 <w:b/>
                 <w:i w:val="0"/>
+                <w:sz w:val="19"/>
               </w:rPr>
               <w:t>Comentariu editor</w:t>
             </w:r>
@@ -418,14 +610,19 @@
       <w:tr>
         <w:tc>
           <w:tcPr>
-            <w:tcW w:type="dxa" w:w="800"/>
+            <w:tcW w:type="dxa" w:w="640"/>
+            <w:vAlign w:val="top"/>
           </w:tcPr>
           <w:p>
+            <w:pPr>
+              <w:spacing w:after="40" w:line="240" w:lineRule="auto"/>
+            </w:pPr>
             <w:r/>
             <w:r>
               <w:rPr>
                 <w:b w:val="0"/>
                 <w:i w:val="0"/>
+                <w:sz w:val="19"/>
               </w:rPr>
               <w:t>M</w:t>
             </w:r>
@@ -433,14 +630,19 @@
         </w:tc>
         <w:tc>
           <w:tcPr>
-            <w:tcW w:type="dxa" w:w="1800"/>
+            <w:tcW w:type="dxa" w:w="2360"/>
+            <w:vAlign w:val="top"/>
           </w:tcPr>
           <w:p>
+            <w:pPr>
+              <w:spacing w:after="40" w:line="240" w:lineRule="auto"/>
+            </w:pPr>
             <w:r/>
             <w:r>
               <w:rPr>
                 <w:b w:val="0"/>
                 <w:i w:val="0"/>
+                <w:sz w:val="19"/>
               </w:rPr>
               <w:t>IRM mamar</w:t>
             </w:r>
@@ -448,14 +650,19 @@
         </w:tc>
         <w:tc>
           <w:tcPr>
-            <w:tcW w:type="dxa" w:w="3000"/>
+            <w:tcW w:type="dxa" w:w="1900"/>
+            <w:vAlign w:val="top"/>
           </w:tcPr>
           <w:p>
+            <w:pPr>
+              <w:spacing w:after="40" w:line="240" w:lineRule="auto"/>
+            </w:pPr>
             <w:r/>
             <w:r>
               <w:rPr>
                 <w:b w:val="0"/>
                 <w:i w:val="0"/>
+                <w:sz w:val="19"/>
               </w:rPr>
               <w:t>Indicat</w:t>
             </w:r>
@@ -463,14 +670,19 @@
         </w:tc>
         <w:tc>
           <w:tcPr>
-            <w:tcW w:type="dxa" w:w="900"/>
+            <w:tcW w:type="dxa" w:w="760"/>
+            <w:vAlign w:val="top"/>
           </w:tcPr>
           <w:p>
+            <w:pPr>
+              <w:spacing w:after="40" w:line="240" w:lineRule="auto"/>
+            </w:pPr>
             <w:r/>
             <w:r>
               <w:rPr>
                 <w:b w:val="0"/>
                 <w:i w:val="0"/>
+                <w:sz w:val="19"/>
               </w:rPr>
               <w:t>A</w:t>
             </w:r>
@@ -478,14 +690,19 @@
         </w:tc>
         <w:tc>
           <w:tcPr>
-            <w:tcW w:type="dxa" w:w="1100"/>
+            <w:tcW w:type="dxa" w:w="800"/>
+            <w:vAlign w:val="top"/>
           </w:tcPr>
           <w:p>
+            <w:pPr>
+              <w:spacing w:after="40" w:line="240" w:lineRule="auto"/>
+            </w:pPr>
             <w:r/>
             <w:r>
               <w:rPr>
                 <w:b w:val="0"/>
                 <w:i w:val="0"/>
+                <w:sz w:val="19"/>
               </w:rPr>
               <w:t>0</w:t>
             </w:r>
@@ -493,14 +710,19 @@
         </w:tc>
         <w:tc>
           <w:tcPr>
-            <w:tcW w:type="dxa" w:w="3000"/>
+            <w:tcW w:type="dxa" w:w="3400"/>
+            <w:vAlign w:val="top"/>
           </w:tcPr>
           <w:p>
+            <w:pPr>
+              <w:spacing w:after="40" w:line="240" w:lineRule="auto"/>
+            </w:pPr>
             <w:r/>
             <w:r>
               <w:rPr>
                 <w:b w:val="0"/>
                 <w:i w:val="0"/>
+                <w:sz w:val="19"/>
               </w:rPr>
               <w:t>Metoda cea mai performantă pentru evaluarea răspunsului și planificarea chirurgicală.</w:t>
             </w:r>
@@ -508,28 +730,38 @@
         </w:tc>
         <w:tc>
           <w:tcPr>
-            <w:tcW w:type="dxa" w:w="1500"/>
+            <w:tcW w:type="dxa" w:w="2100"/>
+            <w:vAlign w:val="top"/>
           </w:tcPr>
           <w:p>
+            <w:pPr>
+              <w:spacing w:after="40" w:line="240" w:lineRule="auto"/>
+            </w:pPr>
             <w:r/>
             <w:r>
               <w:rPr>
                 <w:b w:val="0"/>
                 <w:i w:val="0"/>
+                <w:sz w:val="19"/>
               </w:rPr>
             </w:r>
           </w:p>
         </w:tc>
         <w:tc>
           <w:tcPr>
-            <w:tcW w:type="dxa" w:w="1800"/>
+            <w:tcW w:type="dxa" w:w="3160"/>
+            <w:vAlign w:val="top"/>
           </w:tcPr>
           <w:p>
+            <w:pPr>
+              <w:spacing w:after="40" w:line="240" w:lineRule="auto"/>
+            </w:pPr>
             <w:r/>
             <w:r>
               <w:rPr>
                 <w:b w:val="0"/>
                 <w:i w:val="0"/>
+                <w:sz w:val="19"/>
               </w:rPr>
             </w:r>
           </w:p>
@@ -538,14 +770,19 @@
       <w:tr>
         <w:tc>
           <w:tcPr>
-            <w:tcW w:type="dxa" w:w="800"/>
+            <w:tcW w:type="dxa" w:w="640"/>
+            <w:vAlign w:val="top"/>
           </w:tcPr>
           <w:p>
+            <w:pPr>
+              <w:spacing w:after="40" w:line="240" w:lineRule="auto"/>
+            </w:pPr>
             <w:r/>
             <w:r>
               <w:rPr>
                 <w:b w:val="0"/>
                 <w:i w:val="0"/>
+                <w:sz w:val="19"/>
               </w:rPr>
               <w:t>E</w:t>
             </w:r>
@@ -553,14 +790,19 @@
         </w:tc>
         <w:tc>
           <w:tcPr>
-            <w:tcW w:type="dxa" w:w="1800"/>
+            <w:tcW w:type="dxa" w:w="2360"/>
+            <w:vAlign w:val="top"/>
           </w:tcPr>
           <w:p>
+            <w:pPr>
+              <w:spacing w:after="40" w:line="240" w:lineRule="auto"/>
+            </w:pPr>
             <w:r/>
             <w:r>
               <w:rPr>
                 <w:b w:val="0"/>
                 <w:i w:val="0"/>
+                <w:sz w:val="19"/>
               </w:rPr>
               <w:t>Ecografie</w:t>
             </w:r>
@@ -568,14 +810,19 @@
         </w:tc>
         <w:tc>
           <w:tcPr>
-            <w:tcW w:type="dxa" w:w="3000"/>
+            <w:tcW w:type="dxa" w:w="1900"/>
+            <w:vAlign w:val="top"/>
           </w:tcPr>
           <w:p>
+            <w:pPr>
+              <w:spacing w:after="40" w:line="240" w:lineRule="auto"/>
+            </w:pPr>
             <w:r/>
             <w:r>
               <w:rPr>
                 <w:b w:val="0"/>
                 <w:i w:val="0"/>
+                <w:sz w:val="19"/>
               </w:rPr>
               <w:t>Doar în cazuri particulare</w:t>
             </w:r>
@@ -583,14 +830,19 @@
         </w:tc>
         <w:tc>
           <w:tcPr>
-            <w:tcW w:type="dxa" w:w="900"/>
+            <w:tcW w:type="dxa" w:w="760"/>
+            <w:vAlign w:val="top"/>
           </w:tcPr>
           <w:p>
+            <w:pPr>
+              <w:spacing w:after="40" w:line="240" w:lineRule="auto"/>
+            </w:pPr>
             <w:r/>
             <w:r>
               <w:rPr>
                 <w:b w:val="0"/>
                 <w:i w:val="0"/>
+                <w:sz w:val="19"/>
               </w:rPr>
               <w:t>B</w:t>
             </w:r>
@@ -598,14 +850,19 @@
         </w:tc>
         <w:tc>
           <w:tcPr>
-            <w:tcW w:type="dxa" w:w="1100"/>
+            <w:tcW w:type="dxa" w:w="800"/>
+            <w:vAlign w:val="top"/>
           </w:tcPr>
           <w:p>
+            <w:pPr>
+              <w:spacing w:after="40" w:line="240" w:lineRule="auto"/>
+            </w:pPr>
             <w:r/>
             <w:r>
               <w:rPr>
                 <w:b w:val="0"/>
                 <w:i w:val="0"/>
+                <w:sz w:val="19"/>
               </w:rPr>
               <w:t>0</w:t>
             </w:r>
@@ -613,14 +870,19 @@
         </w:tc>
         <w:tc>
           <w:tcPr>
-            <w:tcW w:type="dxa" w:w="3000"/>
+            <w:tcW w:type="dxa" w:w="3400"/>
+            <w:vAlign w:val="top"/>
           </w:tcPr>
           <w:p>
+            <w:pPr>
+              <w:spacing w:after="40" w:line="240" w:lineRule="auto"/>
+            </w:pPr>
             <w:r/>
             <w:r>
               <w:rPr>
                 <w:b w:val="0"/>
                 <w:i w:val="0"/>
+                <w:sz w:val="19"/>
               </w:rPr>
               <w:t>Evaluare interimară, mai accesibilă.</w:t>
             </w:r>
@@ -628,28 +890,38 @@
         </w:tc>
         <w:tc>
           <w:tcPr>
-            <w:tcW w:type="dxa" w:w="1500"/>
+            <w:tcW w:type="dxa" w:w="2100"/>
+            <w:vAlign w:val="top"/>
           </w:tcPr>
           <w:p>
+            <w:pPr>
+              <w:spacing w:after="40" w:line="240" w:lineRule="auto"/>
+            </w:pPr>
             <w:r/>
             <w:r>
               <w:rPr>
                 <w:b w:val="0"/>
                 <w:i w:val="0"/>
+                <w:sz w:val="19"/>
               </w:rPr>
             </w:r>
           </w:p>
         </w:tc>
         <w:tc>
           <w:tcPr>
-            <w:tcW w:type="dxa" w:w="1800"/>
+            <w:tcW w:type="dxa" w:w="3160"/>
+            <w:vAlign w:val="top"/>
           </w:tcPr>
           <w:p>
+            <w:pPr>
+              <w:spacing w:after="40" w:line="240" w:lineRule="auto"/>
+            </w:pPr>
             <w:r/>
             <w:r>
               <w:rPr>
                 <w:b w:val="0"/>
                 <w:i w:val="0"/>
+                <w:sz w:val="19"/>
               </w:rPr>
             </w:r>
           </w:p>
@@ -658,14 +930,19 @@
       <w:tr>
         <w:tc>
           <w:tcPr>
-            <w:tcW w:type="dxa" w:w="800"/>
+            <w:tcW w:type="dxa" w:w="640"/>
+            <w:vAlign w:val="top"/>
           </w:tcPr>
           <w:p>
+            <w:pPr>
+              <w:spacing w:after="40" w:line="240" w:lineRule="auto"/>
+            </w:pPr>
             <w:r/>
             <w:r>
               <w:rPr>
                 <w:b w:val="0"/>
                 <w:i w:val="0"/>
+                <w:sz w:val="19"/>
               </w:rPr>
               <w:t>G</w:t>
             </w:r>
@@ -673,14 +950,19 @@
         </w:tc>
         <w:tc>
           <w:tcPr>
-            <w:tcW w:type="dxa" w:w="1800"/>
+            <w:tcW w:type="dxa" w:w="2360"/>
+            <w:vAlign w:val="top"/>
           </w:tcPr>
           <w:p>
+            <w:pPr>
+              <w:spacing w:after="40" w:line="240" w:lineRule="auto"/>
+            </w:pPr>
             <w:r/>
             <w:r>
               <w:rPr>
                 <w:b w:val="0"/>
                 <w:i w:val="0"/>
+                <w:sz w:val="19"/>
               </w:rPr>
               <w:t>Mamografie / tomosinteză</w:t>
             </w:r>
@@ -688,14 +970,19 @@
         </w:tc>
         <w:tc>
           <w:tcPr>
-            <w:tcW w:type="dxa" w:w="3000"/>
+            <w:tcW w:type="dxa" w:w="1900"/>
+            <w:vAlign w:val="top"/>
           </w:tcPr>
           <w:p>
+            <w:pPr>
+              <w:spacing w:after="40" w:line="240" w:lineRule="auto"/>
+            </w:pPr>
             <w:r/>
             <w:r>
               <w:rPr>
                 <w:b w:val="0"/>
                 <w:i w:val="0"/>
+                <w:sz w:val="19"/>
               </w:rPr>
               <w:t>Doar în cazuri particulare</w:t>
             </w:r>
@@ -703,14 +990,19 @@
         </w:tc>
         <w:tc>
           <w:tcPr>
-            <w:tcW w:type="dxa" w:w="900"/>
+            <w:tcW w:type="dxa" w:w="760"/>
+            <w:vAlign w:val="top"/>
           </w:tcPr>
           <w:p>
+            <w:pPr>
+              <w:spacing w:after="40" w:line="240" w:lineRule="auto"/>
+            </w:pPr>
             <w:r/>
             <w:r>
               <w:rPr>
                 <w:b w:val="0"/>
                 <w:i w:val="0"/>
+                <w:sz w:val="19"/>
               </w:rPr>
               <w:t>B</w:t>
             </w:r>
@@ -718,14 +1010,19 @@
         </w:tc>
         <w:tc>
           <w:tcPr>
-            <w:tcW w:type="dxa" w:w="1100"/>
+            <w:tcW w:type="dxa" w:w="800"/>
+            <w:vAlign w:val="top"/>
           </w:tcPr>
           <w:p>
+            <w:pPr>
+              <w:spacing w:after="40" w:line="240" w:lineRule="auto"/>
+            </w:pPr>
             <w:r/>
             <w:r>
               <w:rPr>
                 <w:b w:val="0"/>
                 <w:i w:val="0"/>
+                <w:sz w:val="19"/>
               </w:rPr>
               <w:t>1</w:t>
             </w:r>
@@ -733,14 +1030,19 @@
         </w:tc>
         <w:tc>
           <w:tcPr>
-            <w:tcW w:type="dxa" w:w="3000"/>
+            <w:tcW w:type="dxa" w:w="3400"/>
+            <w:vAlign w:val="top"/>
           </w:tcPr>
           <w:p>
+            <w:pPr>
+              <w:spacing w:after="40" w:line="240" w:lineRule="auto"/>
+            </w:pPr>
             <w:r/>
             <w:r>
               <w:rPr>
                 <w:b w:val="0"/>
                 <w:i w:val="0"/>
+                <w:sz w:val="19"/>
               </w:rPr>
               <w:t>Utilitate limitată de modificările induse de tratament.</w:t>
             </w:r>
@@ -748,28 +1050,38 @@
         </w:tc>
         <w:tc>
           <w:tcPr>
-            <w:tcW w:type="dxa" w:w="1500"/>
+            <w:tcW w:type="dxa" w:w="2100"/>
+            <w:vAlign w:val="top"/>
           </w:tcPr>
           <w:p>
+            <w:pPr>
+              <w:spacing w:after="40" w:line="240" w:lineRule="auto"/>
+            </w:pPr>
             <w:r/>
             <w:r>
               <w:rPr>
                 <w:b w:val="0"/>
                 <w:i w:val="0"/>
+                <w:sz w:val="19"/>
               </w:rPr>
             </w:r>
           </w:p>
         </w:tc>
         <w:tc>
           <w:tcPr>
-            <w:tcW w:type="dxa" w:w="1800"/>
+            <w:tcW w:type="dxa" w:w="3160"/>
+            <w:vAlign w:val="top"/>
           </w:tcPr>
           <w:p>
+            <w:pPr>
+              <w:spacing w:after="40" w:line="240" w:lineRule="auto"/>
+            </w:pPr>
             <w:r/>
             <w:r>
               <w:rPr>
                 <w:b w:val="0"/>
                 <w:i w:val="0"/>
+                <w:sz w:val="19"/>
               </w:rPr>
             </w:r>
           </w:p>
@@ -782,9 +1094,6 @@
         <w:pStyle w:val="Heading3"/>
       </w:pPr>
       <w:r>
-        <w:rPr>
-          <w:color w:val="1C5D8C"/>
-        </w:rPr>
         <w:t>Patologie mamară la bărbat (subcapitol nou) — Ginecomastie / pseudoginecomastie cu aspect clinic tipic</w:t>
       </w:r>
     </w:p>
@@ -792,38 +1101,52 @@
       <w:r>
         <w:rPr>
           <w:i/>
+          <w:color w:val="555555"/>
         </w:rPr>
         <w:t>Cf. ACR Appropriateness Criteria – Evaluation of the Symptomatic Male Breast (2018).</w:t>
       </w:r>
     </w:p>
     <w:tbl>
       <w:tblPr>
-        <w:tblStyle w:val="LightGrid-Accent1"/>
-        <w:tblW w:type="auto" w:w="0"/>
+        <w:tblStyle w:val="TableGrid"/>
+        <w:tblW w:type="dxa" w:w="15120"/>
         <w:tblLayout w:type="fixed"/>
         <w:tblLook w:firstColumn="1" w:firstRow="1" w:lastColumn="0" w:lastRow="0" w:noHBand="0" w:noVBand="1" w:val="04A0"/>
       </w:tblPr>
       <w:tblGrid>
-        <w:gridCol w:w="1767"/>
-        <w:gridCol w:w="1767"/>
-        <w:gridCol w:w="1767"/>
-        <w:gridCol w:w="1767"/>
-        <w:gridCol w:w="1767"/>
-        <w:gridCol w:w="1767"/>
-        <w:gridCol w:w="1767"/>
-        <w:gridCol w:w="1767"/>
+        <w:gridCol w:w="640"/>
+        <w:gridCol w:w="2360"/>
+        <w:gridCol w:w="1900"/>
+        <w:gridCol w:w="760"/>
+        <w:gridCol w:w="800"/>
+        <w:gridCol w:w="3400"/>
+        <w:gridCol w:w="2100"/>
+        <w:gridCol w:w="3160"/>
       </w:tblGrid>
       <w:tr>
+        <w:trPr>
+          <w:tblHeader w:val="true"/>
+        </w:trPr>
         <w:tc>
           <w:tcPr>
-            <w:tcW w:type="dxa" w:w="800"/>
+            <w:tcW w:type="dxa" w:w="640"/>
+            <w:vAlign w:val="top"/>
+            <w:shd w:val="clear" w:fill="1C5D8C"/>
           </w:tcPr>
           <w:p>
-            <w:r/>
+            <w:pPr>
+              <w:spacing w:after="40" w:line="240" w:lineRule="auto"/>
+            </w:pPr>
+            <w:r>
+              <w:rPr>
+                <w:color w:val="FFFFFF"/>
+              </w:rPr>
+            </w:r>
             <w:r>
               <w:rPr>
                 <w:b/>
                 <w:i w:val="0"/>
+                <w:sz w:val="19"/>
               </w:rPr>
               <w:t>Tip</w:t>
             </w:r>
@@ -831,14 +1154,24 @@
         </w:tc>
         <w:tc>
           <w:tcPr>
-            <w:tcW w:type="dxa" w:w="1800"/>
+            <w:tcW w:type="dxa" w:w="2360"/>
+            <w:vAlign w:val="top"/>
+            <w:shd w:val="clear" w:fill="1C5D8C"/>
           </w:tcPr>
           <w:p>
-            <w:r/>
+            <w:pPr>
+              <w:spacing w:after="40" w:line="240" w:lineRule="auto"/>
+            </w:pPr>
+            <w:r>
+              <w:rPr>
+                <w:color w:val="FFFFFF"/>
+              </w:rPr>
+            </w:r>
             <w:r>
               <w:rPr>
                 <w:b/>
                 <w:i w:val="0"/>
+                <w:sz w:val="19"/>
               </w:rPr>
               <w:t>Examen</w:t>
             </w:r>
@@ -846,14 +1179,24 @@
         </w:tc>
         <w:tc>
           <w:tcPr>
-            <w:tcW w:type="dxa" w:w="3000"/>
+            <w:tcW w:type="dxa" w:w="1900"/>
+            <w:vAlign w:val="top"/>
+            <w:shd w:val="clear" w:fill="1C5D8C"/>
           </w:tcPr>
           <w:p>
-            <w:r/>
+            <w:pPr>
+              <w:spacing w:after="40" w:line="240" w:lineRule="auto"/>
+            </w:pPr>
+            <w:r>
+              <w:rPr>
+                <w:color w:val="FFFFFF"/>
+              </w:rPr>
+            </w:r>
             <w:r>
               <w:rPr>
                 <w:b/>
                 <w:i w:val="0"/>
+                <w:sz w:val="19"/>
               </w:rPr>
               <w:t>Indicație</w:t>
             </w:r>
@@ -861,14 +1204,24 @@
         </w:tc>
         <w:tc>
           <w:tcPr>
-            <w:tcW w:type="dxa" w:w="900"/>
+            <w:tcW w:type="dxa" w:w="760"/>
+            <w:vAlign w:val="top"/>
+            <w:shd w:val="clear" w:fill="1C5D8C"/>
           </w:tcPr>
           <w:p>
-            <w:r/>
+            <w:pPr>
+              <w:spacing w:after="40" w:line="240" w:lineRule="auto"/>
+            </w:pPr>
+            <w:r>
+              <w:rPr>
+                <w:color w:val="FFFFFF"/>
+              </w:rPr>
+            </w:r>
             <w:r>
               <w:rPr>
                 <w:b/>
                 <w:i w:val="0"/>
+                <w:sz w:val="19"/>
               </w:rPr>
               <w:t>Grad</w:t>
             </w:r>
@@ -876,14 +1229,24 @@
         </w:tc>
         <w:tc>
           <w:tcPr>
-            <w:tcW w:type="dxa" w:w="1100"/>
+            <w:tcW w:type="dxa" w:w="800"/>
+            <w:vAlign w:val="top"/>
+            <w:shd w:val="clear" w:fill="1C5D8C"/>
           </w:tcPr>
           <w:p>
-            <w:r/>
+            <w:pPr>
+              <w:spacing w:after="40" w:line="240" w:lineRule="auto"/>
+            </w:pPr>
+            <w:r>
+              <w:rPr>
+                <w:color w:val="FFFFFF"/>
+              </w:rPr>
+            </w:r>
             <w:r>
               <w:rPr>
                 <w:b/>
                 <w:i w:val="0"/>
+                <w:sz w:val="19"/>
               </w:rPr>
               <w:t>Doză</w:t>
             </w:r>
@@ -891,14 +1254,24 @@
         </w:tc>
         <w:tc>
           <w:tcPr>
-            <w:tcW w:type="dxa" w:w="3000"/>
+            <w:tcW w:type="dxa" w:w="3400"/>
+            <w:vAlign w:val="top"/>
+            <w:shd w:val="clear" w:fill="1C5D8C"/>
           </w:tcPr>
           <w:p>
-            <w:r/>
+            <w:pPr>
+              <w:spacing w:after="40" w:line="240" w:lineRule="auto"/>
+            </w:pPr>
+            <w:r>
+              <w:rPr>
+                <w:color w:val="FFFFFF"/>
+              </w:rPr>
+            </w:r>
             <w:r>
               <w:rPr>
                 <w:b/>
                 <w:i w:val="0"/>
+                <w:sz w:val="19"/>
               </w:rPr>
               <w:t>Comentarii</w:t>
             </w:r>
@@ -906,14 +1279,24 @@
         </w:tc>
         <w:tc>
           <w:tcPr>
-            <w:tcW w:type="dxa" w:w="1500"/>
+            <w:tcW w:type="dxa" w:w="2100"/>
+            <w:vAlign w:val="top"/>
+            <w:shd w:val="clear" w:fill="1C5D8C"/>
           </w:tcPr>
           <w:p>
-            <w:r/>
+            <w:pPr>
+              <w:spacing w:after="40" w:line="240" w:lineRule="auto"/>
+            </w:pPr>
+            <w:r>
+              <w:rPr>
+                <w:color w:val="FFFFFF"/>
+              </w:rPr>
+            </w:r>
             <w:r>
               <w:rPr>
                 <w:b/>
                 <w:i w:val="0"/>
+                <w:sz w:val="19"/>
               </w:rPr>
               <w:t>Decizie</w:t>
             </w:r>
@@ -921,14 +1304,24 @@
         </w:tc>
         <w:tc>
           <w:tcPr>
-            <w:tcW w:type="dxa" w:w="1800"/>
+            <w:tcW w:type="dxa" w:w="3160"/>
+            <w:vAlign w:val="top"/>
+            <w:shd w:val="clear" w:fill="1C5D8C"/>
           </w:tcPr>
           <w:p>
-            <w:r/>
+            <w:pPr>
+              <w:spacing w:after="40" w:line="240" w:lineRule="auto"/>
+            </w:pPr>
+            <w:r>
+              <w:rPr>
+                <w:color w:val="FFFFFF"/>
+              </w:rPr>
+            </w:r>
             <w:r>
               <w:rPr>
                 <w:b/>
                 <w:i w:val="0"/>
+                <w:sz w:val="19"/>
               </w:rPr>
               <w:t>Comentariu editor</w:t>
             </w:r>
@@ -938,14 +1331,19 @@
       <w:tr>
         <w:tc>
           <w:tcPr>
-            <w:tcW w:type="dxa" w:w="800"/>
+            <w:tcW w:type="dxa" w:w="640"/>
+            <w:vAlign w:val="top"/>
           </w:tcPr>
           <w:p>
+            <w:pPr>
+              <w:spacing w:after="40" w:line="240" w:lineRule="auto"/>
+            </w:pPr>
             <w:r/>
             <w:r>
               <w:rPr>
                 <w:b w:val="0"/>
                 <w:i w:val="0"/>
+                <w:sz w:val="19"/>
               </w:rPr>
               <w:t>G</w:t>
             </w:r>
@@ -953,14 +1351,19 @@
         </w:tc>
         <w:tc>
           <w:tcPr>
-            <w:tcW w:type="dxa" w:w="1800"/>
+            <w:tcW w:type="dxa" w:w="2360"/>
+            <w:vAlign w:val="top"/>
           </w:tcPr>
           <w:p>
+            <w:pPr>
+              <w:spacing w:after="40" w:line="240" w:lineRule="auto"/>
+            </w:pPr>
             <w:r/>
             <w:r>
               <w:rPr>
                 <w:b w:val="0"/>
                 <w:i w:val="0"/>
+                <w:sz w:val="19"/>
               </w:rPr>
               <w:t>Mamografie</w:t>
             </w:r>
@@ -968,14 +1371,19 @@
         </w:tc>
         <w:tc>
           <w:tcPr>
-            <w:tcW w:type="dxa" w:w="3000"/>
+            <w:tcW w:type="dxa" w:w="1900"/>
+            <w:vAlign w:val="top"/>
           </w:tcPr>
           <w:p>
+            <w:pPr>
+              <w:spacing w:after="40" w:line="240" w:lineRule="auto"/>
+            </w:pPr>
             <w:r/>
             <w:r>
               <w:rPr>
                 <w:b w:val="0"/>
                 <w:i w:val="0"/>
+                <w:sz w:val="19"/>
               </w:rPr>
               <w:t>Neindicat</w:t>
             </w:r>
@@ -983,14 +1391,19 @@
         </w:tc>
         <w:tc>
           <w:tcPr>
-            <w:tcW w:type="dxa" w:w="900"/>
+            <w:tcW w:type="dxa" w:w="760"/>
+            <w:vAlign w:val="top"/>
           </w:tcPr>
           <w:p>
+            <w:pPr>
+              <w:spacing w:after="40" w:line="240" w:lineRule="auto"/>
+            </w:pPr>
             <w:r/>
             <w:r>
               <w:rPr>
                 <w:b w:val="0"/>
                 <w:i w:val="0"/>
+                <w:sz w:val="19"/>
               </w:rPr>
               <w:t>B</w:t>
             </w:r>
@@ -998,14 +1411,19 @@
         </w:tc>
         <w:tc>
           <w:tcPr>
-            <w:tcW w:type="dxa" w:w="1100"/>
+            <w:tcW w:type="dxa" w:w="800"/>
+            <w:vAlign w:val="top"/>
           </w:tcPr>
           <w:p>
+            <w:pPr>
+              <w:spacing w:after="40" w:line="240" w:lineRule="auto"/>
+            </w:pPr>
             <w:r/>
             <w:r>
               <w:rPr>
                 <w:b w:val="0"/>
                 <w:i w:val="0"/>
+                <w:sz w:val="19"/>
               </w:rPr>
               <w:t>1</w:t>
             </w:r>
@@ -1013,14 +1431,19 @@
         </w:tc>
         <w:tc>
           <w:tcPr>
-            <w:tcW w:type="dxa" w:w="3000"/>
+            <w:tcW w:type="dxa" w:w="3400"/>
+            <w:vAlign w:val="top"/>
           </w:tcPr>
           <w:p>
+            <w:pPr>
+              <w:spacing w:after="40" w:line="240" w:lineRule="auto"/>
+            </w:pPr>
             <w:r/>
             <w:r>
               <w:rPr>
                 <w:b w:val="0"/>
                 <w:i w:val="0"/>
+                <w:sz w:val="19"/>
               </w:rPr>
               <w:t>Diagnostic clinic; fără imagistică de rutină.</w:t>
             </w:r>
@@ -1028,28 +1451,38 @@
         </w:tc>
         <w:tc>
           <w:tcPr>
-            <w:tcW w:type="dxa" w:w="1500"/>
+            <w:tcW w:type="dxa" w:w="2100"/>
+            <w:vAlign w:val="top"/>
           </w:tcPr>
           <w:p>
+            <w:pPr>
+              <w:spacing w:after="40" w:line="240" w:lineRule="auto"/>
+            </w:pPr>
             <w:r/>
             <w:r>
               <w:rPr>
                 <w:b w:val="0"/>
                 <w:i w:val="0"/>
+                <w:sz w:val="19"/>
               </w:rPr>
             </w:r>
           </w:p>
         </w:tc>
         <w:tc>
           <w:tcPr>
-            <w:tcW w:type="dxa" w:w="1800"/>
+            <w:tcW w:type="dxa" w:w="3160"/>
+            <w:vAlign w:val="top"/>
           </w:tcPr>
           <w:p>
+            <w:pPr>
+              <w:spacing w:after="40" w:line="240" w:lineRule="auto"/>
+            </w:pPr>
             <w:r/>
             <w:r>
               <w:rPr>
                 <w:b w:val="0"/>
                 <w:i w:val="0"/>
+                <w:sz w:val="19"/>
               </w:rPr>
             </w:r>
           </w:p>
@@ -1062,9 +1495,6 @@
         <w:pStyle w:val="Heading3"/>
       </w:pPr>
       <w:r>
-        <w:rPr>
-          <w:color w:val="1C5D8C"/>
-        </w:rPr>
         <w:t>Patologie mamară la bărbat (subcapitol nou) — Masă mamară nedeterminată, bărbat sub 25 de ani</w:t>
       </w:r>
     </w:p>
@@ -1072,38 +1502,52 @@
       <w:r>
         <w:rPr>
           <w:i/>
+          <w:color w:val="555555"/>
         </w:rPr>
         <w:t>Cf. ACR Appropriateness Criteria – Evaluation of the Symptomatic Male Breast (2018).</w:t>
       </w:r>
     </w:p>
     <w:tbl>
       <w:tblPr>
-        <w:tblStyle w:val="LightGrid-Accent1"/>
-        <w:tblW w:type="auto" w:w="0"/>
+        <w:tblStyle w:val="TableGrid"/>
+        <w:tblW w:type="dxa" w:w="15120"/>
         <w:tblLayout w:type="fixed"/>
         <w:tblLook w:firstColumn="1" w:firstRow="1" w:lastColumn="0" w:lastRow="0" w:noHBand="0" w:noVBand="1" w:val="04A0"/>
       </w:tblPr>
       <w:tblGrid>
-        <w:gridCol w:w="1767"/>
-        <w:gridCol w:w="1767"/>
-        <w:gridCol w:w="1767"/>
-        <w:gridCol w:w="1767"/>
-        <w:gridCol w:w="1767"/>
-        <w:gridCol w:w="1767"/>
-        <w:gridCol w:w="1767"/>
-        <w:gridCol w:w="1767"/>
+        <w:gridCol w:w="640"/>
+        <w:gridCol w:w="2360"/>
+        <w:gridCol w:w="1900"/>
+        <w:gridCol w:w="760"/>
+        <w:gridCol w:w="800"/>
+        <w:gridCol w:w="3400"/>
+        <w:gridCol w:w="2100"/>
+        <w:gridCol w:w="3160"/>
       </w:tblGrid>
       <w:tr>
+        <w:trPr>
+          <w:tblHeader w:val="true"/>
+        </w:trPr>
         <w:tc>
           <w:tcPr>
-            <w:tcW w:type="dxa" w:w="800"/>
+            <w:tcW w:type="dxa" w:w="640"/>
+            <w:vAlign w:val="top"/>
+            <w:shd w:val="clear" w:fill="1C5D8C"/>
           </w:tcPr>
           <w:p>
-            <w:r/>
+            <w:pPr>
+              <w:spacing w:after="40" w:line="240" w:lineRule="auto"/>
+            </w:pPr>
+            <w:r>
+              <w:rPr>
+                <w:color w:val="FFFFFF"/>
+              </w:rPr>
+            </w:r>
             <w:r>
               <w:rPr>
                 <w:b/>
                 <w:i w:val="0"/>
+                <w:sz w:val="19"/>
               </w:rPr>
               <w:t>Tip</w:t>
             </w:r>
@@ -1111,14 +1555,24 @@
         </w:tc>
         <w:tc>
           <w:tcPr>
-            <w:tcW w:type="dxa" w:w="1800"/>
+            <w:tcW w:type="dxa" w:w="2360"/>
+            <w:vAlign w:val="top"/>
+            <w:shd w:val="clear" w:fill="1C5D8C"/>
           </w:tcPr>
           <w:p>
-            <w:r/>
+            <w:pPr>
+              <w:spacing w:after="40" w:line="240" w:lineRule="auto"/>
+            </w:pPr>
+            <w:r>
+              <w:rPr>
+                <w:color w:val="FFFFFF"/>
+              </w:rPr>
+            </w:r>
             <w:r>
               <w:rPr>
                 <w:b/>
                 <w:i w:val="0"/>
+                <w:sz w:val="19"/>
               </w:rPr>
               <w:t>Examen</w:t>
             </w:r>
@@ -1126,14 +1580,24 @@
         </w:tc>
         <w:tc>
           <w:tcPr>
-            <w:tcW w:type="dxa" w:w="3000"/>
+            <w:tcW w:type="dxa" w:w="1900"/>
+            <w:vAlign w:val="top"/>
+            <w:shd w:val="clear" w:fill="1C5D8C"/>
           </w:tcPr>
           <w:p>
-            <w:r/>
+            <w:pPr>
+              <w:spacing w:after="40" w:line="240" w:lineRule="auto"/>
+            </w:pPr>
+            <w:r>
+              <w:rPr>
+                <w:color w:val="FFFFFF"/>
+              </w:rPr>
+            </w:r>
             <w:r>
               <w:rPr>
                 <w:b/>
                 <w:i w:val="0"/>
+                <w:sz w:val="19"/>
               </w:rPr>
               <w:t>Indicație</w:t>
             </w:r>
@@ -1141,14 +1605,24 @@
         </w:tc>
         <w:tc>
           <w:tcPr>
-            <w:tcW w:type="dxa" w:w="900"/>
+            <w:tcW w:type="dxa" w:w="760"/>
+            <w:vAlign w:val="top"/>
+            <w:shd w:val="clear" w:fill="1C5D8C"/>
           </w:tcPr>
           <w:p>
-            <w:r/>
+            <w:pPr>
+              <w:spacing w:after="40" w:line="240" w:lineRule="auto"/>
+            </w:pPr>
+            <w:r>
+              <w:rPr>
+                <w:color w:val="FFFFFF"/>
+              </w:rPr>
+            </w:r>
             <w:r>
               <w:rPr>
                 <w:b/>
                 <w:i w:val="0"/>
+                <w:sz w:val="19"/>
               </w:rPr>
               <w:t>Grad</w:t>
             </w:r>
@@ -1156,14 +1630,24 @@
         </w:tc>
         <w:tc>
           <w:tcPr>
-            <w:tcW w:type="dxa" w:w="1100"/>
+            <w:tcW w:type="dxa" w:w="800"/>
+            <w:vAlign w:val="top"/>
+            <w:shd w:val="clear" w:fill="1C5D8C"/>
           </w:tcPr>
           <w:p>
-            <w:r/>
+            <w:pPr>
+              <w:spacing w:after="40" w:line="240" w:lineRule="auto"/>
+            </w:pPr>
+            <w:r>
+              <w:rPr>
+                <w:color w:val="FFFFFF"/>
+              </w:rPr>
+            </w:r>
             <w:r>
               <w:rPr>
                 <w:b/>
                 <w:i w:val="0"/>
+                <w:sz w:val="19"/>
               </w:rPr>
               <w:t>Doză</w:t>
             </w:r>
@@ -1171,14 +1655,24 @@
         </w:tc>
         <w:tc>
           <w:tcPr>
-            <w:tcW w:type="dxa" w:w="3000"/>
+            <w:tcW w:type="dxa" w:w="3400"/>
+            <w:vAlign w:val="top"/>
+            <w:shd w:val="clear" w:fill="1C5D8C"/>
           </w:tcPr>
           <w:p>
-            <w:r/>
+            <w:pPr>
+              <w:spacing w:after="40" w:line="240" w:lineRule="auto"/>
+            </w:pPr>
+            <w:r>
+              <w:rPr>
+                <w:color w:val="FFFFFF"/>
+              </w:rPr>
+            </w:r>
             <w:r>
               <w:rPr>
                 <w:b/>
                 <w:i w:val="0"/>
+                <w:sz w:val="19"/>
               </w:rPr>
               <w:t>Comentarii</w:t>
             </w:r>
@@ -1186,14 +1680,24 @@
         </w:tc>
         <w:tc>
           <w:tcPr>
-            <w:tcW w:type="dxa" w:w="1500"/>
+            <w:tcW w:type="dxa" w:w="2100"/>
+            <w:vAlign w:val="top"/>
+            <w:shd w:val="clear" w:fill="1C5D8C"/>
           </w:tcPr>
           <w:p>
-            <w:r/>
+            <w:pPr>
+              <w:spacing w:after="40" w:line="240" w:lineRule="auto"/>
+            </w:pPr>
+            <w:r>
+              <w:rPr>
+                <w:color w:val="FFFFFF"/>
+              </w:rPr>
+            </w:r>
             <w:r>
               <w:rPr>
                 <w:b/>
                 <w:i w:val="0"/>
+                <w:sz w:val="19"/>
               </w:rPr>
               <w:t>Decizie</w:t>
             </w:r>
@@ -1201,14 +1705,24 @@
         </w:tc>
         <w:tc>
           <w:tcPr>
-            <w:tcW w:type="dxa" w:w="1800"/>
+            <w:tcW w:type="dxa" w:w="3160"/>
+            <w:vAlign w:val="top"/>
+            <w:shd w:val="clear" w:fill="1C5D8C"/>
           </w:tcPr>
           <w:p>
-            <w:r/>
+            <w:pPr>
+              <w:spacing w:after="40" w:line="240" w:lineRule="auto"/>
+            </w:pPr>
+            <w:r>
+              <w:rPr>
+                <w:color w:val="FFFFFF"/>
+              </w:rPr>
+            </w:r>
             <w:r>
               <w:rPr>
                 <w:b/>
                 <w:i w:val="0"/>
+                <w:sz w:val="19"/>
               </w:rPr>
               <w:t>Comentariu editor</w:t>
             </w:r>
@@ -1218,14 +1732,19 @@
       <w:tr>
         <w:tc>
           <w:tcPr>
-            <w:tcW w:type="dxa" w:w="800"/>
+            <w:tcW w:type="dxa" w:w="640"/>
+            <w:vAlign w:val="top"/>
           </w:tcPr>
           <w:p>
+            <w:pPr>
+              <w:spacing w:after="40" w:line="240" w:lineRule="auto"/>
+            </w:pPr>
             <w:r/>
             <w:r>
               <w:rPr>
                 <w:b w:val="0"/>
                 <w:i w:val="0"/>
+                <w:sz w:val="19"/>
               </w:rPr>
               <w:t>E</w:t>
             </w:r>
@@ -1233,14 +1752,19 @@
         </w:tc>
         <w:tc>
           <w:tcPr>
-            <w:tcW w:type="dxa" w:w="1800"/>
+            <w:tcW w:type="dxa" w:w="2360"/>
+            <w:vAlign w:val="top"/>
           </w:tcPr>
           <w:p>
+            <w:pPr>
+              <w:spacing w:after="40" w:line="240" w:lineRule="auto"/>
+            </w:pPr>
             <w:r/>
             <w:r>
               <w:rPr>
                 <w:b w:val="0"/>
                 <w:i w:val="0"/>
+                <w:sz w:val="19"/>
               </w:rPr>
               <w:t>Ecografie</w:t>
             </w:r>
@@ -1248,14 +1772,19 @@
         </w:tc>
         <w:tc>
           <w:tcPr>
-            <w:tcW w:type="dxa" w:w="3000"/>
+            <w:tcW w:type="dxa" w:w="1900"/>
+            <w:vAlign w:val="top"/>
           </w:tcPr>
           <w:p>
+            <w:pPr>
+              <w:spacing w:after="40" w:line="240" w:lineRule="auto"/>
+            </w:pPr>
             <w:r/>
             <w:r>
               <w:rPr>
                 <w:b w:val="0"/>
                 <w:i w:val="0"/>
+                <w:sz w:val="19"/>
               </w:rPr>
               <w:t>Indicat</w:t>
             </w:r>
@@ -1263,14 +1792,19 @@
         </w:tc>
         <w:tc>
           <w:tcPr>
-            <w:tcW w:type="dxa" w:w="900"/>
+            <w:tcW w:type="dxa" w:w="760"/>
+            <w:vAlign w:val="top"/>
           </w:tcPr>
           <w:p>
+            <w:pPr>
+              <w:spacing w:after="40" w:line="240" w:lineRule="auto"/>
+            </w:pPr>
             <w:r/>
             <w:r>
               <w:rPr>
                 <w:b w:val="0"/>
                 <w:i w:val="0"/>
+                <w:sz w:val="19"/>
               </w:rPr>
               <w:t>B</w:t>
             </w:r>
@@ -1278,14 +1812,19 @@
         </w:tc>
         <w:tc>
           <w:tcPr>
-            <w:tcW w:type="dxa" w:w="1100"/>
+            <w:tcW w:type="dxa" w:w="800"/>
+            <w:vAlign w:val="top"/>
           </w:tcPr>
           <w:p>
+            <w:pPr>
+              <w:spacing w:after="40" w:line="240" w:lineRule="auto"/>
+            </w:pPr>
             <w:r/>
             <w:r>
               <w:rPr>
                 <w:b w:val="0"/>
                 <w:i w:val="0"/>
+                <w:sz w:val="19"/>
               </w:rPr>
               <w:t>0</w:t>
             </w:r>
@@ -1293,14 +1832,19 @@
         </w:tc>
         <w:tc>
           <w:tcPr>
-            <w:tcW w:type="dxa" w:w="3000"/>
+            <w:tcW w:type="dxa" w:w="3400"/>
+            <w:vAlign w:val="top"/>
           </w:tcPr>
           <w:p>
+            <w:pPr>
+              <w:spacing w:after="40" w:line="240" w:lineRule="auto"/>
+            </w:pPr>
             <w:r/>
             <w:r>
               <w:rPr>
                 <w:b w:val="0"/>
                 <w:i w:val="0"/>
+                <w:sz w:val="19"/>
               </w:rPr>
               <w:t>Primă intenție la tânăr (probabilitate mică de malignitate).</w:t>
             </w:r>
@@ -1308,28 +1852,38 @@
         </w:tc>
         <w:tc>
           <w:tcPr>
-            <w:tcW w:type="dxa" w:w="1500"/>
+            <w:tcW w:type="dxa" w:w="2100"/>
+            <w:vAlign w:val="top"/>
           </w:tcPr>
           <w:p>
+            <w:pPr>
+              <w:spacing w:after="40" w:line="240" w:lineRule="auto"/>
+            </w:pPr>
             <w:r/>
             <w:r>
               <w:rPr>
                 <w:b w:val="0"/>
                 <w:i w:val="0"/>
+                <w:sz w:val="19"/>
               </w:rPr>
             </w:r>
           </w:p>
         </w:tc>
         <w:tc>
           <w:tcPr>
-            <w:tcW w:type="dxa" w:w="1800"/>
+            <w:tcW w:type="dxa" w:w="3160"/>
+            <w:vAlign w:val="top"/>
           </w:tcPr>
           <w:p>
+            <w:pPr>
+              <w:spacing w:after="40" w:line="240" w:lineRule="auto"/>
+            </w:pPr>
             <w:r/>
             <w:r>
               <w:rPr>
                 <w:b w:val="0"/>
                 <w:i w:val="0"/>
+                <w:sz w:val="19"/>
               </w:rPr>
             </w:r>
           </w:p>
@@ -1342,9 +1896,6 @@
         <w:pStyle w:val="Heading3"/>
       </w:pPr>
       <w:r>
-        <w:rPr>
-          <w:color w:val="1C5D8C"/>
-        </w:rPr>
         <w:t>Patologie mamară la bărbat (subcapitol nou) — Masă mamară nedeterminată, bărbat peste 25 de ani</w:t>
       </w:r>
     </w:p>
@@ -1352,38 +1903,52 @@
       <w:r>
         <w:rPr>
           <w:i/>
+          <w:color w:val="555555"/>
         </w:rPr>
         <w:t>Cf. ACR Appropriateness Criteria – Evaluation of the Symptomatic Male Breast (2018).</w:t>
       </w:r>
     </w:p>
     <w:tbl>
       <w:tblPr>
-        <w:tblStyle w:val="LightGrid-Accent1"/>
-        <w:tblW w:type="auto" w:w="0"/>
+        <w:tblStyle w:val="TableGrid"/>
+        <w:tblW w:type="dxa" w:w="15120"/>
         <w:tblLayout w:type="fixed"/>
         <w:tblLook w:firstColumn="1" w:firstRow="1" w:lastColumn="0" w:lastRow="0" w:noHBand="0" w:noVBand="1" w:val="04A0"/>
       </w:tblPr>
       <w:tblGrid>
-        <w:gridCol w:w="1767"/>
-        <w:gridCol w:w="1767"/>
-        <w:gridCol w:w="1767"/>
-        <w:gridCol w:w="1767"/>
-        <w:gridCol w:w="1767"/>
-        <w:gridCol w:w="1767"/>
-        <w:gridCol w:w="1767"/>
-        <w:gridCol w:w="1767"/>
+        <w:gridCol w:w="640"/>
+        <w:gridCol w:w="2360"/>
+        <w:gridCol w:w="1900"/>
+        <w:gridCol w:w="760"/>
+        <w:gridCol w:w="800"/>
+        <w:gridCol w:w="3400"/>
+        <w:gridCol w:w="2100"/>
+        <w:gridCol w:w="3160"/>
       </w:tblGrid>
       <w:tr>
+        <w:trPr>
+          <w:tblHeader w:val="true"/>
+        </w:trPr>
         <w:tc>
           <w:tcPr>
-            <w:tcW w:type="dxa" w:w="800"/>
+            <w:tcW w:type="dxa" w:w="640"/>
+            <w:vAlign w:val="top"/>
+            <w:shd w:val="clear" w:fill="1C5D8C"/>
           </w:tcPr>
           <w:p>
-            <w:r/>
+            <w:pPr>
+              <w:spacing w:after="40" w:line="240" w:lineRule="auto"/>
+            </w:pPr>
+            <w:r>
+              <w:rPr>
+                <w:color w:val="FFFFFF"/>
+              </w:rPr>
+            </w:r>
             <w:r>
               <w:rPr>
                 <w:b/>
                 <w:i w:val="0"/>
+                <w:sz w:val="19"/>
               </w:rPr>
               <w:t>Tip</w:t>
             </w:r>
@@ -1391,14 +1956,24 @@
         </w:tc>
         <w:tc>
           <w:tcPr>
-            <w:tcW w:type="dxa" w:w="1800"/>
+            <w:tcW w:type="dxa" w:w="2360"/>
+            <w:vAlign w:val="top"/>
+            <w:shd w:val="clear" w:fill="1C5D8C"/>
           </w:tcPr>
           <w:p>
-            <w:r/>
+            <w:pPr>
+              <w:spacing w:after="40" w:line="240" w:lineRule="auto"/>
+            </w:pPr>
+            <w:r>
+              <w:rPr>
+                <w:color w:val="FFFFFF"/>
+              </w:rPr>
+            </w:r>
             <w:r>
               <w:rPr>
                 <w:b/>
                 <w:i w:val="0"/>
+                <w:sz w:val="19"/>
               </w:rPr>
               <w:t>Examen</w:t>
             </w:r>
@@ -1406,14 +1981,24 @@
         </w:tc>
         <w:tc>
           <w:tcPr>
-            <w:tcW w:type="dxa" w:w="3000"/>
+            <w:tcW w:type="dxa" w:w="1900"/>
+            <w:vAlign w:val="top"/>
+            <w:shd w:val="clear" w:fill="1C5D8C"/>
           </w:tcPr>
           <w:p>
-            <w:r/>
+            <w:pPr>
+              <w:spacing w:after="40" w:line="240" w:lineRule="auto"/>
+            </w:pPr>
+            <w:r>
+              <w:rPr>
+                <w:color w:val="FFFFFF"/>
+              </w:rPr>
+            </w:r>
             <w:r>
               <w:rPr>
                 <w:b/>
                 <w:i w:val="0"/>
+                <w:sz w:val="19"/>
               </w:rPr>
               <w:t>Indicație</w:t>
             </w:r>
@@ -1421,14 +2006,24 @@
         </w:tc>
         <w:tc>
           <w:tcPr>
-            <w:tcW w:type="dxa" w:w="900"/>
+            <w:tcW w:type="dxa" w:w="760"/>
+            <w:vAlign w:val="top"/>
+            <w:shd w:val="clear" w:fill="1C5D8C"/>
           </w:tcPr>
           <w:p>
-            <w:r/>
+            <w:pPr>
+              <w:spacing w:after="40" w:line="240" w:lineRule="auto"/>
+            </w:pPr>
+            <w:r>
+              <w:rPr>
+                <w:color w:val="FFFFFF"/>
+              </w:rPr>
+            </w:r>
             <w:r>
               <w:rPr>
                 <w:b/>
                 <w:i w:val="0"/>
+                <w:sz w:val="19"/>
               </w:rPr>
               <w:t>Grad</w:t>
             </w:r>
@@ -1436,14 +2031,24 @@
         </w:tc>
         <w:tc>
           <w:tcPr>
-            <w:tcW w:type="dxa" w:w="1100"/>
+            <w:tcW w:type="dxa" w:w="800"/>
+            <w:vAlign w:val="top"/>
+            <w:shd w:val="clear" w:fill="1C5D8C"/>
           </w:tcPr>
           <w:p>
-            <w:r/>
+            <w:pPr>
+              <w:spacing w:after="40" w:line="240" w:lineRule="auto"/>
+            </w:pPr>
+            <w:r>
+              <w:rPr>
+                <w:color w:val="FFFFFF"/>
+              </w:rPr>
+            </w:r>
             <w:r>
               <w:rPr>
                 <w:b/>
                 <w:i w:val="0"/>
+                <w:sz w:val="19"/>
               </w:rPr>
               <w:t>Doză</w:t>
             </w:r>
@@ -1451,14 +2056,24 @@
         </w:tc>
         <w:tc>
           <w:tcPr>
-            <w:tcW w:type="dxa" w:w="3000"/>
+            <w:tcW w:type="dxa" w:w="3400"/>
+            <w:vAlign w:val="top"/>
+            <w:shd w:val="clear" w:fill="1C5D8C"/>
           </w:tcPr>
           <w:p>
-            <w:r/>
+            <w:pPr>
+              <w:spacing w:after="40" w:line="240" w:lineRule="auto"/>
+            </w:pPr>
+            <w:r>
+              <w:rPr>
+                <w:color w:val="FFFFFF"/>
+              </w:rPr>
+            </w:r>
             <w:r>
               <w:rPr>
                 <w:b/>
                 <w:i w:val="0"/>
+                <w:sz w:val="19"/>
               </w:rPr>
               <w:t>Comentarii</w:t>
             </w:r>
@@ -1466,14 +2081,24 @@
         </w:tc>
         <w:tc>
           <w:tcPr>
-            <w:tcW w:type="dxa" w:w="1500"/>
+            <w:tcW w:type="dxa" w:w="2100"/>
+            <w:vAlign w:val="top"/>
+            <w:shd w:val="clear" w:fill="1C5D8C"/>
           </w:tcPr>
           <w:p>
-            <w:r/>
+            <w:pPr>
+              <w:spacing w:after="40" w:line="240" w:lineRule="auto"/>
+            </w:pPr>
+            <w:r>
+              <w:rPr>
+                <w:color w:val="FFFFFF"/>
+              </w:rPr>
+            </w:r>
             <w:r>
               <w:rPr>
                 <w:b/>
                 <w:i w:val="0"/>
+                <w:sz w:val="19"/>
               </w:rPr>
               <w:t>Decizie</w:t>
             </w:r>
@@ -1481,14 +2106,24 @@
         </w:tc>
         <w:tc>
           <w:tcPr>
-            <w:tcW w:type="dxa" w:w="1800"/>
+            <w:tcW w:type="dxa" w:w="3160"/>
+            <w:vAlign w:val="top"/>
+            <w:shd w:val="clear" w:fill="1C5D8C"/>
           </w:tcPr>
           <w:p>
-            <w:r/>
+            <w:pPr>
+              <w:spacing w:after="40" w:line="240" w:lineRule="auto"/>
+            </w:pPr>
+            <w:r>
+              <w:rPr>
+                <w:color w:val="FFFFFF"/>
+              </w:rPr>
+            </w:r>
             <w:r>
               <w:rPr>
                 <w:b/>
                 <w:i w:val="0"/>
+                <w:sz w:val="19"/>
               </w:rPr>
               <w:t>Comentariu editor</w:t>
             </w:r>
@@ -1498,14 +2133,19 @@
       <w:tr>
         <w:tc>
           <w:tcPr>
-            <w:tcW w:type="dxa" w:w="800"/>
+            <w:tcW w:type="dxa" w:w="640"/>
+            <w:vAlign w:val="top"/>
           </w:tcPr>
           <w:p>
+            <w:pPr>
+              <w:spacing w:after="40" w:line="240" w:lineRule="auto"/>
+            </w:pPr>
             <w:r/>
             <w:r>
               <w:rPr>
                 <w:b w:val="0"/>
                 <w:i w:val="0"/>
+                <w:sz w:val="19"/>
               </w:rPr>
               <w:t>G</w:t>
             </w:r>
@@ -1513,14 +2153,19 @@
         </w:tc>
         <w:tc>
           <w:tcPr>
-            <w:tcW w:type="dxa" w:w="1800"/>
+            <w:tcW w:type="dxa" w:w="2360"/>
+            <w:vAlign w:val="top"/>
           </w:tcPr>
           <w:p>
+            <w:pPr>
+              <w:spacing w:after="40" w:line="240" w:lineRule="auto"/>
+            </w:pPr>
             <w:r/>
             <w:r>
               <w:rPr>
                 <w:b w:val="0"/>
                 <w:i w:val="0"/>
+                <w:sz w:val="19"/>
               </w:rPr>
               <w:t>Mamografie / tomosinteză</w:t>
             </w:r>
@@ -1528,14 +2173,19 @@
         </w:tc>
         <w:tc>
           <w:tcPr>
-            <w:tcW w:type="dxa" w:w="3000"/>
+            <w:tcW w:type="dxa" w:w="1900"/>
+            <w:vAlign w:val="top"/>
           </w:tcPr>
           <w:p>
+            <w:pPr>
+              <w:spacing w:after="40" w:line="240" w:lineRule="auto"/>
+            </w:pPr>
             <w:r/>
             <w:r>
               <w:rPr>
                 <w:b w:val="0"/>
                 <w:i w:val="0"/>
+                <w:sz w:val="19"/>
               </w:rPr>
               <w:t>Indicat</w:t>
             </w:r>
@@ -1543,14 +2193,19 @@
         </w:tc>
         <w:tc>
           <w:tcPr>
-            <w:tcW w:type="dxa" w:w="900"/>
+            <w:tcW w:type="dxa" w:w="760"/>
+            <w:vAlign w:val="top"/>
           </w:tcPr>
           <w:p>
+            <w:pPr>
+              <w:spacing w:after="40" w:line="240" w:lineRule="auto"/>
+            </w:pPr>
             <w:r/>
             <w:r>
               <w:rPr>
                 <w:b w:val="0"/>
                 <w:i w:val="0"/>
+                <w:sz w:val="19"/>
               </w:rPr>
               <w:t>B</w:t>
             </w:r>
@@ -1558,14 +2213,19 @@
         </w:tc>
         <w:tc>
           <w:tcPr>
-            <w:tcW w:type="dxa" w:w="1100"/>
+            <w:tcW w:type="dxa" w:w="800"/>
+            <w:vAlign w:val="top"/>
           </w:tcPr>
           <w:p>
+            <w:pPr>
+              <w:spacing w:after="40" w:line="240" w:lineRule="auto"/>
+            </w:pPr>
             <w:r/>
             <w:r>
               <w:rPr>
                 <w:b w:val="0"/>
                 <w:i w:val="0"/>
+                <w:sz w:val="19"/>
               </w:rPr>
               <w:t>1</w:t>
             </w:r>
@@ -1573,14 +2233,19 @@
         </w:tc>
         <w:tc>
           <w:tcPr>
-            <w:tcW w:type="dxa" w:w="3000"/>
+            <w:tcW w:type="dxa" w:w="3400"/>
+            <w:vAlign w:val="top"/>
           </w:tcPr>
           <w:p>
+            <w:pPr>
+              <w:spacing w:after="40" w:line="240" w:lineRule="auto"/>
+            </w:pPr>
             <w:r/>
             <w:r>
               <w:rPr>
                 <w:b w:val="0"/>
                 <w:i w:val="0"/>
+                <w:sz w:val="19"/>
               </w:rPr>
               <w:t>Primă intenție; ecografia = complementar.</w:t>
             </w:r>
@@ -1588,28 +2253,38 @@
         </w:tc>
         <w:tc>
           <w:tcPr>
-            <w:tcW w:type="dxa" w:w="1500"/>
+            <w:tcW w:type="dxa" w:w="2100"/>
+            <w:vAlign w:val="top"/>
           </w:tcPr>
           <w:p>
+            <w:pPr>
+              <w:spacing w:after="40" w:line="240" w:lineRule="auto"/>
+            </w:pPr>
             <w:r/>
             <w:r>
               <w:rPr>
                 <w:b w:val="0"/>
                 <w:i w:val="0"/>
+                <w:sz w:val="19"/>
               </w:rPr>
             </w:r>
           </w:p>
         </w:tc>
         <w:tc>
           <w:tcPr>
-            <w:tcW w:type="dxa" w:w="1800"/>
+            <w:tcW w:type="dxa" w:w="3160"/>
+            <w:vAlign w:val="top"/>
           </w:tcPr>
           <w:p>
+            <w:pPr>
+              <w:spacing w:after="40" w:line="240" w:lineRule="auto"/>
+            </w:pPr>
             <w:r/>
             <w:r>
               <w:rPr>
                 <w:b w:val="0"/>
                 <w:i w:val="0"/>
+                <w:sz w:val="19"/>
               </w:rPr>
             </w:r>
           </w:p>
@@ -1622,9 +2297,6 @@
         <w:pStyle w:val="Heading3"/>
       </w:pPr>
       <w:r>
-        <w:rPr>
-          <w:color w:val="1C5D8C"/>
-        </w:rPr>
         <w:t>Patologie mamară la bărbat (subcapitol nou) — Suspiciune clinică de cancer mamar, indiferent de vârstă</w:t>
       </w:r>
     </w:p>
@@ -1632,38 +2304,52 @@
       <w:r>
         <w:rPr>
           <w:i/>
+          <w:color w:val="555555"/>
         </w:rPr>
         <w:t>Cf. ACR Appropriateness Criteria – Evaluation of the Symptomatic Male Breast (2018).</w:t>
       </w:r>
     </w:p>
     <w:tbl>
       <w:tblPr>
-        <w:tblStyle w:val="LightGrid-Accent1"/>
-        <w:tblW w:type="auto" w:w="0"/>
+        <w:tblStyle w:val="TableGrid"/>
+        <w:tblW w:type="dxa" w:w="15120"/>
         <w:tblLayout w:type="fixed"/>
         <w:tblLook w:firstColumn="1" w:firstRow="1" w:lastColumn="0" w:lastRow="0" w:noHBand="0" w:noVBand="1" w:val="04A0"/>
       </w:tblPr>
       <w:tblGrid>
-        <w:gridCol w:w="1767"/>
-        <w:gridCol w:w="1767"/>
-        <w:gridCol w:w="1767"/>
-        <w:gridCol w:w="1767"/>
-        <w:gridCol w:w="1767"/>
-        <w:gridCol w:w="1767"/>
-        <w:gridCol w:w="1767"/>
-        <w:gridCol w:w="1767"/>
+        <w:gridCol w:w="640"/>
+        <w:gridCol w:w="2360"/>
+        <w:gridCol w:w="1900"/>
+        <w:gridCol w:w="760"/>
+        <w:gridCol w:w="800"/>
+        <w:gridCol w:w="3400"/>
+        <w:gridCol w:w="2100"/>
+        <w:gridCol w:w="3160"/>
       </w:tblGrid>
       <w:tr>
+        <w:trPr>
+          <w:tblHeader w:val="true"/>
+        </w:trPr>
         <w:tc>
           <w:tcPr>
-            <w:tcW w:type="dxa" w:w="800"/>
+            <w:tcW w:type="dxa" w:w="640"/>
+            <w:vAlign w:val="top"/>
+            <w:shd w:val="clear" w:fill="1C5D8C"/>
           </w:tcPr>
           <w:p>
-            <w:r/>
+            <w:pPr>
+              <w:spacing w:after="40" w:line="240" w:lineRule="auto"/>
+            </w:pPr>
+            <w:r>
+              <w:rPr>
+                <w:color w:val="FFFFFF"/>
+              </w:rPr>
+            </w:r>
             <w:r>
               <w:rPr>
                 <w:b/>
                 <w:i w:val="0"/>
+                <w:sz w:val="19"/>
               </w:rPr>
               <w:t>Tip</w:t>
             </w:r>
@@ -1671,14 +2357,24 @@
         </w:tc>
         <w:tc>
           <w:tcPr>
-            <w:tcW w:type="dxa" w:w="1800"/>
+            <w:tcW w:type="dxa" w:w="2360"/>
+            <w:vAlign w:val="top"/>
+            <w:shd w:val="clear" w:fill="1C5D8C"/>
           </w:tcPr>
           <w:p>
-            <w:r/>
+            <w:pPr>
+              <w:spacing w:after="40" w:line="240" w:lineRule="auto"/>
+            </w:pPr>
+            <w:r>
+              <w:rPr>
+                <w:color w:val="FFFFFF"/>
+              </w:rPr>
+            </w:r>
             <w:r>
               <w:rPr>
                 <w:b/>
                 <w:i w:val="0"/>
+                <w:sz w:val="19"/>
               </w:rPr>
               <w:t>Examen</w:t>
             </w:r>
@@ -1686,14 +2382,24 @@
         </w:tc>
         <w:tc>
           <w:tcPr>
-            <w:tcW w:type="dxa" w:w="3000"/>
+            <w:tcW w:type="dxa" w:w="1900"/>
+            <w:vAlign w:val="top"/>
+            <w:shd w:val="clear" w:fill="1C5D8C"/>
           </w:tcPr>
           <w:p>
-            <w:r/>
+            <w:pPr>
+              <w:spacing w:after="40" w:line="240" w:lineRule="auto"/>
+            </w:pPr>
+            <w:r>
+              <w:rPr>
+                <w:color w:val="FFFFFF"/>
+              </w:rPr>
+            </w:r>
             <w:r>
               <w:rPr>
                 <w:b/>
                 <w:i w:val="0"/>
+                <w:sz w:val="19"/>
               </w:rPr>
               <w:t>Indicație</w:t>
             </w:r>
@@ -1701,14 +2407,24 @@
         </w:tc>
         <w:tc>
           <w:tcPr>
-            <w:tcW w:type="dxa" w:w="900"/>
+            <w:tcW w:type="dxa" w:w="760"/>
+            <w:vAlign w:val="top"/>
+            <w:shd w:val="clear" w:fill="1C5D8C"/>
           </w:tcPr>
           <w:p>
-            <w:r/>
+            <w:pPr>
+              <w:spacing w:after="40" w:line="240" w:lineRule="auto"/>
+            </w:pPr>
+            <w:r>
+              <w:rPr>
+                <w:color w:val="FFFFFF"/>
+              </w:rPr>
+            </w:r>
             <w:r>
               <w:rPr>
                 <w:b/>
                 <w:i w:val="0"/>
+                <w:sz w:val="19"/>
               </w:rPr>
               <w:t>Grad</w:t>
             </w:r>
@@ -1716,14 +2432,24 @@
         </w:tc>
         <w:tc>
           <w:tcPr>
-            <w:tcW w:type="dxa" w:w="1100"/>
+            <w:tcW w:type="dxa" w:w="800"/>
+            <w:vAlign w:val="top"/>
+            <w:shd w:val="clear" w:fill="1C5D8C"/>
           </w:tcPr>
           <w:p>
-            <w:r/>
+            <w:pPr>
+              <w:spacing w:after="40" w:line="240" w:lineRule="auto"/>
+            </w:pPr>
+            <w:r>
+              <w:rPr>
+                <w:color w:val="FFFFFF"/>
+              </w:rPr>
+            </w:r>
             <w:r>
               <w:rPr>
                 <w:b/>
                 <w:i w:val="0"/>
+                <w:sz w:val="19"/>
               </w:rPr>
               <w:t>Doză</w:t>
             </w:r>
@@ -1731,14 +2457,24 @@
         </w:tc>
         <w:tc>
           <w:tcPr>
-            <w:tcW w:type="dxa" w:w="3000"/>
+            <w:tcW w:type="dxa" w:w="3400"/>
+            <w:vAlign w:val="top"/>
+            <w:shd w:val="clear" w:fill="1C5D8C"/>
           </w:tcPr>
           <w:p>
-            <w:r/>
+            <w:pPr>
+              <w:spacing w:after="40" w:line="240" w:lineRule="auto"/>
+            </w:pPr>
+            <w:r>
+              <w:rPr>
+                <w:color w:val="FFFFFF"/>
+              </w:rPr>
+            </w:r>
             <w:r>
               <w:rPr>
                 <w:b/>
                 <w:i w:val="0"/>
+                <w:sz w:val="19"/>
               </w:rPr>
               <w:t>Comentarii</w:t>
             </w:r>
@@ -1746,14 +2482,24 @@
         </w:tc>
         <w:tc>
           <w:tcPr>
-            <w:tcW w:type="dxa" w:w="1500"/>
+            <w:tcW w:type="dxa" w:w="2100"/>
+            <w:vAlign w:val="top"/>
+            <w:shd w:val="clear" w:fill="1C5D8C"/>
           </w:tcPr>
           <w:p>
-            <w:r/>
+            <w:pPr>
+              <w:spacing w:after="40" w:line="240" w:lineRule="auto"/>
+            </w:pPr>
+            <w:r>
+              <w:rPr>
+                <w:color w:val="FFFFFF"/>
+              </w:rPr>
+            </w:r>
             <w:r>
               <w:rPr>
                 <w:b/>
                 <w:i w:val="0"/>
+                <w:sz w:val="19"/>
               </w:rPr>
               <w:t>Decizie</w:t>
             </w:r>
@@ -1761,14 +2507,24 @@
         </w:tc>
         <w:tc>
           <w:tcPr>
-            <w:tcW w:type="dxa" w:w="1800"/>
+            <w:tcW w:type="dxa" w:w="3160"/>
+            <w:vAlign w:val="top"/>
+            <w:shd w:val="clear" w:fill="1C5D8C"/>
           </w:tcPr>
           <w:p>
-            <w:r/>
+            <w:pPr>
+              <w:spacing w:after="40" w:line="240" w:lineRule="auto"/>
+            </w:pPr>
+            <w:r>
+              <w:rPr>
+                <w:color w:val="FFFFFF"/>
+              </w:rPr>
+            </w:r>
             <w:r>
               <w:rPr>
                 <w:b/>
                 <w:i w:val="0"/>
+                <w:sz w:val="19"/>
               </w:rPr>
               <w:t>Comentariu editor</w:t>
             </w:r>
@@ -1778,14 +2534,19 @@
       <w:tr>
         <w:tc>
           <w:tcPr>
-            <w:tcW w:type="dxa" w:w="800"/>
+            <w:tcW w:type="dxa" w:w="640"/>
+            <w:vAlign w:val="top"/>
           </w:tcPr>
           <w:p>
+            <w:pPr>
+              <w:spacing w:after="40" w:line="240" w:lineRule="auto"/>
+            </w:pPr>
             <w:r/>
             <w:r>
               <w:rPr>
                 <w:b w:val="0"/>
                 <w:i w:val="0"/>
+                <w:sz w:val="19"/>
               </w:rPr>
               <w:t>G</w:t>
             </w:r>
@@ -1793,14 +2554,19 @@
         </w:tc>
         <w:tc>
           <w:tcPr>
-            <w:tcW w:type="dxa" w:w="1800"/>
+            <w:tcW w:type="dxa" w:w="2360"/>
+            <w:vAlign w:val="top"/>
           </w:tcPr>
           <w:p>
+            <w:pPr>
+              <w:spacing w:after="40" w:line="240" w:lineRule="auto"/>
+            </w:pPr>
             <w:r/>
             <w:r>
               <w:rPr>
                 <w:b w:val="0"/>
                 <w:i w:val="0"/>
+                <w:sz w:val="19"/>
               </w:rPr>
               <w:t>Mamografie / tomosinteză</w:t>
             </w:r>
@@ -1808,14 +2574,19 @@
         </w:tc>
         <w:tc>
           <w:tcPr>
-            <w:tcW w:type="dxa" w:w="3000"/>
+            <w:tcW w:type="dxa" w:w="1900"/>
+            <w:vAlign w:val="top"/>
           </w:tcPr>
           <w:p>
+            <w:pPr>
+              <w:spacing w:after="40" w:line="240" w:lineRule="auto"/>
+            </w:pPr>
             <w:r/>
             <w:r>
               <w:rPr>
                 <w:b w:val="0"/>
                 <w:i w:val="0"/>
+                <w:sz w:val="19"/>
               </w:rPr>
               <w:t>Indicat</w:t>
             </w:r>
@@ -1823,14 +2594,19 @@
         </w:tc>
         <w:tc>
           <w:tcPr>
-            <w:tcW w:type="dxa" w:w="900"/>
+            <w:tcW w:type="dxa" w:w="760"/>
+            <w:vAlign w:val="top"/>
           </w:tcPr>
           <w:p>
+            <w:pPr>
+              <w:spacing w:after="40" w:line="240" w:lineRule="auto"/>
+            </w:pPr>
             <w:r/>
             <w:r>
               <w:rPr>
                 <w:b w:val="0"/>
                 <w:i w:val="0"/>
+                <w:sz w:val="19"/>
               </w:rPr>
               <w:t>A</w:t>
             </w:r>
@@ -1838,14 +2614,19 @@
         </w:tc>
         <w:tc>
           <w:tcPr>
-            <w:tcW w:type="dxa" w:w="1100"/>
+            <w:tcW w:type="dxa" w:w="800"/>
+            <w:vAlign w:val="top"/>
           </w:tcPr>
           <w:p>
+            <w:pPr>
+              <w:spacing w:after="40" w:line="240" w:lineRule="auto"/>
+            </w:pPr>
             <w:r/>
             <w:r>
               <w:rPr>
                 <w:b w:val="0"/>
                 <w:i w:val="0"/>
+                <w:sz w:val="19"/>
               </w:rPr>
               <w:t>1</w:t>
             </w:r>
@@ -1853,14 +2634,19 @@
         </w:tc>
         <w:tc>
           <w:tcPr>
-            <w:tcW w:type="dxa" w:w="3000"/>
+            <w:tcW w:type="dxa" w:w="3400"/>
+            <w:vAlign w:val="top"/>
           </w:tcPr>
           <w:p>
+            <w:pPr>
+              <w:spacing w:after="40" w:line="240" w:lineRule="auto"/>
+            </w:pPr>
             <w:r/>
             <w:r>
               <w:rPr>
                 <w:b w:val="0"/>
                 <w:i w:val="0"/>
+                <w:sz w:val="19"/>
               </w:rPr>
               <w:t>± ecografie complementară pentru caracterizare și evaluare ganglionară.</w:t>
             </w:r>
@@ -1868,28 +2654,38 @@
         </w:tc>
         <w:tc>
           <w:tcPr>
-            <w:tcW w:type="dxa" w:w="1500"/>
+            <w:tcW w:type="dxa" w:w="2100"/>
+            <w:vAlign w:val="top"/>
           </w:tcPr>
           <w:p>
+            <w:pPr>
+              <w:spacing w:after="40" w:line="240" w:lineRule="auto"/>
+            </w:pPr>
             <w:r/>
             <w:r>
               <w:rPr>
                 <w:b w:val="0"/>
                 <w:i w:val="0"/>
+                <w:sz w:val="19"/>
               </w:rPr>
             </w:r>
           </w:p>
         </w:tc>
         <w:tc>
           <w:tcPr>
-            <w:tcW w:type="dxa" w:w="1800"/>
+            <w:tcW w:type="dxa" w:w="3160"/>
+            <w:vAlign w:val="top"/>
           </w:tcPr>
           <w:p>
+            <w:pPr>
+              <w:spacing w:after="40" w:line="240" w:lineRule="auto"/>
+            </w:pPr>
             <w:r/>
             <w:r>
               <w:rPr>
                 <w:b w:val="0"/>
                 <w:i w:val="0"/>
+                <w:sz w:val="19"/>
               </w:rPr>
             </w:r>
           </w:p>
@@ -1902,9 +2698,6 @@
         <w:pStyle w:val="Heading3"/>
       </w:pPr>
       <w:r>
-        <w:rPr>
-          <w:color w:val="1C5D8C"/>
-        </w:rPr>
         <w:t>Paciente cu simptome și semne nesugestive de cancer — Imagistica sânului în sarcină și lactație</w:t>
       </w:r>
     </w:p>
@@ -1912,38 +2705,52 @@
       <w:r>
         <w:rPr>
           <w:i/>
+          <w:color w:val="555555"/>
         </w:rPr>
         <w:t>Cf. ACR Appropriateness Criteria – Breast Imaging of Pregnant and Lactating Women.</w:t>
       </w:r>
     </w:p>
     <w:tbl>
       <w:tblPr>
-        <w:tblStyle w:val="LightGrid-Accent1"/>
-        <w:tblW w:type="auto" w:w="0"/>
+        <w:tblStyle w:val="TableGrid"/>
+        <w:tblW w:type="dxa" w:w="15120"/>
         <w:tblLayout w:type="fixed"/>
         <w:tblLook w:firstColumn="1" w:firstRow="1" w:lastColumn="0" w:lastRow="0" w:noHBand="0" w:noVBand="1" w:val="04A0"/>
       </w:tblPr>
       <w:tblGrid>
-        <w:gridCol w:w="1767"/>
-        <w:gridCol w:w="1767"/>
-        <w:gridCol w:w="1767"/>
-        <w:gridCol w:w="1767"/>
-        <w:gridCol w:w="1767"/>
-        <w:gridCol w:w="1767"/>
-        <w:gridCol w:w="1767"/>
-        <w:gridCol w:w="1767"/>
+        <w:gridCol w:w="640"/>
+        <w:gridCol w:w="2360"/>
+        <w:gridCol w:w="1900"/>
+        <w:gridCol w:w="760"/>
+        <w:gridCol w:w="800"/>
+        <w:gridCol w:w="3400"/>
+        <w:gridCol w:w="2100"/>
+        <w:gridCol w:w="3160"/>
       </w:tblGrid>
       <w:tr>
+        <w:trPr>
+          <w:tblHeader w:val="true"/>
+        </w:trPr>
         <w:tc>
           <w:tcPr>
-            <w:tcW w:type="dxa" w:w="800"/>
+            <w:tcW w:type="dxa" w:w="640"/>
+            <w:vAlign w:val="top"/>
+            <w:shd w:val="clear" w:fill="1C5D8C"/>
           </w:tcPr>
           <w:p>
-            <w:r/>
+            <w:pPr>
+              <w:spacing w:after="40" w:line="240" w:lineRule="auto"/>
+            </w:pPr>
+            <w:r>
+              <w:rPr>
+                <w:color w:val="FFFFFF"/>
+              </w:rPr>
+            </w:r>
             <w:r>
               <w:rPr>
                 <w:b/>
                 <w:i w:val="0"/>
+                <w:sz w:val="19"/>
               </w:rPr>
               <w:t>Tip</w:t>
             </w:r>
@@ -1951,14 +2758,24 @@
         </w:tc>
         <w:tc>
           <w:tcPr>
-            <w:tcW w:type="dxa" w:w="1800"/>
+            <w:tcW w:type="dxa" w:w="2360"/>
+            <w:vAlign w:val="top"/>
+            <w:shd w:val="clear" w:fill="1C5D8C"/>
           </w:tcPr>
           <w:p>
-            <w:r/>
+            <w:pPr>
+              <w:spacing w:after="40" w:line="240" w:lineRule="auto"/>
+            </w:pPr>
+            <w:r>
+              <w:rPr>
+                <w:color w:val="FFFFFF"/>
+              </w:rPr>
+            </w:r>
             <w:r>
               <w:rPr>
                 <w:b/>
                 <w:i w:val="0"/>
+                <w:sz w:val="19"/>
               </w:rPr>
               <w:t>Examen</w:t>
             </w:r>
@@ -1966,14 +2783,24 @@
         </w:tc>
         <w:tc>
           <w:tcPr>
-            <w:tcW w:type="dxa" w:w="3000"/>
+            <w:tcW w:type="dxa" w:w="1900"/>
+            <w:vAlign w:val="top"/>
+            <w:shd w:val="clear" w:fill="1C5D8C"/>
           </w:tcPr>
           <w:p>
-            <w:r/>
+            <w:pPr>
+              <w:spacing w:after="40" w:line="240" w:lineRule="auto"/>
+            </w:pPr>
+            <w:r>
+              <w:rPr>
+                <w:color w:val="FFFFFF"/>
+              </w:rPr>
+            </w:r>
             <w:r>
               <w:rPr>
                 <w:b/>
                 <w:i w:val="0"/>
+                <w:sz w:val="19"/>
               </w:rPr>
               <w:t>Indicație</w:t>
             </w:r>
@@ -1981,14 +2808,24 @@
         </w:tc>
         <w:tc>
           <w:tcPr>
-            <w:tcW w:type="dxa" w:w="900"/>
+            <w:tcW w:type="dxa" w:w="760"/>
+            <w:vAlign w:val="top"/>
+            <w:shd w:val="clear" w:fill="1C5D8C"/>
           </w:tcPr>
           <w:p>
-            <w:r/>
+            <w:pPr>
+              <w:spacing w:after="40" w:line="240" w:lineRule="auto"/>
+            </w:pPr>
+            <w:r>
+              <w:rPr>
+                <w:color w:val="FFFFFF"/>
+              </w:rPr>
+            </w:r>
             <w:r>
               <w:rPr>
                 <w:b/>
                 <w:i w:val="0"/>
+                <w:sz w:val="19"/>
               </w:rPr>
               <w:t>Grad</w:t>
             </w:r>
@@ -1996,14 +2833,24 @@
         </w:tc>
         <w:tc>
           <w:tcPr>
-            <w:tcW w:type="dxa" w:w="1100"/>
+            <w:tcW w:type="dxa" w:w="800"/>
+            <w:vAlign w:val="top"/>
+            <w:shd w:val="clear" w:fill="1C5D8C"/>
           </w:tcPr>
           <w:p>
-            <w:r/>
+            <w:pPr>
+              <w:spacing w:after="40" w:line="240" w:lineRule="auto"/>
+            </w:pPr>
+            <w:r>
+              <w:rPr>
+                <w:color w:val="FFFFFF"/>
+              </w:rPr>
+            </w:r>
             <w:r>
               <w:rPr>
                 <w:b/>
                 <w:i w:val="0"/>
+                <w:sz w:val="19"/>
               </w:rPr>
               <w:t>Doză</w:t>
             </w:r>
@@ -2011,14 +2858,24 @@
         </w:tc>
         <w:tc>
           <w:tcPr>
-            <w:tcW w:type="dxa" w:w="3000"/>
+            <w:tcW w:type="dxa" w:w="3400"/>
+            <w:vAlign w:val="top"/>
+            <w:shd w:val="clear" w:fill="1C5D8C"/>
           </w:tcPr>
           <w:p>
-            <w:r/>
+            <w:pPr>
+              <w:spacing w:after="40" w:line="240" w:lineRule="auto"/>
+            </w:pPr>
+            <w:r>
+              <w:rPr>
+                <w:color w:val="FFFFFF"/>
+              </w:rPr>
+            </w:r>
             <w:r>
               <w:rPr>
                 <w:b/>
                 <w:i w:val="0"/>
+                <w:sz w:val="19"/>
               </w:rPr>
               <w:t>Comentarii</w:t>
             </w:r>
@@ -2026,14 +2883,24 @@
         </w:tc>
         <w:tc>
           <w:tcPr>
-            <w:tcW w:type="dxa" w:w="1500"/>
+            <w:tcW w:type="dxa" w:w="2100"/>
+            <w:vAlign w:val="top"/>
+            <w:shd w:val="clear" w:fill="1C5D8C"/>
           </w:tcPr>
           <w:p>
-            <w:r/>
+            <w:pPr>
+              <w:spacing w:after="40" w:line="240" w:lineRule="auto"/>
+            </w:pPr>
+            <w:r>
+              <w:rPr>
+                <w:color w:val="FFFFFF"/>
+              </w:rPr>
+            </w:r>
             <w:r>
               <w:rPr>
                 <w:b/>
                 <w:i w:val="0"/>
+                <w:sz w:val="19"/>
               </w:rPr>
               <w:t>Decizie</w:t>
             </w:r>
@@ -2041,14 +2908,24 @@
         </w:tc>
         <w:tc>
           <w:tcPr>
-            <w:tcW w:type="dxa" w:w="1800"/>
+            <w:tcW w:type="dxa" w:w="3160"/>
+            <w:vAlign w:val="top"/>
+            <w:shd w:val="clear" w:fill="1C5D8C"/>
           </w:tcPr>
           <w:p>
-            <w:r/>
+            <w:pPr>
+              <w:spacing w:after="40" w:line="240" w:lineRule="auto"/>
+            </w:pPr>
+            <w:r>
+              <w:rPr>
+                <w:color w:val="FFFFFF"/>
+              </w:rPr>
+            </w:r>
             <w:r>
               <w:rPr>
                 <w:b/>
                 <w:i w:val="0"/>
+                <w:sz w:val="19"/>
               </w:rPr>
               <w:t>Comentariu editor</w:t>
             </w:r>
@@ -2058,14 +2935,19 @@
       <w:tr>
         <w:tc>
           <w:tcPr>
-            <w:tcW w:type="dxa" w:w="800"/>
+            <w:tcW w:type="dxa" w:w="640"/>
+            <w:vAlign w:val="top"/>
           </w:tcPr>
           <w:p>
+            <w:pPr>
+              <w:spacing w:after="40" w:line="240" w:lineRule="auto"/>
+            </w:pPr>
             <w:r/>
             <w:r>
               <w:rPr>
                 <w:b w:val="0"/>
                 <w:i w:val="0"/>
+                <w:sz w:val="19"/>
               </w:rPr>
               <w:t>E</w:t>
             </w:r>
@@ -2073,14 +2955,19 @@
         </w:tc>
         <w:tc>
           <w:tcPr>
-            <w:tcW w:type="dxa" w:w="1800"/>
+            <w:tcW w:type="dxa" w:w="2360"/>
+            <w:vAlign w:val="top"/>
           </w:tcPr>
           <w:p>
+            <w:pPr>
+              <w:spacing w:after="40" w:line="240" w:lineRule="auto"/>
+            </w:pPr>
             <w:r/>
             <w:r>
               <w:rPr>
                 <w:b w:val="0"/>
                 <w:i w:val="0"/>
+                <w:sz w:val="19"/>
               </w:rPr>
               <w:t>Ecografie</w:t>
             </w:r>
@@ -2088,14 +2975,19 @@
         </w:tc>
         <w:tc>
           <w:tcPr>
-            <w:tcW w:type="dxa" w:w="3000"/>
+            <w:tcW w:type="dxa" w:w="1900"/>
+            <w:vAlign w:val="top"/>
           </w:tcPr>
           <w:p>
+            <w:pPr>
+              <w:spacing w:after="40" w:line="240" w:lineRule="auto"/>
+            </w:pPr>
             <w:r/>
             <w:r>
               <w:rPr>
                 <w:b w:val="0"/>
                 <w:i w:val="0"/>
+                <w:sz w:val="19"/>
               </w:rPr>
               <w:t>Indicat</w:t>
             </w:r>
@@ -2103,14 +2995,19 @@
         </w:tc>
         <w:tc>
           <w:tcPr>
-            <w:tcW w:type="dxa" w:w="900"/>
+            <w:tcW w:type="dxa" w:w="760"/>
+            <w:vAlign w:val="top"/>
           </w:tcPr>
           <w:p>
+            <w:pPr>
+              <w:spacing w:after="40" w:line="240" w:lineRule="auto"/>
+            </w:pPr>
             <w:r/>
             <w:r>
               <w:rPr>
                 <w:b w:val="0"/>
                 <w:i w:val="0"/>
+                <w:sz w:val="19"/>
               </w:rPr>
               <w:t>A</w:t>
             </w:r>
@@ -2118,14 +3015,19 @@
         </w:tc>
         <w:tc>
           <w:tcPr>
-            <w:tcW w:type="dxa" w:w="1100"/>
+            <w:tcW w:type="dxa" w:w="800"/>
+            <w:vAlign w:val="top"/>
           </w:tcPr>
           <w:p>
+            <w:pPr>
+              <w:spacing w:after="40" w:line="240" w:lineRule="auto"/>
+            </w:pPr>
             <w:r/>
             <w:r>
               <w:rPr>
                 <w:b w:val="0"/>
                 <w:i w:val="0"/>
+                <w:sz w:val="19"/>
               </w:rPr>
               <w:t>0</w:t>
             </w:r>
@@ -2133,14 +3035,19 @@
         </w:tc>
         <w:tc>
           <w:tcPr>
-            <w:tcW w:type="dxa" w:w="3000"/>
+            <w:tcW w:type="dxa" w:w="3400"/>
+            <w:vAlign w:val="top"/>
           </w:tcPr>
           <w:p>
+            <w:pPr>
+              <w:spacing w:after="40" w:line="240" w:lineRule="auto"/>
+            </w:pPr>
             <w:r/>
             <w:r>
               <w:rPr>
                 <w:b w:val="0"/>
                 <w:i w:val="0"/>
+                <w:sz w:val="19"/>
               </w:rPr>
               <w:t>Primă linie, fără iradiere/contrast.</w:t>
             </w:r>
@@ -2148,28 +3055,38 @@
         </w:tc>
         <w:tc>
           <w:tcPr>
-            <w:tcW w:type="dxa" w:w="1500"/>
+            <w:tcW w:type="dxa" w:w="2100"/>
+            <w:vAlign w:val="top"/>
           </w:tcPr>
           <w:p>
+            <w:pPr>
+              <w:spacing w:after="40" w:line="240" w:lineRule="auto"/>
+            </w:pPr>
             <w:r/>
             <w:r>
               <w:rPr>
                 <w:b w:val="0"/>
                 <w:i w:val="0"/>
+                <w:sz w:val="19"/>
               </w:rPr>
             </w:r>
           </w:p>
         </w:tc>
         <w:tc>
           <w:tcPr>
-            <w:tcW w:type="dxa" w:w="1800"/>
+            <w:tcW w:type="dxa" w:w="3160"/>
+            <w:vAlign w:val="top"/>
           </w:tcPr>
           <w:p>
+            <w:pPr>
+              <w:spacing w:after="40" w:line="240" w:lineRule="auto"/>
+            </w:pPr>
             <w:r/>
             <w:r>
               <w:rPr>
                 <w:b w:val="0"/>
                 <w:i w:val="0"/>
+                <w:sz w:val="19"/>
               </w:rPr>
             </w:r>
           </w:p>
@@ -2178,14 +3095,19 @@
       <w:tr>
         <w:tc>
           <w:tcPr>
-            <w:tcW w:type="dxa" w:w="800"/>
+            <w:tcW w:type="dxa" w:w="640"/>
+            <w:vAlign w:val="top"/>
           </w:tcPr>
           <w:p>
+            <w:pPr>
+              <w:spacing w:after="40" w:line="240" w:lineRule="auto"/>
+            </w:pPr>
             <w:r/>
             <w:r>
               <w:rPr>
                 <w:b w:val="0"/>
                 <w:i w:val="0"/>
+                <w:sz w:val="19"/>
               </w:rPr>
               <w:t>G</w:t>
             </w:r>
@@ -2193,14 +3115,19 @@
         </w:tc>
         <w:tc>
           <w:tcPr>
-            <w:tcW w:type="dxa" w:w="1800"/>
+            <w:tcW w:type="dxa" w:w="2360"/>
+            <w:vAlign w:val="top"/>
           </w:tcPr>
           <w:p>
+            <w:pPr>
+              <w:spacing w:after="40" w:line="240" w:lineRule="auto"/>
+            </w:pPr>
             <w:r/>
             <w:r>
               <w:rPr>
                 <w:b w:val="0"/>
                 <w:i w:val="0"/>
+                <w:sz w:val="19"/>
               </w:rPr>
               <w:t>Mamografie cu protecție abdominală</w:t>
             </w:r>
@@ -2208,14 +3135,19 @@
         </w:tc>
         <w:tc>
           <w:tcPr>
-            <w:tcW w:type="dxa" w:w="3000"/>
+            <w:tcW w:type="dxa" w:w="1900"/>
+            <w:vAlign w:val="top"/>
           </w:tcPr>
           <w:p>
+            <w:pPr>
+              <w:spacing w:after="40" w:line="240" w:lineRule="auto"/>
+            </w:pPr>
             <w:r/>
             <w:r>
               <w:rPr>
                 <w:b w:val="0"/>
                 <w:i w:val="0"/>
+                <w:sz w:val="19"/>
               </w:rPr>
               <w:t>Doar în cazuri particulare</w:t>
             </w:r>
@@ -2223,14 +3155,19 @@
         </w:tc>
         <w:tc>
           <w:tcPr>
-            <w:tcW w:type="dxa" w:w="900"/>
+            <w:tcW w:type="dxa" w:w="760"/>
+            <w:vAlign w:val="top"/>
           </w:tcPr>
           <w:p>
+            <w:pPr>
+              <w:spacing w:after="40" w:line="240" w:lineRule="auto"/>
+            </w:pPr>
             <w:r/>
             <w:r>
               <w:rPr>
                 <w:b w:val="0"/>
                 <w:i w:val="0"/>
+                <w:sz w:val="19"/>
               </w:rPr>
               <w:t>B</w:t>
             </w:r>
@@ -2238,14 +3175,19 @@
         </w:tc>
         <w:tc>
           <w:tcPr>
-            <w:tcW w:type="dxa" w:w="1100"/>
+            <w:tcW w:type="dxa" w:w="800"/>
+            <w:vAlign w:val="top"/>
           </w:tcPr>
           <w:p>
+            <w:pPr>
+              <w:spacing w:after="40" w:line="240" w:lineRule="auto"/>
+            </w:pPr>
             <w:r/>
             <w:r>
               <w:rPr>
                 <w:b w:val="0"/>
                 <w:i w:val="0"/>
+                <w:sz w:val="19"/>
               </w:rPr>
               <w:t>1</w:t>
             </w:r>
@@ -2253,14 +3195,19 @@
         </w:tc>
         <w:tc>
           <w:tcPr>
-            <w:tcW w:type="dxa" w:w="3000"/>
+            <w:tcW w:type="dxa" w:w="3400"/>
+            <w:vAlign w:val="top"/>
           </w:tcPr>
           <w:p>
+            <w:pPr>
+              <w:spacing w:after="40" w:line="240" w:lineRule="auto"/>
+            </w:pPr>
             <w:r/>
             <w:r>
               <w:rPr>
                 <w:b w:val="0"/>
                 <w:i w:val="0"/>
+                <w:sz w:val="19"/>
               </w:rPr>
               <w:t>Dacă ecografia e neconcludentă sau leziune suspectă; iradiere fetală neglijabilă cu ecranare.</w:t>
             </w:r>
@@ -2268,28 +3215,38 @@
         </w:tc>
         <w:tc>
           <w:tcPr>
-            <w:tcW w:type="dxa" w:w="1500"/>
+            <w:tcW w:type="dxa" w:w="2100"/>
+            <w:vAlign w:val="top"/>
           </w:tcPr>
           <w:p>
+            <w:pPr>
+              <w:spacing w:after="40" w:line="240" w:lineRule="auto"/>
+            </w:pPr>
             <w:r/>
             <w:r>
               <w:rPr>
                 <w:b w:val="0"/>
                 <w:i w:val="0"/>
+                <w:sz w:val="19"/>
               </w:rPr>
             </w:r>
           </w:p>
         </w:tc>
         <w:tc>
           <w:tcPr>
-            <w:tcW w:type="dxa" w:w="1800"/>
+            <w:tcW w:type="dxa" w:w="3160"/>
+            <w:vAlign w:val="top"/>
           </w:tcPr>
           <w:p>
+            <w:pPr>
+              <w:spacing w:after="40" w:line="240" w:lineRule="auto"/>
+            </w:pPr>
             <w:r/>
             <w:r>
               <w:rPr>
                 <w:b w:val="0"/>
                 <w:i w:val="0"/>
+                <w:sz w:val="19"/>
               </w:rPr>
             </w:r>
           </w:p>
@@ -2298,14 +3255,19 @@
       <w:tr>
         <w:tc>
           <w:tcPr>
-            <w:tcW w:type="dxa" w:w="800"/>
+            <w:tcW w:type="dxa" w:w="640"/>
+            <w:vAlign w:val="top"/>
           </w:tcPr>
           <w:p>
+            <w:pPr>
+              <w:spacing w:after="40" w:line="240" w:lineRule="auto"/>
+            </w:pPr>
             <w:r/>
             <w:r>
               <w:rPr>
                 <w:b w:val="0"/>
                 <w:i w:val="0"/>
+                <w:sz w:val="19"/>
               </w:rPr>
               <w:t>M</w:t>
             </w:r>
@@ -2313,14 +3275,19 @@
         </w:tc>
         <w:tc>
           <w:tcPr>
-            <w:tcW w:type="dxa" w:w="1800"/>
+            <w:tcW w:type="dxa" w:w="2360"/>
+            <w:vAlign w:val="top"/>
           </w:tcPr>
           <w:p>
+            <w:pPr>
+              <w:spacing w:after="40" w:line="240" w:lineRule="auto"/>
+            </w:pPr>
             <w:r/>
             <w:r>
               <w:rPr>
                 <w:b w:val="0"/>
                 <w:i w:val="0"/>
+                <w:sz w:val="19"/>
               </w:rPr>
               <w:t>IRM cu substanță de contrast</w:t>
             </w:r>
@@ -2328,14 +3295,19 @@
         </w:tc>
         <w:tc>
           <w:tcPr>
-            <w:tcW w:type="dxa" w:w="3000"/>
+            <w:tcW w:type="dxa" w:w="1900"/>
+            <w:vAlign w:val="top"/>
           </w:tcPr>
           <w:p>
+            <w:pPr>
+              <w:spacing w:after="40" w:line="240" w:lineRule="auto"/>
+            </w:pPr>
             <w:r/>
             <w:r>
               <w:rPr>
                 <w:b w:val="0"/>
                 <w:i w:val="0"/>
+                <w:sz w:val="19"/>
               </w:rPr>
               <w:t>Neindicat</w:t>
             </w:r>
@@ -2343,14 +3315,19 @@
         </w:tc>
         <w:tc>
           <w:tcPr>
-            <w:tcW w:type="dxa" w:w="900"/>
+            <w:tcW w:type="dxa" w:w="760"/>
+            <w:vAlign w:val="top"/>
           </w:tcPr>
           <w:p>
+            <w:pPr>
+              <w:spacing w:after="40" w:line="240" w:lineRule="auto"/>
+            </w:pPr>
             <w:r/>
             <w:r>
               <w:rPr>
                 <w:b w:val="0"/>
                 <w:i w:val="0"/>
+                <w:sz w:val="19"/>
               </w:rPr>
               <w:t>B</w:t>
             </w:r>
@@ -2358,14 +3335,19 @@
         </w:tc>
         <w:tc>
           <w:tcPr>
-            <w:tcW w:type="dxa" w:w="1100"/>
+            <w:tcW w:type="dxa" w:w="800"/>
+            <w:vAlign w:val="top"/>
           </w:tcPr>
           <w:p>
+            <w:pPr>
+              <w:spacing w:after="40" w:line="240" w:lineRule="auto"/>
+            </w:pPr>
             <w:r/>
             <w:r>
               <w:rPr>
                 <w:b w:val="0"/>
                 <w:i w:val="0"/>
+                <w:sz w:val="19"/>
               </w:rPr>
               <w:t>0</w:t>
             </w:r>
@@ -2373,14 +3355,19 @@
         </w:tc>
         <w:tc>
           <w:tcPr>
-            <w:tcW w:type="dxa" w:w="3000"/>
+            <w:tcW w:type="dxa" w:w="3400"/>
+            <w:vAlign w:val="top"/>
           </w:tcPr>
           <w:p>
+            <w:pPr>
+              <w:spacing w:after="40" w:line="240" w:lineRule="auto"/>
+            </w:pPr>
             <w:r/>
             <w:r>
               <w:rPr>
                 <w:b w:val="0"/>
                 <w:i w:val="0"/>
+                <w:sz w:val="19"/>
               </w:rPr>
               <w:t>Neindicat în sarcină (gadoliniul traversează placenta); Doar în cazuri particulare în lactație.</w:t>
             </w:r>
@@ -2388,28 +3375,38 @@
         </w:tc>
         <w:tc>
           <w:tcPr>
-            <w:tcW w:type="dxa" w:w="1500"/>
+            <w:tcW w:type="dxa" w:w="2100"/>
+            <w:vAlign w:val="top"/>
           </w:tcPr>
           <w:p>
+            <w:pPr>
+              <w:spacing w:after="40" w:line="240" w:lineRule="auto"/>
+            </w:pPr>
             <w:r/>
             <w:r>
               <w:rPr>
                 <w:b w:val="0"/>
                 <w:i w:val="0"/>
+                <w:sz w:val="19"/>
               </w:rPr>
             </w:r>
           </w:p>
         </w:tc>
         <w:tc>
           <w:tcPr>
-            <w:tcW w:type="dxa" w:w="1800"/>
+            <w:tcW w:type="dxa" w:w="3160"/>
+            <w:vAlign w:val="top"/>
           </w:tcPr>
           <w:p>
+            <w:pPr>
+              <w:spacing w:after="40" w:line="240" w:lineRule="auto"/>
+            </w:pPr>
             <w:r/>
             <w:r>
               <w:rPr>
                 <w:b w:val="0"/>
                 <w:i w:val="0"/>
+                <w:sz w:val="19"/>
               </w:rPr>
             </w:r>
           </w:p>
@@ -2422,9 +3419,6 @@
         <w:pStyle w:val="Heading3"/>
       </w:pPr>
       <w:r>
-        <w:rPr>
-          <w:color w:val="1C5D8C"/>
-        </w:rPr>
         <w:t>Paciente cu simptome și semne nesugestive de cancer — Leziune probabil benignă (BI-RADS 3) – urmărire</w:t>
       </w:r>
     </w:p>
@@ -2432,38 +3426,52 @@
       <w:r>
         <w:rPr>
           <w:i/>
+          <w:color w:val="555555"/>
         </w:rPr>
         <w:t>Cf. ACR BI-RADS Atlas; NCCN Breast Cancer Screening and Diagnosis.</w:t>
       </w:r>
     </w:p>
     <w:tbl>
       <w:tblPr>
-        <w:tblStyle w:val="LightGrid-Accent1"/>
-        <w:tblW w:type="auto" w:w="0"/>
+        <w:tblStyle w:val="TableGrid"/>
+        <w:tblW w:type="dxa" w:w="15120"/>
         <w:tblLayout w:type="fixed"/>
         <w:tblLook w:firstColumn="1" w:firstRow="1" w:lastColumn="0" w:lastRow="0" w:noHBand="0" w:noVBand="1" w:val="04A0"/>
       </w:tblPr>
       <w:tblGrid>
-        <w:gridCol w:w="1767"/>
-        <w:gridCol w:w="1767"/>
-        <w:gridCol w:w="1767"/>
-        <w:gridCol w:w="1767"/>
-        <w:gridCol w:w="1767"/>
-        <w:gridCol w:w="1767"/>
-        <w:gridCol w:w="1767"/>
-        <w:gridCol w:w="1767"/>
+        <w:gridCol w:w="640"/>
+        <w:gridCol w:w="2360"/>
+        <w:gridCol w:w="1900"/>
+        <w:gridCol w:w="760"/>
+        <w:gridCol w:w="800"/>
+        <w:gridCol w:w="3400"/>
+        <w:gridCol w:w="2100"/>
+        <w:gridCol w:w="3160"/>
       </w:tblGrid>
       <w:tr>
+        <w:trPr>
+          <w:tblHeader w:val="true"/>
+        </w:trPr>
         <w:tc>
           <w:tcPr>
-            <w:tcW w:type="dxa" w:w="800"/>
+            <w:tcW w:type="dxa" w:w="640"/>
+            <w:vAlign w:val="top"/>
+            <w:shd w:val="clear" w:fill="1C5D8C"/>
           </w:tcPr>
           <w:p>
-            <w:r/>
+            <w:pPr>
+              <w:spacing w:after="40" w:line="240" w:lineRule="auto"/>
+            </w:pPr>
+            <w:r>
+              <w:rPr>
+                <w:color w:val="FFFFFF"/>
+              </w:rPr>
+            </w:r>
             <w:r>
               <w:rPr>
                 <w:b/>
                 <w:i w:val="0"/>
+                <w:sz w:val="19"/>
               </w:rPr>
               <w:t>Tip</w:t>
             </w:r>
@@ -2471,14 +3479,24 @@
         </w:tc>
         <w:tc>
           <w:tcPr>
-            <w:tcW w:type="dxa" w:w="1800"/>
+            <w:tcW w:type="dxa" w:w="2360"/>
+            <w:vAlign w:val="top"/>
+            <w:shd w:val="clear" w:fill="1C5D8C"/>
           </w:tcPr>
           <w:p>
-            <w:r/>
+            <w:pPr>
+              <w:spacing w:after="40" w:line="240" w:lineRule="auto"/>
+            </w:pPr>
+            <w:r>
+              <w:rPr>
+                <w:color w:val="FFFFFF"/>
+              </w:rPr>
+            </w:r>
             <w:r>
               <w:rPr>
                 <w:b/>
                 <w:i w:val="0"/>
+                <w:sz w:val="19"/>
               </w:rPr>
               <w:t>Examen</w:t>
             </w:r>
@@ -2486,14 +3504,24 @@
         </w:tc>
         <w:tc>
           <w:tcPr>
-            <w:tcW w:type="dxa" w:w="3000"/>
+            <w:tcW w:type="dxa" w:w="1900"/>
+            <w:vAlign w:val="top"/>
+            <w:shd w:val="clear" w:fill="1C5D8C"/>
           </w:tcPr>
           <w:p>
-            <w:r/>
+            <w:pPr>
+              <w:spacing w:after="40" w:line="240" w:lineRule="auto"/>
+            </w:pPr>
+            <w:r>
+              <w:rPr>
+                <w:color w:val="FFFFFF"/>
+              </w:rPr>
+            </w:r>
             <w:r>
               <w:rPr>
                 <w:b/>
                 <w:i w:val="0"/>
+                <w:sz w:val="19"/>
               </w:rPr>
               <w:t>Indicație</w:t>
             </w:r>
@@ -2501,14 +3529,24 @@
         </w:tc>
         <w:tc>
           <w:tcPr>
-            <w:tcW w:type="dxa" w:w="900"/>
+            <w:tcW w:type="dxa" w:w="760"/>
+            <w:vAlign w:val="top"/>
+            <w:shd w:val="clear" w:fill="1C5D8C"/>
           </w:tcPr>
           <w:p>
-            <w:r/>
+            <w:pPr>
+              <w:spacing w:after="40" w:line="240" w:lineRule="auto"/>
+            </w:pPr>
+            <w:r>
+              <w:rPr>
+                <w:color w:val="FFFFFF"/>
+              </w:rPr>
+            </w:r>
             <w:r>
               <w:rPr>
                 <w:b/>
                 <w:i w:val="0"/>
+                <w:sz w:val="19"/>
               </w:rPr>
               <w:t>Grad</w:t>
             </w:r>
@@ -2516,14 +3554,24 @@
         </w:tc>
         <w:tc>
           <w:tcPr>
-            <w:tcW w:type="dxa" w:w="1100"/>
+            <w:tcW w:type="dxa" w:w="800"/>
+            <w:vAlign w:val="top"/>
+            <w:shd w:val="clear" w:fill="1C5D8C"/>
           </w:tcPr>
           <w:p>
-            <w:r/>
+            <w:pPr>
+              <w:spacing w:after="40" w:line="240" w:lineRule="auto"/>
+            </w:pPr>
+            <w:r>
+              <w:rPr>
+                <w:color w:val="FFFFFF"/>
+              </w:rPr>
+            </w:r>
             <w:r>
               <w:rPr>
                 <w:b/>
                 <w:i w:val="0"/>
+                <w:sz w:val="19"/>
               </w:rPr>
               <w:t>Doză</w:t>
             </w:r>
@@ -2531,14 +3579,24 @@
         </w:tc>
         <w:tc>
           <w:tcPr>
-            <w:tcW w:type="dxa" w:w="3000"/>
+            <w:tcW w:type="dxa" w:w="3400"/>
+            <w:vAlign w:val="top"/>
+            <w:shd w:val="clear" w:fill="1C5D8C"/>
           </w:tcPr>
           <w:p>
-            <w:r/>
+            <w:pPr>
+              <w:spacing w:after="40" w:line="240" w:lineRule="auto"/>
+            </w:pPr>
+            <w:r>
+              <w:rPr>
+                <w:color w:val="FFFFFF"/>
+              </w:rPr>
+            </w:r>
             <w:r>
               <w:rPr>
                 <w:b/>
                 <w:i w:val="0"/>
+                <w:sz w:val="19"/>
               </w:rPr>
               <w:t>Comentarii</w:t>
             </w:r>
@@ -2546,14 +3604,24 @@
         </w:tc>
         <w:tc>
           <w:tcPr>
-            <w:tcW w:type="dxa" w:w="1500"/>
+            <w:tcW w:type="dxa" w:w="2100"/>
+            <w:vAlign w:val="top"/>
+            <w:shd w:val="clear" w:fill="1C5D8C"/>
           </w:tcPr>
           <w:p>
-            <w:r/>
+            <w:pPr>
+              <w:spacing w:after="40" w:line="240" w:lineRule="auto"/>
+            </w:pPr>
+            <w:r>
+              <w:rPr>
+                <w:color w:val="FFFFFF"/>
+              </w:rPr>
+            </w:r>
             <w:r>
               <w:rPr>
                 <w:b/>
                 <w:i w:val="0"/>
+                <w:sz w:val="19"/>
               </w:rPr>
               <w:t>Decizie</w:t>
             </w:r>
@@ -2561,14 +3629,24 @@
         </w:tc>
         <w:tc>
           <w:tcPr>
-            <w:tcW w:type="dxa" w:w="1800"/>
+            <w:tcW w:type="dxa" w:w="3160"/>
+            <w:vAlign w:val="top"/>
+            <w:shd w:val="clear" w:fill="1C5D8C"/>
           </w:tcPr>
           <w:p>
-            <w:r/>
+            <w:pPr>
+              <w:spacing w:after="40" w:line="240" w:lineRule="auto"/>
+            </w:pPr>
+            <w:r>
+              <w:rPr>
+                <w:color w:val="FFFFFF"/>
+              </w:rPr>
+            </w:r>
             <w:r>
               <w:rPr>
                 <w:b/>
                 <w:i w:val="0"/>
+                <w:sz w:val="19"/>
               </w:rPr>
               <w:t>Comentariu editor</w:t>
             </w:r>
@@ -2578,14 +3656,19 @@
       <w:tr>
         <w:tc>
           <w:tcPr>
-            <w:tcW w:type="dxa" w:w="800"/>
+            <w:tcW w:type="dxa" w:w="640"/>
+            <w:vAlign w:val="top"/>
           </w:tcPr>
           <w:p>
+            <w:pPr>
+              <w:spacing w:after="40" w:line="240" w:lineRule="auto"/>
+            </w:pPr>
             <w:r/>
             <w:r>
               <w:rPr>
                 <w:b w:val="0"/>
                 <w:i w:val="0"/>
+                <w:sz w:val="19"/>
               </w:rPr>
               <w:t>G</w:t>
             </w:r>
@@ -2593,14 +3676,19 @@
         </w:tc>
         <w:tc>
           <w:tcPr>
-            <w:tcW w:type="dxa" w:w="1800"/>
+            <w:tcW w:type="dxa" w:w="2360"/>
+            <w:vAlign w:val="top"/>
           </w:tcPr>
           <w:p>
+            <w:pPr>
+              <w:spacing w:after="40" w:line="240" w:lineRule="auto"/>
+            </w:pPr>
             <w:r/>
             <w:r>
               <w:rPr>
                 <w:b w:val="0"/>
                 <w:i w:val="0"/>
+                <w:sz w:val="19"/>
               </w:rPr>
               <w:t>Mamografie și/sau Ecografie (metoda care a detectat leziunea)</w:t>
             </w:r>
@@ -2608,14 +3696,19 @@
         </w:tc>
         <w:tc>
           <w:tcPr>
-            <w:tcW w:type="dxa" w:w="3000"/>
+            <w:tcW w:type="dxa" w:w="1900"/>
+            <w:vAlign w:val="top"/>
           </w:tcPr>
           <w:p>
+            <w:pPr>
+              <w:spacing w:after="40" w:line="240" w:lineRule="auto"/>
+            </w:pPr>
             <w:r/>
             <w:r>
               <w:rPr>
                 <w:b w:val="0"/>
                 <w:i w:val="0"/>
+                <w:sz w:val="19"/>
               </w:rPr>
               <w:t>Indicat</w:t>
             </w:r>
@@ -2623,14 +3716,19 @@
         </w:tc>
         <w:tc>
           <w:tcPr>
-            <w:tcW w:type="dxa" w:w="900"/>
+            <w:tcW w:type="dxa" w:w="760"/>
+            <w:vAlign w:val="top"/>
           </w:tcPr>
           <w:p>
+            <w:pPr>
+              <w:spacing w:after="40" w:line="240" w:lineRule="auto"/>
+            </w:pPr>
             <w:r/>
             <w:r>
               <w:rPr>
                 <w:b w:val="0"/>
                 <w:i w:val="0"/>
+                <w:sz w:val="19"/>
               </w:rPr>
               <w:t>B</w:t>
             </w:r>
@@ -2638,14 +3736,19 @@
         </w:tc>
         <w:tc>
           <w:tcPr>
-            <w:tcW w:type="dxa" w:w="1100"/>
+            <w:tcW w:type="dxa" w:w="800"/>
+            <w:vAlign w:val="top"/>
           </w:tcPr>
           <w:p>
+            <w:pPr>
+              <w:spacing w:after="40" w:line="240" w:lineRule="auto"/>
+            </w:pPr>
             <w:r/>
             <w:r>
               <w:rPr>
                 <w:b w:val="0"/>
                 <w:i w:val="0"/>
+                <w:sz w:val="19"/>
               </w:rPr>
               <w:t>1</w:t>
             </w:r>
@@ -2653,14 +3756,19 @@
         </w:tc>
         <w:tc>
           <w:tcPr>
-            <w:tcW w:type="dxa" w:w="3000"/>
+            <w:tcW w:type="dxa" w:w="3400"/>
+            <w:vAlign w:val="top"/>
           </w:tcPr>
           <w:p>
+            <w:pPr>
+              <w:spacing w:after="40" w:line="240" w:lineRule="auto"/>
+            </w:pPr>
             <w:r/>
             <w:r>
               <w:rPr>
                 <w:b w:val="0"/>
                 <w:i w:val="0"/>
+                <w:sz w:val="19"/>
               </w:rPr>
               <w:t>Control la 6 luni, apoi la 12 și 24 luni dacă rămâne stabilă.</w:t>
             </w:r>
@@ -2668,28 +3776,38 @@
         </w:tc>
         <w:tc>
           <w:tcPr>
-            <w:tcW w:type="dxa" w:w="1500"/>
+            <w:tcW w:type="dxa" w:w="2100"/>
+            <w:vAlign w:val="top"/>
           </w:tcPr>
           <w:p>
+            <w:pPr>
+              <w:spacing w:after="40" w:line="240" w:lineRule="auto"/>
+            </w:pPr>
             <w:r/>
             <w:r>
               <w:rPr>
                 <w:b w:val="0"/>
                 <w:i w:val="0"/>
+                <w:sz w:val="19"/>
               </w:rPr>
             </w:r>
           </w:p>
         </w:tc>
         <w:tc>
           <w:tcPr>
-            <w:tcW w:type="dxa" w:w="1800"/>
+            <w:tcW w:type="dxa" w:w="3160"/>
+            <w:vAlign w:val="top"/>
           </w:tcPr>
           <w:p>
+            <w:pPr>
+              <w:spacing w:after="40" w:line="240" w:lineRule="auto"/>
+            </w:pPr>
             <w:r/>
             <w:r>
               <w:rPr>
                 <w:b w:val="0"/>
                 <w:i w:val="0"/>
+                <w:sz w:val="19"/>
               </w:rPr>
             </w:r>
           </w:p>
@@ -2702,9 +3820,6 @@
         <w:pStyle w:val="Heading3"/>
       </w:pPr>
       <w:r>
-        <w:rPr>
-          <w:color w:val="1C5D8C"/>
-        </w:rPr>
         <w:t>Paciente asimptomatice — Screening suplimentar la sân dens (categorie BI-RADS C/D)</w:t>
       </w:r>
     </w:p>
@@ -2712,38 +3827,52 @@
       <w:r>
         <w:rPr>
           <w:i/>
+          <w:color w:val="555555"/>
         </w:rPr>
         <w:t>Cf. ACR Appropriateness Criteria – Supplemental Breast Cancer Screening Based on Breast Density (2024).</w:t>
       </w:r>
     </w:p>
     <w:tbl>
       <w:tblPr>
-        <w:tblStyle w:val="LightGrid-Accent1"/>
-        <w:tblW w:type="auto" w:w="0"/>
+        <w:tblStyle w:val="TableGrid"/>
+        <w:tblW w:type="dxa" w:w="15120"/>
         <w:tblLayout w:type="fixed"/>
         <w:tblLook w:firstColumn="1" w:firstRow="1" w:lastColumn="0" w:lastRow="0" w:noHBand="0" w:noVBand="1" w:val="04A0"/>
       </w:tblPr>
       <w:tblGrid>
-        <w:gridCol w:w="1767"/>
-        <w:gridCol w:w="1767"/>
-        <w:gridCol w:w="1767"/>
-        <w:gridCol w:w="1767"/>
-        <w:gridCol w:w="1767"/>
-        <w:gridCol w:w="1767"/>
-        <w:gridCol w:w="1767"/>
-        <w:gridCol w:w="1767"/>
+        <w:gridCol w:w="640"/>
+        <w:gridCol w:w="2360"/>
+        <w:gridCol w:w="1900"/>
+        <w:gridCol w:w="760"/>
+        <w:gridCol w:w="800"/>
+        <w:gridCol w:w="3400"/>
+        <w:gridCol w:w="2100"/>
+        <w:gridCol w:w="3160"/>
       </w:tblGrid>
       <w:tr>
+        <w:trPr>
+          <w:tblHeader w:val="true"/>
+        </w:trPr>
         <w:tc>
           <w:tcPr>
-            <w:tcW w:type="dxa" w:w="800"/>
+            <w:tcW w:type="dxa" w:w="640"/>
+            <w:vAlign w:val="top"/>
+            <w:shd w:val="clear" w:fill="1C5D8C"/>
           </w:tcPr>
           <w:p>
-            <w:r/>
+            <w:pPr>
+              <w:spacing w:after="40" w:line="240" w:lineRule="auto"/>
+            </w:pPr>
+            <w:r>
+              <w:rPr>
+                <w:color w:val="FFFFFF"/>
+              </w:rPr>
+            </w:r>
             <w:r>
               <w:rPr>
                 <w:b/>
                 <w:i w:val="0"/>
+                <w:sz w:val="19"/>
               </w:rPr>
               <w:t>Tip</w:t>
             </w:r>
@@ -2751,14 +3880,24 @@
         </w:tc>
         <w:tc>
           <w:tcPr>
-            <w:tcW w:type="dxa" w:w="1800"/>
+            <w:tcW w:type="dxa" w:w="2360"/>
+            <w:vAlign w:val="top"/>
+            <w:shd w:val="clear" w:fill="1C5D8C"/>
           </w:tcPr>
           <w:p>
-            <w:r/>
+            <w:pPr>
+              <w:spacing w:after="40" w:line="240" w:lineRule="auto"/>
+            </w:pPr>
+            <w:r>
+              <w:rPr>
+                <w:color w:val="FFFFFF"/>
+              </w:rPr>
+            </w:r>
             <w:r>
               <w:rPr>
                 <w:b/>
                 <w:i w:val="0"/>
+                <w:sz w:val="19"/>
               </w:rPr>
               <w:t>Examen</w:t>
             </w:r>
@@ -2766,14 +3905,24 @@
         </w:tc>
         <w:tc>
           <w:tcPr>
-            <w:tcW w:type="dxa" w:w="3000"/>
+            <w:tcW w:type="dxa" w:w="1900"/>
+            <w:vAlign w:val="top"/>
+            <w:shd w:val="clear" w:fill="1C5D8C"/>
           </w:tcPr>
           <w:p>
-            <w:r/>
+            <w:pPr>
+              <w:spacing w:after="40" w:line="240" w:lineRule="auto"/>
+            </w:pPr>
+            <w:r>
+              <w:rPr>
+                <w:color w:val="FFFFFF"/>
+              </w:rPr>
+            </w:r>
             <w:r>
               <w:rPr>
                 <w:b/>
                 <w:i w:val="0"/>
+                <w:sz w:val="19"/>
               </w:rPr>
               <w:t>Indicație</w:t>
             </w:r>
@@ -2781,14 +3930,24 @@
         </w:tc>
         <w:tc>
           <w:tcPr>
-            <w:tcW w:type="dxa" w:w="900"/>
+            <w:tcW w:type="dxa" w:w="760"/>
+            <w:vAlign w:val="top"/>
+            <w:shd w:val="clear" w:fill="1C5D8C"/>
           </w:tcPr>
           <w:p>
-            <w:r/>
+            <w:pPr>
+              <w:spacing w:after="40" w:line="240" w:lineRule="auto"/>
+            </w:pPr>
+            <w:r>
+              <w:rPr>
+                <w:color w:val="FFFFFF"/>
+              </w:rPr>
+            </w:r>
             <w:r>
               <w:rPr>
                 <w:b/>
                 <w:i w:val="0"/>
+                <w:sz w:val="19"/>
               </w:rPr>
               <w:t>Grad</w:t>
             </w:r>
@@ -2796,14 +3955,24 @@
         </w:tc>
         <w:tc>
           <w:tcPr>
-            <w:tcW w:type="dxa" w:w="1100"/>
+            <w:tcW w:type="dxa" w:w="800"/>
+            <w:vAlign w:val="top"/>
+            <w:shd w:val="clear" w:fill="1C5D8C"/>
           </w:tcPr>
           <w:p>
-            <w:r/>
+            <w:pPr>
+              <w:spacing w:after="40" w:line="240" w:lineRule="auto"/>
+            </w:pPr>
+            <w:r>
+              <w:rPr>
+                <w:color w:val="FFFFFF"/>
+              </w:rPr>
+            </w:r>
             <w:r>
               <w:rPr>
                 <w:b/>
                 <w:i w:val="0"/>
+                <w:sz w:val="19"/>
               </w:rPr>
               <w:t>Doză</w:t>
             </w:r>
@@ -2811,14 +3980,24 @@
         </w:tc>
         <w:tc>
           <w:tcPr>
-            <w:tcW w:type="dxa" w:w="3000"/>
+            <w:tcW w:type="dxa" w:w="3400"/>
+            <w:vAlign w:val="top"/>
+            <w:shd w:val="clear" w:fill="1C5D8C"/>
           </w:tcPr>
           <w:p>
-            <w:r/>
+            <w:pPr>
+              <w:spacing w:after="40" w:line="240" w:lineRule="auto"/>
+            </w:pPr>
+            <w:r>
+              <w:rPr>
+                <w:color w:val="FFFFFF"/>
+              </w:rPr>
+            </w:r>
             <w:r>
               <w:rPr>
                 <w:b/>
                 <w:i w:val="0"/>
+                <w:sz w:val="19"/>
               </w:rPr>
               <w:t>Comentarii</w:t>
             </w:r>
@@ -2826,14 +4005,24 @@
         </w:tc>
         <w:tc>
           <w:tcPr>
-            <w:tcW w:type="dxa" w:w="1500"/>
+            <w:tcW w:type="dxa" w:w="2100"/>
+            <w:vAlign w:val="top"/>
+            <w:shd w:val="clear" w:fill="1C5D8C"/>
           </w:tcPr>
           <w:p>
-            <w:r/>
+            <w:pPr>
+              <w:spacing w:after="40" w:line="240" w:lineRule="auto"/>
+            </w:pPr>
+            <w:r>
+              <w:rPr>
+                <w:color w:val="FFFFFF"/>
+              </w:rPr>
+            </w:r>
             <w:r>
               <w:rPr>
                 <w:b/>
                 <w:i w:val="0"/>
+                <w:sz w:val="19"/>
               </w:rPr>
               <w:t>Decizie</w:t>
             </w:r>
@@ -2841,14 +4030,24 @@
         </w:tc>
         <w:tc>
           <w:tcPr>
-            <w:tcW w:type="dxa" w:w="1800"/>
+            <w:tcW w:type="dxa" w:w="3160"/>
+            <w:vAlign w:val="top"/>
+            <w:shd w:val="clear" w:fill="1C5D8C"/>
           </w:tcPr>
           <w:p>
-            <w:r/>
+            <w:pPr>
+              <w:spacing w:after="40" w:line="240" w:lineRule="auto"/>
+            </w:pPr>
+            <w:r>
+              <w:rPr>
+                <w:color w:val="FFFFFF"/>
+              </w:rPr>
+            </w:r>
             <w:r>
               <w:rPr>
                 <w:b/>
                 <w:i w:val="0"/>
+                <w:sz w:val="19"/>
               </w:rPr>
               <w:t>Comentariu editor</w:t>
             </w:r>
@@ -2858,14 +4057,19 @@
       <w:tr>
         <w:tc>
           <w:tcPr>
-            <w:tcW w:type="dxa" w:w="800"/>
+            <w:tcW w:type="dxa" w:w="640"/>
+            <w:vAlign w:val="top"/>
           </w:tcPr>
           <w:p>
+            <w:pPr>
+              <w:spacing w:after="40" w:line="240" w:lineRule="auto"/>
+            </w:pPr>
             <w:r/>
             <w:r>
               <w:rPr>
                 <w:b w:val="0"/>
                 <w:i w:val="0"/>
+                <w:sz w:val="19"/>
               </w:rPr>
               <w:t>E</w:t>
             </w:r>
@@ -2873,14 +4077,19 @@
         </w:tc>
         <w:tc>
           <w:tcPr>
-            <w:tcW w:type="dxa" w:w="1800"/>
+            <w:tcW w:type="dxa" w:w="2360"/>
+            <w:vAlign w:val="top"/>
           </w:tcPr>
           <w:p>
+            <w:pPr>
+              <w:spacing w:after="40" w:line="240" w:lineRule="auto"/>
+            </w:pPr>
             <w:r/>
             <w:r>
               <w:rPr>
                 <w:b w:val="0"/>
                 <w:i w:val="0"/>
+                <w:sz w:val="19"/>
               </w:rPr>
               <w:t>Ecografie</w:t>
             </w:r>
@@ -2888,14 +4097,19 @@
         </w:tc>
         <w:tc>
           <w:tcPr>
-            <w:tcW w:type="dxa" w:w="3000"/>
+            <w:tcW w:type="dxa" w:w="1900"/>
+            <w:vAlign w:val="top"/>
           </w:tcPr>
           <w:p>
+            <w:pPr>
+              <w:spacing w:after="40" w:line="240" w:lineRule="auto"/>
+            </w:pPr>
             <w:r/>
             <w:r>
               <w:rPr>
                 <w:b w:val="0"/>
                 <w:i w:val="0"/>
+                <w:sz w:val="19"/>
               </w:rPr>
               <w:t>Doar în cazuri particulare</w:t>
             </w:r>
@@ -2903,14 +4117,19 @@
         </w:tc>
         <w:tc>
           <w:tcPr>
-            <w:tcW w:type="dxa" w:w="900"/>
+            <w:tcW w:type="dxa" w:w="760"/>
+            <w:vAlign w:val="top"/>
           </w:tcPr>
           <w:p>
+            <w:pPr>
+              <w:spacing w:after="40" w:line="240" w:lineRule="auto"/>
+            </w:pPr>
             <w:r/>
             <w:r>
               <w:rPr>
                 <w:b w:val="0"/>
                 <w:i w:val="0"/>
+                <w:sz w:val="19"/>
               </w:rPr>
               <w:t>B</w:t>
             </w:r>
@@ -2918,14 +4137,19 @@
         </w:tc>
         <w:tc>
           <w:tcPr>
-            <w:tcW w:type="dxa" w:w="1100"/>
+            <w:tcW w:type="dxa" w:w="800"/>
+            <w:vAlign w:val="top"/>
           </w:tcPr>
           <w:p>
+            <w:pPr>
+              <w:spacing w:after="40" w:line="240" w:lineRule="auto"/>
+            </w:pPr>
             <w:r/>
             <w:r>
               <w:rPr>
                 <w:b w:val="0"/>
                 <w:i w:val="0"/>
+                <w:sz w:val="19"/>
               </w:rPr>
               <w:t>0</w:t>
             </w:r>
@@ -2933,14 +4157,19 @@
         </w:tc>
         <w:tc>
           <w:tcPr>
-            <w:tcW w:type="dxa" w:w="3000"/>
+            <w:tcW w:type="dxa" w:w="3400"/>
+            <w:vAlign w:val="top"/>
           </w:tcPr>
           <w:p>
+            <w:pPr>
+              <w:spacing w:after="40" w:line="240" w:lineRule="auto"/>
+            </w:pPr>
             <w:r/>
             <w:r>
               <w:rPr>
                 <w:b w:val="0"/>
                 <w:i w:val="0"/>
+                <w:sz w:val="19"/>
               </w:rPr>
               <w:t>Adjuvant la mamografia normală la sânul dens.</w:t>
             </w:r>
@@ -2948,28 +4177,38 @@
         </w:tc>
         <w:tc>
           <w:tcPr>
-            <w:tcW w:type="dxa" w:w="1500"/>
+            <w:tcW w:type="dxa" w:w="2100"/>
+            <w:vAlign w:val="top"/>
           </w:tcPr>
           <w:p>
+            <w:pPr>
+              <w:spacing w:after="40" w:line="240" w:lineRule="auto"/>
+            </w:pPr>
             <w:r/>
             <w:r>
               <w:rPr>
                 <w:b w:val="0"/>
                 <w:i w:val="0"/>
+                <w:sz w:val="19"/>
               </w:rPr>
             </w:r>
           </w:p>
         </w:tc>
         <w:tc>
           <w:tcPr>
-            <w:tcW w:type="dxa" w:w="1800"/>
+            <w:tcW w:type="dxa" w:w="3160"/>
+            <w:vAlign w:val="top"/>
           </w:tcPr>
           <w:p>
+            <w:pPr>
+              <w:spacing w:after="40" w:line="240" w:lineRule="auto"/>
+            </w:pPr>
             <w:r/>
             <w:r>
               <w:rPr>
                 <w:b w:val="0"/>
                 <w:i w:val="0"/>
+                <w:sz w:val="19"/>
               </w:rPr>
             </w:r>
           </w:p>
@@ -2978,14 +4217,19 @@
       <w:tr>
         <w:tc>
           <w:tcPr>
-            <w:tcW w:type="dxa" w:w="800"/>
+            <w:tcW w:type="dxa" w:w="640"/>
+            <w:vAlign w:val="top"/>
           </w:tcPr>
           <w:p>
+            <w:pPr>
+              <w:spacing w:after="40" w:line="240" w:lineRule="auto"/>
+            </w:pPr>
             <w:r/>
             <w:r>
               <w:rPr>
                 <w:b w:val="0"/>
                 <w:i w:val="0"/>
+                <w:sz w:val="19"/>
               </w:rPr>
               <w:t>M</w:t>
             </w:r>
@@ -2993,14 +4237,19 @@
         </w:tc>
         <w:tc>
           <w:tcPr>
-            <w:tcW w:type="dxa" w:w="1800"/>
+            <w:tcW w:type="dxa" w:w="2360"/>
+            <w:vAlign w:val="top"/>
           </w:tcPr>
           <w:p>
+            <w:pPr>
+              <w:spacing w:after="40" w:line="240" w:lineRule="auto"/>
+            </w:pPr>
             <w:r/>
             <w:r>
               <w:rPr>
                 <w:b w:val="0"/>
                 <w:i w:val="0"/>
+                <w:sz w:val="19"/>
               </w:rPr>
               <w:t>IRM</w:t>
             </w:r>
@@ -3008,14 +4257,19 @@
         </w:tc>
         <w:tc>
           <w:tcPr>
-            <w:tcW w:type="dxa" w:w="3000"/>
+            <w:tcW w:type="dxa" w:w="1900"/>
+            <w:vAlign w:val="top"/>
           </w:tcPr>
           <w:p>
+            <w:pPr>
+              <w:spacing w:after="40" w:line="240" w:lineRule="auto"/>
+            </w:pPr>
             <w:r/>
             <w:r>
               <w:rPr>
                 <w:b w:val="0"/>
                 <w:i w:val="0"/>
+                <w:sz w:val="19"/>
               </w:rPr>
               <w:t>Doar cu aviz specializat</w:t>
             </w:r>
@@ -3023,14 +4277,19 @@
         </w:tc>
         <w:tc>
           <w:tcPr>
-            <w:tcW w:type="dxa" w:w="900"/>
+            <w:tcW w:type="dxa" w:w="760"/>
+            <w:vAlign w:val="top"/>
           </w:tcPr>
           <w:p>
+            <w:pPr>
+              <w:spacing w:after="40" w:line="240" w:lineRule="auto"/>
+            </w:pPr>
             <w:r/>
             <w:r>
               <w:rPr>
                 <w:b w:val="0"/>
                 <w:i w:val="0"/>
+                <w:sz w:val="19"/>
               </w:rPr>
               <w:t>B</w:t>
             </w:r>
@@ -3038,14 +4297,19 @@
         </w:tc>
         <w:tc>
           <w:tcPr>
-            <w:tcW w:type="dxa" w:w="1100"/>
+            <w:tcW w:type="dxa" w:w="800"/>
+            <w:vAlign w:val="top"/>
           </w:tcPr>
           <w:p>
+            <w:pPr>
+              <w:spacing w:after="40" w:line="240" w:lineRule="auto"/>
+            </w:pPr>
             <w:r/>
             <w:r>
               <w:rPr>
                 <w:b w:val="0"/>
                 <w:i w:val="0"/>
+                <w:sz w:val="19"/>
               </w:rPr>
               <w:t>0</w:t>
             </w:r>
@@ -3053,14 +4317,19 @@
         </w:tc>
         <w:tc>
           <w:tcPr>
-            <w:tcW w:type="dxa" w:w="3000"/>
+            <w:tcW w:type="dxa" w:w="3400"/>
+            <w:vAlign w:val="top"/>
           </w:tcPr>
           <w:p>
+            <w:pPr>
+              <w:spacing w:after="40" w:line="240" w:lineRule="auto"/>
+            </w:pPr>
             <w:r/>
             <w:r>
               <w:rPr>
                 <w:b w:val="0"/>
                 <w:i w:val="0"/>
+                <w:sz w:val="19"/>
               </w:rPr>
               <w:t>La risc suplimentar asociat densității.</w:t>
             </w:r>
@@ -3068,28 +4337,38 @@
         </w:tc>
         <w:tc>
           <w:tcPr>
-            <w:tcW w:type="dxa" w:w="1500"/>
+            <w:tcW w:type="dxa" w:w="2100"/>
+            <w:vAlign w:val="top"/>
           </w:tcPr>
           <w:p>
+            <w:pPr>
+              <w:spacing w:after="40" w:line="240" w:lineRule="auto"/>
+            </w:pPr>
             <w:r/>
             <w:r>
               <w:rPr>
                 <w:b w:val="0"/>
                 <w:i w:val="0"/>
+                <w:sz w:val="19"/>
               </w:rPr>
             </w:r>
           </w:p>
         </w:tc>
         <w:tc>
           <w:tcPr>
-            <w:tcW w:type="dxa" w:w="1800"/>
+            <w:tcW w:type="dxa" w:w="3160"/>
+            <w:vAlign w:val="top"/>
           </w:tcPr>
           <w:p>
+            <w:pPr>
+              <w:spacing w:after="40" w:line="240" w:lineRule="auto"/>
+            </w:pPr>
             <w:r/>
             <w:r>
               <w:rPr>
                 <w:b w:val="0"/>
                 <w:i w:val="0"/>
+                <w:sz w:val="19"/>
               </w:rPr>
             </w:r>
           </w:p>
@@ -3102,9 +4381,6 @@
         <w:pStyle w:val="Heading3"/>
       </w:pPr>
       <w:r>
-        <w:rPr>
-          <w:color w:val="1C5D8C"/>
-        </w:rPr>
         <w:t>Paciente cu simptome și semne sugestive de cancer — Localizare preoperatorie ghidată imagistic a leziunilor nepalpabile</w:t>
       </w:r>
     </w:p>
@@ -3112,38 +4388,52 @@
       <w:r>
         <w:rPr>
           <w:i/>
+          <w:color w:val="555555"/>
         </w:rPr>
         <w:t>Cf. ACR Practice Parameter – Breast Localization; NCCN. (Intervențional mamar — rămâne în Sân.)</w:t>
       </w:r>
     </w:p>
     <w:tbl>
       <w:tblPr>
-        <w:tblStyle w:val="LightGrid-Accent1"/>
-        <w:tblW w:type="auto" w:w="0"/>
+        <w:tblStyle w:val="TableGrid"/>
+        <w:tblW w:type="dxa" w:w="15120"/>
         <w:tblLayout w:type="fixed"/>
         <w:tblLook w:firstColumn="1" w:firstRow="1" w:lastColumn="0" w:lastRow="0" w:noHBand="0" w:noVBand="1" w:val="04A0"/>
       </w:tblPr>
       <w:tblGrid>
-        <w:gridCol w:w="1767"/>
-        <w:gridCol w:w="1767"/>
-        <w:gridCol w:w="1767"/>
-        <w:gridCol w:w="1767"/>
-        <w:gridCol w:w="1767"/>
-        <w:gridCol w:w="1767"/>
-        <w:gridCol w:w="1767"/>
-        <w:gridCol w:w="1767"/>
+        <w:gridCol w:w="640"/>
+        <w:gridCol w:w="2360"/>
+        <w:gridCol w:w="1900"/>
+        <w:gridCol w:w="760"/>
+        <w:gridCol w:w="800"/>
+        <w:gridCol w:w="3400"/>
+        <w:gridCol w:w="2100"/>
+        <w:gridCol w:w="3160"/>
       </w:tblGrid>
       <w:tr>
+        <w:trPr>
+          <w:tblHeader w:val="true"/>
+        </w:trPr>
         <w:tc>
           <w:tcPr>
-            <w:tcW w:type="dxa" w:w="800"/>
+            <w:tcW w:type="dxa" w:w="640"/>
+            <w:vAlign w:val="top"/>
+            <w:shd w:val="clear" w:fill="1C5D8C"/>
           </w:tcPr>
           <w:p>
-            <w:r/>
+            <w:pPr>
+              <w:spacing w:after="40" w:line="240" w:lineRule="auto"/>
+            </w:pPr>
+            <w:r>
+              <w:rPr>
+                <w:color w:val="FFFFFF"/>
+              </w:rPr>
+            </w:r>
             <w:r>
               <w:rPr>
                 <w:b/>
                 <w:i w:val="0"/>
+                <w:sz w:val="19"/>
               </w:rPr>
               <w:t>Tip</w:t>
             </w:r>
@@ -3151,14 +4441,24 @@
         </w:tc>
         <w:tc>
           <w:tcPr>
-            <w:tcW w:type="dxa" w:w="1800"/>
+            <w:tcW w:type="dxa" w:w="2360"/>
+            <w:vAlign w:val="top"/>
+            <w:shd w:val="clear" w:fill="1C5D8C"/>
           </w:tcPr>
           <w:p>
-            <w:r/>
+            <w:pPr>
+              <w:spacing w:after="40" w:line="240" w:lineRule="auto"/>
+            </w:pPr>
+            <w:r>
+              <w:rPr>
+                <w:color w:val="FFFFFF"/>
+              </w:rPr>
+            </w:r>
             <w:r>
               <w:rPr>
                 <w:b/>
                 <w:i w:val="0"/>
+                <w:sz w:val="19"/>
               </w:rPr>
               <w:t>Examen</w:t>
             </w:r>
@@ -3166,14 +4466,24 @@
         </w:tc>
         <w:tc>
           <w:tcPr>
-            <w:tcW w:type="dxa" w:w="3000"/>
+            <w:tcW w:type="dxa" w:w="1900"/>
+            <w:vAlign w:val="top"/>
+            <w:shd w:val="clear" w:fill="1C5D8C"/>
           </w:tcPr>
           <w:p>
-            <w:r/>
+            <w:pPr>
+              <w:spacing w:after="40" w:line="240" w:lineRule="auto"/>
+            </w:pPr>
+            <w:r>
+              <w:rPr>
+                <w:color w:val="FFFFFF"/>
+              </w:rPr>
+            </w:r>
             <w:r>
               <w:rPr>
                 <w:b/>
                 <w:i w:val="0"/>
+                <w:sz w:val="19"/>
               </w:rPr>
               <w:t>Indicație</w:t>
             </w:r>
@@ -3181,14 +4491,24 @@
         </w:tc>
         <w:tc>
           <w:tcPr>
-            <w:tcW w:type="dxa" w:w="900"/>
+            <w:tcW w:type="dxa" w:w="760"/>
+            <w:vAlign w:val="top"/>
+            <w:shd w:val="clear" w:fill="1C5D8C"/>
           </w:tcPr>
           <w:p>
-            <w:r/>
+            <w:pPr>
+              <w:spacing w:after="40" w:line="240" w:lineRule="auto"/>
+            </w:pPr>
+            <w:r>
+              <w:rPr>
+                <w:color w:val="FFFFFF"/>
+              </w:rPr>
+            </w:r>
             <w:r>
               <w:rPr>
                 <w:b/>
                 <w:i w:val="0"/>
+                <w:sz w:val="19"/>
               </w:rPr>
               <w:t>Grad</w:t>
             </w:r>
@@ -3196,14 +4516,24 @@
         </w:tc>
         <w:tc>
           <w:tcPr>
-            <w:tcW w:type="dxa" w:w="1100"/>
+            <w:tcW w:type="dxa" w:w="800"/>
+            <w:vAlign w:val="top"/>
+            <w:shd w:val="clear" w:fill="1C5D8C"/>
           </w:tcPr>
           <w:p>
-            <w:r/>
+            <w:pPr>
+              <w:spacing w:after="40" w:line="240" w:lineRule="auto"/>
+            </w:pPr>
+            <w:r>
+              <w:rPr>
+                <w:color w:val="FFFFFF"/>
+              </w:rPr>
+            </w:r>
             <w:r>
               <w:rPr>
                 <w:b/>
                 <w:i w:val="0"/>
+                <w:sz w:val="19"/>
               </w:rPr>
               <w:t>Doză</w:t>
             </w:r>
@@ -3211,14 +4541,24 @@
         </w:tc>
         <w:tc>
           <w:tcPr>
-            <w:tcW w:type="dxa" w:w="3000"/>
+            <w:tcW w:type="dxa" w:w="3400"/>
+            <w:vAlign w:val="top"/>
+            <w:shd w:val="clear" w:fill="1C5D8C"/>
           </w:tcPr>
           <w:p>
-            <w:r/>
+            <w:pPr>
+              <w:spacing w:after="40" w:line="240" w:lineRule="auto"/>
+            </w:pPr>
+            <w:r>
+              <w:rPr>
+                <w:color w:val="FFFFFF"/>
+              </w:rPr>
+            </w:r>
             <w:r>
               <w:rPr>
                 <w:b/>
                 <w:i w:val="0"/>
+                <w:sz w:val="19"/>
               </w:rPr>
               <w:t>Comentarii</w:t>
             </w:r>
@@ -3226,14 +4566,24 @@
         </w:tc>
         <w:tc>
           <w:tcPr>
-            <w:tcW w:type="dxa" w:w="1500"/>
+            <w:tcW w:type="dxa" w:w="2100"/>
+            <w:vAlign w:val="top"/>
+            <w:shd w:val="clear" w:fill="1C5D8C"/>
           </w:tcPr>
           <w:p>
-            <w:r/>
+            <w:pPr>
+              <w:spacing w:after="40" w:line="240" w:lineRule="auto"/>
+            </w:pPr>
+            <w:r>
+              <w:rPr>
+                <w:color w:val="FFFFFF"/>
+              </w:rPr>
+            </w:r>
             <w:r>
               <w:rPr>
                 <w:b/>
                 <w:i w:val="0"/>
+                <w:sz w:val="19"/>
               </w:rPr>
               <w:t>Decizie</w:t>
             </w:r>
@@ -3241,14 +4591,24 @@
         </w:tc>
         <w:tc>
           <w:tcPr>
-            <w:tcW w:type="dxa" w:w="1800"/>
+            <w:tcW w:type="dxa" w:w="3160"/>
+            <w:vAlign w:val="top"/>
+            <w:shd w:val="clear" w:fill="1C5D8C"/>
           </w:tcPr>
           <w:p>
-            <w:r/>
+            <w:pPr>
+              <w:spacing w:after="40" w:line="240" w:lineRule="auto"/>
+            </w:pPr>
+            <w:r>
+              <w:rPr>
+                <w:color w:val="FFFFFF"/>
+              </w:rPr>
+            </w:r>
             <w:r>
               <w:rPr>
                 <w:b/>
                 <w:i w:val="0"/>
+                <w:sz w:val="19"/>
               </w:rPr>
               <w:t>Comentariu editor</w:t>
             </w:r>
@@ -3258,14 +4618,19 @@
       <w:tr>
         <w:tc>
           <w:tcPr>
-            <w:tcW w:type="dxa" w:w="800"/>
+            <w:tcW w:type="dxa" w:w="640"/>
+            <w:vAlign w:val="top"/>
           </w:tcPr>
           <w:p>
+            <w:pPr>
+              <w:spacing w:after="40" w:line="240" w:lineRule="auto"/>
+            </w:pPr>
             <w:r/>
             <w:r>
               <w:rPr>
                 <w:b w:val="0"/>
                 <w:i w:val="0"/>
+                <w:sz w:val="19"/>
               </w:rPr>
               <w:t>I</w:t>
             </w:r>
@@ -3273,14 +4638,19 @@
         </w:tc>
         <w:tc>
           <w:tcPr>
-            <w:tcW w:type="dxa" w:w="1800"/>
+            <w:tcW w:type="dxa" w:w="2360"/>
+            <w:vAlign w:val="top"/>
           </w:tcPr>
           <w:p>
+            <w:pPr>
+              <w:spacing w:after="40" w:line="240" w:lineRule="auto"/>
+            </w:pPr>
             <w:r/>
             <w:r>
               <w:rPr>
                 <w:b w:val="0"/>
                 <w:i w:val="0"/>
+                <w:sz w:val="19"/>
               </w:rPr>
               <w:t>Localizare preoperatorie ghidată imagistic (reper metalic / radioactiv / magnetic)</w:t>
             </w:r>
@@ -3288,14 +4658,19 @@
         </w:tc>
         <w:tc>
           <w:tcPr>
-            <w:tcW w:type="dxa" w:w="3000"/>
+            <w:tcW w:type="dxa" w:w="1900"/>
+            <w:vAlign w:val="top"/>
           </w:tcPr>
           <w:p>
+            <w:pPr>
+              <w:spacing w:after="40" w:line="240" w:lineRule="auto"/>
+            </w:pPr>
             <w:r/>
             <w:r>
               <w:rPr>
                 <w:b w:val="0"/>
                 <w:i w:val="0"/>
+                <w:sz w:val="19"/>
               </w:rPr>
               <w:t>Indicat</w:t>
             </w:r>
@@ -3303,14 +4678,19 @@
         </w:tc>
         <w:tc>
           <w:tcPr>
-            <w:tcW w:type="dxa" w:w="900"/>
+            <w:tcW w:type="dxa" w:w="760"/>
+            <w:vAlign w:val="top"/>
           </w:tcPr>
           <w:p>
+            <w:pPr>
+              <w:spacing w:after="40" w:line="240" w:lineRule="auto"/>
+            </w:pPr>
             <w:r/>
             <w:r>
               <w:rPr>
                 <w:b w:val="0"/>
                 <w:i w:val="0"/>
+                <w:sz w:val="19"/>
               </w:rPr>
               <w:t>B</w:t>
             </w:r>
@@ -3318,14 +4698,19 @@
         </w:tc>
         <w:tc>
           <w:tcPr>
-            <w:tcW w:type="dxa" w:w="1100"/>
+            <w:tcW w:type="dxa" w:w="800"/>
+            <w:vAlign w:val="top"/>
           </w:tcPr>
           <w:p>
+            <w:pPr>
+              <w:spacing w:after="40" w:line="240" w:lineRule="auto"/>
+            </w:pPr>
             <w:r/>
             <w:r>
               <w:rPr>
                 <w:b w:val="0"/>
                 <w:i w:val="0"/>
+                <w:sz w:val="19"/>
               </w:rPr>
               <w:t>1–2</w:t>
             </w:r>
@@ -3333,14 +4718,19 @@
         </w:tc>
         <w:tc>
           <w:tcPr>
-            <w:tcW w:type="dxa" w:w="3000"/>
+            <w:tcW w:type="dxa" w:w="3400"/>
+            <w:vAlign w:val="top"/>
           </w:tcPr>
           <w:p>
+            <w:pPr>
+              <w:spacing w:after="40" w:line="240" w:lineRule="auto"/>
+            </w:pPr>
             <w:r/>
             <w:r>
               <w:rPr>
                 <w:b w:val="0"/>
                 <w:i w:val="0"/>
+                <w:sz w:val="19"/>
               </w:rPr>
               <w:t>Marcarea leziunii nepalpabile înainte de excizia chirurgicală; ghidaj ecografic, stereotaxic sau IRM, după vizibilitatea leziunii. Terapeutic = Nu.</w:t>
             </w:r>
@@ -3348,28 +4738,38 @@
         </w:tc>
         <w:tc>
           <w:tcPr>
-            <w:tcW w:type="dxa" w:w="1500"/>
+            <w:tcW w:type="dxa" w:w="2100"/>
+            <w:vAlign w:val="top"/>
           </w:tcPr>
           <w:p>
+            <w:pPr>
+              <w:spacing w:after="40" w:line="240" w:lineRule="auto"/>
+            </w:pPr>
             <w:r/>
             <w:r>
               <w:rPr>
                 <w:b w:val="0"/>
                 <w:i w:val="0"/>
+                <w:sz w:val="19"/>
               </w:rPr>
             </w:r>
           </w:p>
         </w:tc>
         <w:tc>
           <w:tcPr>
-            <w:tcW w:type="dxa" w:w="1800"/>
+            <w:tcW w:type="dxa" w:w="3160"/>
+            <w:vAlign w:val="top"/>
           </w:tcPr>
           <w:p>
+            <w:pPr>
+              <w:spacing w:after="40" w:line="240" w:lineRule="auto"/>
+            </w:pPr>
             <w:r/>
             <w:r>
               <w:rPr>
                 <w:b w:val="0"/>
                 <w:i w:val="0"/>
+                <w:sz w:val="19"/>
               </w:rPr>
             </w:r>
           </w:p>
@@ -3382,9 +4782,6 @@
         <w:pStyle w:val="Heading3"/>
       </w:pPr>
       <w:r>
-        <w:rPr>
-          <w:color w:val="1C5D8C"/>
-        </w:rPr>
         <w:t>Paciente cu simptome și semne nesugestive de cancer — Inflamație mamară – drenaj de abces</w:t>
       </w:r>
     </w:p>
@@ -3392,38 +4789,52 @@
       <w:r>
         <w:rPr>
           <w:i/>
+          <w:color w:val="555555"/>
         </w:rPr>
         <w:t>Management standard al abcesului mamar (drenaj ghidat percutan). (Intervențional mamar — rămâne în Sân.)</w:t>
       </w:r>
     </w:p>
     <w:tbl>
       <w:tblPr>
-        <w:tblStyle w:val="LightGrid-Accent1"/>
-        <w:tblW w:type="auto" w:w="0"/>
+        <w:tblStyle w:val="TableGrid"/>
+        <w:tblW w:type="dxa" w:w="15120"/>
         <w:tblLayout w:type="fixed"/>
         <w:tblLook w:firstColumn="1" w:firstRow="1" w:lastColumn="0" w:lastRow="0" w:noHBand="0" w:noVBand="1" w:val="04A0"/>
       </w:tblPr>
       <w:tblGrid>
-        <w:gridCol w:w="1767"/>
-        <w:gridCol w:w="1767"/>
-        <w:gridCol w:w="1767"/>
-        <w:gridCol w:w="1767"/>
-        <w:gridCol w:w="1767"/>
-        <w:gridCol w:w="1767"/>
-        <w:gridCol w:w="1767"/>
-        <w:gridCol w:w="1767"/>
+        <w:gridCol w:w="640"/>
+        <w:gridCol w:w="2360"/>
+        <w:gridCol w:w="1900"/>
+        <w:gridCol w:w="760"/>
+        <w:gridCol w:w="800"/>
+        <w:gridCol w:w="3400"/>
+        <w:gridCol w:w="2100"/>
+        <w:gridCol w:w="3160"/>
       </w:tblGrid>
       <w:tr>
+        <w:trPr>
+          <w:tblHeader w:val="true"/>
+        </w:trPr>
         <w:tc>
           <w:tcPr>
-            <w:tcW w:type="dxa" w:w="800"/>
+            <w:tcW w:type="dxa" w:w="640"/>
+            <w:vAlign w:val="top"/>
+            <w:shd w:val="clear" w:fill="1C5D8C"/>
           </w:tcPr>
           <w:p>
-            <w:r/>
+            <w:pPr>
+              <w:spacing w:after="40" w:line="240" w:lineRule="auto"/>
+            </w:pPr>
+            <w:r>
+              <w:rPr>
+                <w:color w:val="FFFFFF"/>
+              </w:rPr>
+            </w:r>
             <w:r>
               <w:rPr>
                 <w:b/>
                 <w:i w:val="0"/>
+                <w:sz w:val="19"/>
               </w:rPr>
               <w:t>Tip</w:t>
             </w:r>
@@ -3431,14 +4842,24 @@
         </w:tc>
         <w:tc>
           <w:tcPr>
-            <w:tcW w:type="dxa" w:w="1800"/>
+            <w:tcW w:type="dxa" w:w="2360"/>
+            <w:vAlign w:val="top"/>
+            <w:shd w:val="clear" w:fill="1C5D8C"/>
           </w:tcPr>
           <w:p>
-            <w:r/>
+            <w:pPr>
+              <w:spacing w:after="40" w:line="240" w:lineRule="auto"/>
+            </w:pPr>
+            <w:r>
+              <w:rPr>
+                <w:color w:val="FFFFFF"/>
+              </w:rPr>
+            </w:r>
             <w:r>
               <w:rPr>
                 <w:b/>
                 <w:i w:val="0"/>
+                <w:sz w:val="19"/>
               </w:rPr>
               <w:t>Examen</w:t>
             </w:r>
@@ -3446,14 +4867,24 @@
         </w:tc>
         <w:tc>
           <w:tcPr>
-            <w:tcW w:type="dxa" w:w="3000"/>
+            <w:tcW w:type="dxa" w:w="1900"/>
+            <w:vAlign w:val="top"/>
+            <w:shd w:val="clear" w:fill="1C5D8C"/>
           </w:tcPr>
           <w:p>
-            <w:r/>
+            <w:pPr>
+              <w:spacing w:after="40" w:line="240" w:lineRule="auto"/>
+            </w:pPr>
+            <w:r>
+              <w:rPr>
+                <w:color w:val="FFFFFF"/>
+              </w:rPr>
+            </w:r>
             <w:r>
               <w:rPr>
                 <w:b/>
                 <w:i w:val="0"/>
+                <w:sz w:val="19"/>
               </w:rPr>
               <w:t>Indicație</w:t>
             </w:r>
@@ -3461,14 +4892,24 @@
         </w:tc>
         <w:tc>
           <w:tcPr>
-            <w:tcW w:type="dxa" w:w="900"/>
+            <w:tcW w:type="dxa" w:w="760"/>
+            <w:vAlign w:val="top"/>
+            <w:shd w:val="clear" w:fill="1C5D8C"/>
           </w:tcPr>
           <w:p>
-            <w:r/>
+            <w:pPr>
+              <w:spacing w:after="40" w:line="240" w:lineRule="auto"/>
+            </w:pPr>
+            <w:r>
+              <w:rPr>
+                <w:color w:val="FFFFFF"/>
+              </w:rPr>
+            </w:r>
             <w:r>
               <w:rPr>
                 <w:b/>
                 <w:i w:val="0"/>
+                <w:sz w:val="19"/>
               </w:rPr>
               <w:t>Grad</w:t>
             </w:r>
@@ -3476,14 +4917,24 @@
         </w:tc>
         <w:tc>
           <w:tcPr>
-            <w:tcW w:type="dxa" w:w="1100"/>
+            <w:tcW w:type="dxa" w:w="800"/>
+            <w:vAlign w:val="top"/>
+            <w:shd w:val="clear" w:fill="1C5D8C"/>
           </w:tcPr>
           <w:p>
-            <w:r/>
+            <w:pPr>
+              <w:spacing w:after="40" w:line="240" w:lineRule="auto"/>
+            </w:pPr>
+            <w:r>
+              <w:rPr>
+                <w:color w:val="FFFFFF"/>
+              </w:rPr>
+            </w:r>
             <w:r>
               <w:rPr>
                 <w:b/>
                 <w:i w:val="0"/>
+                <w:sz w:val="19"/>
               </w:rPr>
               <w:t>Doză</w:t>
             </w:r>
@@ -3491,14 +4942,24 @@
         </w:tc>
         <w:tc>
           <w:tcPr>
-            <w:tcW w:type="dxa" w:w="3000"/>
+            <w:tcW w:type="dxa" w:w="3400"/>
+            <w:vAlign w:val="top"/>
+            <w:shd w:val="clear" w:fill="1C5D8C"/>
           </w:tcPr>
           <w:p>
-            <w:r/>
+            <w:pPr>
+              <w:spacing w:after="40" w:line="240" w:lineRule="auto"/>
+            </w:pPr>
+            <w:r>
+              <w:rPr>
+                <w:color w:val="FFFFFF"/>
+              </w:rPr>
+            </w:r>
             <w:r>
               <w:rPr>
                 <w:b/>
                 <w:i w:val="0"/>
+                <w:sz w:val="19"/>
               </w:rPr>
               <w:t>Comentarii</w:t>
             </w:r>
@@ -3506,14 +4967,24 @@
         </w:tc>
         <w:tc>
           <w:tcPr>
-            <w:tcW w:type="dxa" w:w="1500"/>
+            <w:tcW w:type="dxa" w:w="2100"/>
+            <w:vAlign w:val="top"/>
+            <w:shd w:val="clear" w:fill="1C5D8C"/>
           </w:tcPr>
           <w:p>
-            <w:r/>
+            <w:pPr>
+              <w:spacing w:after="40" w:line="240" w:lineRule="auto"/>
+            </w:pPr>
+            <w:r>
+              <w:rPr>
+                <w:color w:val="FFFFFF"/>
+              </w:rPr>
+            </w:r>
             <w:r>
               <w:rPr>
                 <w:b/>
                 <w:i w:val="0"/>
+                <w:sz w:val="19"/>
               </w:rPr>
               <w:t>Decizie</w:t>
             </w:r>
@@ -3521,14 +4992,24 @@
         </w:tc>
         <w:tc>
           <w:tcPr>
-            <w:tcW w:type="dxa" w:w="1800"/>
+            <w:tcW w:type="dxa" w:w="3160"/>
+            <w:vAlign w:val="top"/>
+            <w:shd w:val="clear" w:fill="1C5D8C"/>
           </w:tcPr>
           <w:p>
-            <w:r/>
+            <w:pPr>
+              <w:spacing w:after="40" w:line="240" w:lineRule="auto"/>
+            </w:pPr>
+            <w:r>
+              <w:rPr>
+                <w:color w:val="FFFFFF"/>
+              </w:rPr>
+            </w:r>
             <w:r>
               <w:rPr>
                 <w:b/>
                 <w:i w:val="0"/>
+                <w:sz w:val="19"/>
               </w:rPr>
               <w:t>Comentariu editor</w:t>
             </w:r>
@@ -3538,14 +5019,19 @@
       <w:tr>
         <w:tc>
           <w:tcPr>
-            <w:tcW w:type="dxa" w:w="800"/>
+            <w:tcW w:type="dxa" w:w="640"/>
+            <w:vAlign w:val="top"/>
           </w:tcPr>
           <w:p>
+            <w:pPr>
+              <w:spacing w:after="40" w:line="240" w:lineRule="auto"/>
+            </w:pPr>
             <w:r/>
             <w:r>
               <w:rPr>
                 <w:b w:val="0"/>
                 <w:i w:val="0"/>
+                <w:sz w:val="19"/>
               </w:rPr>
               <w:t>I</w:t>
             </w:r>
@@ -3553,14 +5039,19 @@
         </w:tc>
         <w:tc>
           <w:tcPr>
-            <w:tcW w:type="dxa" w:w="1800"/>
+            <w:tcW w:type="dxa" w:w="2360"/>
+            <w:vAlign w:val="top"/>
           </w:tcPr>
           <w:p>
+            <w:pPr>
+              <w:spacing w:after="40" w:line="240" w:lineRule="auto"/>
+            </w:pPr>
             <w:r/>
             <w:r>
               <w:rPr>
                 <w:b w:val="0"/>
                 <w:i w:val="0"/>
+                <w:sz w:val="19"/>
               </w:rPr>
               <w:t>Drenaj percutan ghidat ecografic</w:t>
             </w:r>
@@ -3568,14 +5059,19 @@
         </w:tc>
         <w:tc>
           <w:tcPr>
-            <w:tcW w:type="dxa" w:w="3000"/>
+            <w:tcW w:type="dxa" w:w="1900"/>
+            <w:vAlign w:val="top"/>
           </w:tcPr>
           <w:p>
+            <w:pPr>
+              <w:spacing w:after="40" w:line="240" w:lineRule="auto"/>
+            </w:pPr>
             <w:r/>
             <w:r>
               <w:rPr>
                 <w:b w:val="0"/>
                 <w:i w:val="0"/>
+                <w:sz w:val="19"/>
               </w:rPr>
               <w:t>Indicat</w:t>
             </w:r>
@@ -3583,14 +5079,19 @@
         </w:tc>
         <w:tc>
           <w:tcPr>
-            <w:tcW w:type="dxa" w:w="900"/>
+            <w:tcW w:type="dxa" w:w="760"/>
+            <w:vAlign w:val="top"/>
           </w:tcPr>
           <w:p>
+            <w:pPr>
+              <w:spacing w:after="40" w:line="240" w:lineRule="auto"/>
+            </w:pPr>
             <w:r/>
             <w:r>
               <w:rPr>
                 <w:b w:val="0"/>
                 <w:i w:val="0"/>
+                <w:sz w:val="19"/>
               </w:rPr>
               <w:t>B</w:t>
             </w:r>
@@ -3598,14 +5099,19 @@
         </w:tc>
         <w:tc>
           <w:tcPr>
-            <w:tcW w:type="dxa" w:w="1100"/>
+            <w:tcW w:type="dxa" w:w="800"/>
+            <w:vAlign w:val="top"/>
           </w:tcPr>
           <w:p>
+            <w:pPr>
+              <w:spacing w:after="40" w:line="240" w:lineRule="auto"/>
+            </w:pPr>
             <w:r/>
             <w:r>
               <w:rPr>
                 <w:b w:val="0"/>
                 <w:i w:val="0"/>
+                <w:sz w:val="19"/>
               </w:rPr>
               <w:t>0</w:t>
             </w:r>
@@ -3613,14 +5119,19 @@
         </w:tc>
         <w:tc>
           <w:tcPr>
-            <w:tcW w:type="dxa" w:w="3000"/>
+            <w:tcW w:type="dxa" w:w="3400"/>
+            <w:vAlign w:val="top"/>
           </w:tcPr>
           <w:p>
+            <w:pPr>
+              <w:spacing w:after="40" w:line="240" w:lineRule="auto"/>
+            </w:pPr>
             <w:r/>
             <w:r>
               <w:rPr>
                 <w:b w:val="0"/>
                 <w:i w:val="0"/>
+                <w:sz w:val="19"/>
               </w:rPr>
               <w:t>Evacuarea abcesului mamar ghidată ecografic (aspirație cu ac / cateter), ± lavaj; alternativă la incizia chirurgicală. Terapeutic = Da.</w:t>
             </w:r>
@@ -3628,28 +5139,38 @@
         </w:tc>
         <w:tc>
           <w:tcPr>
-            <w:tcW w:type="dxa" w:w="1500"/>
+            <w:tcW w:type="dxa" w:w="2100"/>
+            <w:vAlign w:val="top"/>
           </w:tcPr>
           <w:p>
+            <w:pPr>
+              <w:spacing w:after="40" w:line="240" w:lineRule="auto"/>
+            </w:pPr>
             <w:r/>
             <w:r>
               <w:rPr>
                 <w:b w:val="0"/>
                 <w:i w:val="0"/>
+                <w:sz w:val="19"/>
               </w:rPr>
             </w:r>
           </w:p>
         </w:tc>
         <w:tc>
           <w:tcPr>
-            <w:tcW w:type="dxa" w:w="1800"/>
+            <w:tcW w:type="dxa" w:w="3160"/>
+            <w:vAlign w:val="top"/>
           </w:tcPr>
           <w:p>
+            <w:pPr>
+              <w:spacing w:after="40" w:line="240" w:lineRule="auto"/>
+            </w:pPr>
             <w:r/>
             <w:r>
               <w:rPr>
                 <w:b w:val="0"/>
                 <w:i w:val="0"/>
+                <w:sz w:val="19"/>
               </w:rPr>
             </w:r>
           </w:p>
@@ -3662,25 +5183,82 @@
         <w:pStyle w:val="Heading2"/>
       </w:pPr>
       <w:r>
-        <w:rPr>
-          <w:color w:val="1C5D8C"/>
-        </w:rPr>
         <w:t>4. Duplicate de rezolvat</w:t>
       </w:r>
     </w:p>
     <w:p>
       <w:r>
-        <w:t>(niciun duplicat deschis pentru acest capitol)</w:t>
+        <w:rPr>
+          <w:i/>
+          <w:color w:val="555555"/>
+        </w:rPr>
+        <w:t>Niciun duplicat deschis pentru acest capitol.</w:t>
       </w:r>
     </w:p>
     <w:sectPr>
-      <w:pgSz w:w="15840" w:h="12240" w:orient="landscape"/>
-      <w:pgMar w:top="1440" w:right="850" w:bottom="1440" w:left="850" w:header="720" w:footer="720" w:gutter="0"/>
+      <w:footerReference w:type="default" r:id="rId9"/>
+      <w:pgSz w:w="16838" w:h="11906" w:orient="landscape"/>
+      <w:pgMar w:top="850" w:right="850" w:bottom="850" w:left="850" w:header="720" w:footer="720" w:gutter="0"/>
       <w:cols w:space="720"/>
       <w:docGrid w:linePitch="360"/>
     </w:sectPr>
   </w:body>
 </w:document>
+</file>
+
+<file path=word/footer1.xml><?xml version="1.0" encoding="utf-8"?>
+<w:ftr xmlns:m="http://schemas.openxmlformats.org/officeDocument/2006/math" xmlns:mc="http://schemas.openxmlformats.org/markup-compatibility/2006" xmlns:mo="http://schemas.microsoft.com/office/mac/office/2008/main" xmlns:mv="urn:schemas-microsoft-com:mac:vml" xmlns:o="urn:schemas-microsoft-com:office:office" xmlns:r="http://schemas.openxmlformats.org/officeDocument/2006/relationships" xmlns:v="urn:schemas-microsoft-com:vml" xmlns:w10="urn:schemas-microsoft-com:office:word" xmlns:w14="http://schemas.microsoft.com/office/word/2010/wordml" xmlns:w="http://schemas.openxmlformats.org/wordprocessingml/2006/main" xmlns:wne="http://schemas.microsoft.com/office/word/2006/wordml" xmlns:wp14="http://schemas.microsoft.com/office/word/2010/wordprocessingDrawing" xmlns:wp="http://schemas.openxmlformats.org/drawingml/2006/wordprocessingDrawing" xmlns:wpc="http://schemas.microsoft.com/office/word/2010/wordprocessingCanvas" xmlns:wpg="http://schemas.microsoft.com/office/word/2010/wordprocessingGroup" xmlns:wpi="http://schemas.microsoft.com/office/word/2010/wordprocessingInk" xmlns:wps="http://schemas.microsoft.com/office/word/2010/wordprocessingShape" mc:Ignorable="w14 wp14">
+  <w:p>
+    <w:pPr>
+      <w:pStyle w:val="Footer"/>
+      <w:tabs>
+        <w:tab w:pos="4680" w:val="clear"/>
+        <w:tab w:pos="9360" w:val="clear"/>
+        <w:tab w:pos="15138" w:val="right"/>
+      </w:tabs>
+    </w:pPr>
+    <w:r>
+      <w:rPr>
+        <w:color w:val="555555"/>
+        <w:sz w:val="18"/>
+      </w:rPr>
+      <w:t>Sân — pachet de review</w:t>
+      <w:tab/>
+    </w:r>
+    <w:r>
+      <w:rPr>
+        <w:color w:val="555555"/>
+        <w:sz w:val="18"/>
+      </w:rPr>
+      <w:t xml:space="preserve">Pagina </w:t>
+    </w:r>
+    <w:r>
+      <w:rPr>
+        <w:color w:val="555555"/>
+        <w:sz w:val="18"/>
+      </w:rPr>
+      <w:fldChar w:fldCharType="begin"/>
+      <w:instrText xml:space="preserve">PAGE</w:instrText>
+      <w:fldChar w:fldCharType="end"/>
+    </w:r>
+    <w:r>
+      <w:rPr>
+        <w:color w:val="555555"/>
+        <w:sz w:val="18"/>
+      </w:rPr>
+      <w:t xml:space="preserve"> din </w:t>
+    </w:r>
+    <w:r>
+      <w:rPr>
+        <w:color w:val="555555"/>
+        <w:sz w:val="18"/>
+      </w:rPr>
+      <w:fldChar w:fldCharType="begin"/>
+      <w:instrText xml:space="preserve">NUMPAGES</w:instrText>
+      <w:fldChar w:fldCharType="end"/>
+    </w:r>
+  </w:p>
+</w:ftr>
 </file>
 
 <file path=word/numbering.xml><?xml version="1.0" encoding="utf-8"?>
@@ -4046,6 +5624,13 @@
     <w:name w:val="Normal"/>
     <w:qFormat/>
     <w:rsid w:val="00FC693F"/>
+    <w:pPr>
+      <w:spacing w:after="160" w:line="276" w:lineRule="auto"/>
+    </w:pPr>
+    <w:rPr>
+      <w:rFonts w:ascii="Calibri" w:hAnsi="Calibri" w:eastAsia="Calibri"/>
+      <w:sz w:val="22"/>
+    </w:rPr>
   </w:style>
   <w:style w:type="paragraph" w:styleId="Header">
     <w:name w:val="header"/>
@@ -4102,15 +5687,15 @@
     <w:pPr>
       <w:keepNext/>
       <w:keepLines/>
-      <w:spacing w:before="480" w:after="0"/>
+      <w:spacing w:before="0" w:after="120"/>
       <w:outlineLvl w:val="0"/>
     </w:pPr>
     <w:rPr>
-      <w:rFonts w:asciiTheme="majorHAnsi" w:eastAsiaTheme="majorEastAsia" w:hAnsiTheme="majorHAnsi" w:cstheme="majorBidi"/>
+      <w:rFonts w:asciiTheme="majorHAnsi" w:eastAsiaTheme="majorEastAsia" w:hAnsiTheme="majorHAnsi" w:cstheme="majorBidi" w:ascii="Calibri" w:hAnsi="Calibri"/>
       <w:b/>
       <w:bCs/>
-      <w:color w:val="365F91" w:themeColor="accent1" w:themeShade="BF"/>
-      <w:sz w:val="28"/>
+      <w:color w:val="1C5D8C"/>
+      <w:sz w:val="40"/>
       <w:szCs w:val="28"/>
     </w:rPr>
   </w:style>
@@ -4126,14 +5711,14 @@
     <w:pPr>
       <w:keepNext/>
       <w:keepLines/>
-      <w:spacing w:before="200" w:after="0"/>
+      <w:spacing w:before="320" w:after="120"/>
       <w:outlineLvl w:val="1"/>
     </w:pPr>
     <w:rPr>
-      <w:rFonts w:asciiTheme="majorHAnsi" w:eastAsiaTheme="majorEastAsia" w:hAnsiTheme="majorHAnsi" w:cstheme="majorBidi"/>
+      <w:rFonts w:asciiTheme="majorHAnsi" w:eastAsiaTheme="majorEastAsia" w:hAnsiTheme="majorHAnsi" w:cstheme="majorBidi" w:ascii="Calibri" w:hAnsi="Calibri"/>
       <w:b/>
       <w:bCs/>
-      <w:color w:val="4F81BD" w:themeColor="accent1"/>
+      <w:color w:val="1C5D8C"/>
       <w:sz w:val="26"/>
       <w:szCs w:val="26"/>
     </w:rPr>
@@ -4150,14 +5735,15 @@
     <w:pPr>
       <w:keepNext/>
       <w:keepLines/>
-      <w:spacing w:before="200" w:after="0"/>
+      <w:spacing w:before="240" w:after="80"/>
       <w:outlineLvl w:val="2"/>
     </w:pPr>
     <w:rPr>
-      <w:rFonts w:asciiTheme="majorHAnsi" w:eastAsiaTheme="majorEastAsia" w:hAnsiTheme="majorHAnsi" w:cstheme="majorBidi"/>
+      <w:rFonts w:asciiTheme="majorHAnsi" w:eastAsiaTheme="majorEastAsia" w:hAnsiTheme="majorHAnsi" w:cstheme="majorBidi" w:ascii="Calibri" w:hAnsi="Calibri"/>
       <w:b/>
       <w:bCs/>
-      <w:color w:val="4F81BD" w:themeColor="accent1"/>
+      <w:color w:val="1C5D8C"/>
+      <w:sz w:val="23"/>
     </w:rPr>
   </w:style>
   <w:style w:type="paragraph" w:styleId="Heading4">
@@ -4573,8 +6159,13 @@
       <w:numPr>
         <w:numId w:val="1"/>
       </w:numPr>
+      <w:spacing w:before="0" w:after="80"/>
       <w:contextualSpacing/>
     </w:pPr>
+    <w:rPr>
+      <w:rFonts w:ascii="Calibri" w:hAnsi="Calibri"/>
+      <w:sz w:val="22"/>
+    </w:rPr>
   </w:style>
   <w:style w:type="paragraph" w:styleId="ListBullet2">
     <w:name w:val="List Bullet 2"/>

--- a/pentru-editori/09-san/09-san.docx
+++ b/pentru-editori/09-san/09-san.docx
@@ -33,7 +33,7 @@
     </w:p>
     <w:p>
       <w:r>
-        <w:t>Documentul cuprinde, pentru capitolul dumneavoastră: modificările deja aplicate (informativ), problemele rămase de decis, propunerile de conținut nou și duplicatele de rezolvat. Conținutul actual al capitolului nu este reprodus aici — vine din fișierul GHID.csv, transmis alături.</w:t>
+        <w:t>Documentul cuprinde, pentru capitolul dumneavoastră: modificările deja aplicate (informativ), problemele rămase de decis, propunerile de conținut nou și duplicatele de rezolvat. Conținutul actual al capitolului nu este reprodus aici — vine din fișierele GHID.csv și GHID.html, atașate.</w:t>
       </w:r>
     </w:p>
     <w:p>
@@ -47,7 +47,7 @@
           <w:i/>
           <w:color w:val="555555"/>
         </w:rPr>
-        <w:t>Transmise alături: GHID.csv — conținutul integral al ghidului — și memoul „Decizii structurale comune”, de citit înaintea acestui pachet.</w:t>
+        <w:t>Atașate: GHID.csv și GHID.html — conținutul integral al ghidului — și memoul „Decizii structurale comune”, de citit înaintea acestui pachet.</w:t>
       </w:r>
     </w:p>
     <w:p>
@@ -115,13 +115,9 @@
             </w:pPr>
             <w:r>
               <w:rPr>
-                <w:color w:val="FFFFFF"/>
-              </w:rPr>
-            </w:r>
-            <w:r>
-              <w:rPr>
                 <w:b/>
                 <w:i w:val="0"/>
+                <w:color w:val="FFFFFF"/>
                 <w:sz w:val="19"/>
               </w:rPr>
               <w:t>Problemă</w:t>
@@ -140,13 +136,9 @@
             </w:pPr>
             <w:r>
               <w:rPr>
-                <w:color w:val="FFFFFF"/>
-              </w:rPr>
-            </w:r>
-            <w:r>
-              <w:rPr>
                 <w:b/>
                 <w:i w:val="0"/>
+                <w:color w:val="FFFFFF"/>
                 <w:sz w:val="19"/>
               </w:rPr>
               <w:t>Decizie</w:t>
@@ -165,13 +157,9 @@
             </w:pPr>
             <w:r>
               <w:rPr>
-                <w:color w:val="FFFFFF"/>
-              </w:rPr>
-            </w:r>
-            <w:r>
-              <w:rPr>
                 <w:b/>
                 <w:i w:val="0"/>
+                <w:color w:val="FFFFFF"/>
                 <w:sz w:val="19"/>
               </w:rPr>
               <w:t>Comentariu</w:t>
@@ -189,7 +177,6 @@
             <w:pPr>
               <w:spacing w:after="60" w:line="240" w:lineRule="auto"/>
             </w:pPr>
-            <w:r/>
             <w:r>
               <w:rPr>
                 <w:b/>
@@ -231,7 +218,6 @@
             <w:pPr>
               <w:spacing w:after="40" w:line="240" w:lineRule="auto"/>
             </w:pPr>
-            <w:r/>
             <w:r>
               <w:rPr>
                 <w:b w:val="0"/>
@@ -250,7 +236,6 @@
             <w:pPr>
               <w:spacing w:after="40" w:line="240" w:lineRule="auto"/>
             </w:pPr>
-            <w:r/>
             <w:r>
               <w:rPr>
                 <w:b w:val="0"/>
@@ -271,7 +256,6 @@
             <w:pPr>
               <w:spacing w:after="60" w:line="240" w:lineRule="auto"/>
             </w:pPr>
-            <w:r/>
             <w:r>
               <w:rPr>
                 <w:b/>
@@ -324,7 +308,6 @@
             <w:pPr>
               <w:spacing w:after="40" w:line="240" w:lineRule="auto"/>
             </w:pPr>
-            <w:r/>
             <w:r>
               <w:rPr>
                 <w:b w:val="0"/>
@@ -343,7 +326,6 @@
             <w:pPr>
               <w:spacing w:after="40" w:line="240" w:lineRule="auto"/>
             </w:pPr>
-            <w:r/>
             <w:r>
               <w:rPr>
                 <w:b w:val="0"/>
@@ -365,7 +347,7 @@
     </w:p>
     <w:p>
       <w:r>
-        <w:t>Gradele și dozele sunt orientative — se validează clinic. Fiecare rând se aprobă, se respinge sau se amână separat.</w:t>
+        <w:t>Gradele și dozele sunt orientative — necesită validare. Fiecare rând, separat, se aprobă, se respinge sau se amână.</w:t>
       </w:r>
     </w:p>
     <w:p>
@@ -418,13 +400,9 @@
             </w:pPr>
             <w:r>
               <w:rPr>
-                <w:color w:val="FFFFFF"/>
-              </w:rPr>
-            </w:r>
-            <w:r>
-              <w:rPr>
                 <w:b/>
                 <w:i w:val="0"/>
+                <w:color w:val="FFFFFF"/>
                 <w:sz w:val="19"/>
               </w:rPr>
               <w:t>Tip</w:t>
@@ -443,13 +421,9 @@
             </w:pPr>
             <w:r>
               <w:rPr>
-                <w:color w:val="FFFFFF"/>
-              </w:rPr>
-            </w:r>
-            <w:r>
-              <w:rPr>
                 <w:b/>
                 <w:i w:val="0"/>
+                <w:color w:val="FFFFFF"/>
                 <w:sz w:val="19"/>
               </w:rPr>
               <w:t>Examen</w:t>
@@ -468,13 +442,9 @@
             </w:pPr>
             <w:r>
               <w:rPr>
-                <w:color w:val="FFFFFF"/>
-              </w:rPr>
-            </w:r>
-            <w:r>
-              <w:rPr>
                 <w:b/>
                 <w:i w:val="0"/>
+                <w:color w:val="FFFFFF"/>
                 <w:sz w:val="19"/>
               </w:rPr>
               <w:t>Indicație</w:t>
@@ -493,13 +463,9 @@
             </w:pPr>
             <w:r>
               <w:rPr>
-                <w:color w:val="FFFFFF"/>
-              </w:rPr>
-            </w:r>
-            <w:r>
-              <w:rPr>
                 <w:b/>
                 <w:i w:val="0"/>
+                <w:color w:val="FFFFFF"/>
                 <w:sz w:val="19"/>
               </w:rPr>
               <w:t>Grad</w:t>
@@ -518,13 +484,9 @@
             </w:pPr>
             <w:r>
               <w:rPr>
-                <w:color w:val="FFFFFF"/>
-              </w:rPr>
-            </w:r>
-            <w:r>
-              <w:rPr>
                 <w:b/>
                 <w:i w:val="0"/>
+                <w:color w:val="FFFFFF"/>
                 <w:sz w:val="19"/>
               </w:rPr>
               <w:t>Doză</w:t>
@@ -543,13 +505,9 @@
             </w:pPr>
             <w:r>
               <w:rPr>
-                <w:color w:val="FFFFFF"/>
-              </w:rPr>
-            </w:r>
-            <w:r>
-              <w:rPr>
                 <w:b/>
                 <w:i w:val="0"/>
+                <w:color w:val="FFFFFF"/>
                 <w:sz w:val="19"/>
               </w:rPr>
               <w:t>Comentarii</w:t>
@@ -568,13 +526,9 @@
             </w:pPr>
             <w:r>
               <w:rPr>
-                <w:color w:val="FFFFFF"/>
-              </w:rPr>
-            </w:r>
-            <w:r>
-              <w:rPr>
                 <w:b/>
                 <w:i w:val="0"/>
+                <w:color w:val="FFFFFF"/>
                 <w:sz w:val="19"/>
               </w:rPr>
               <w:t>Decizie</w:t>
@@ -593,13 +547,9 @@
             </w:pPr>
             <w:r>
               <w:rPr>
-                <w:color w:val="FFFFFF"/>
-              </w:rPr>
-            </w:r>
-            <w:r>
-              <w:rPr>
                 <w:b/>
                 <w:i w:val="0"/>
+                <w:color w:val="FFFFFF"/>
                 <w:sz w:val="19"/>
               </w:rPr>
               <w:t>Comentariu editor</w:t>
@@ -617,7 +567,6 @@
             <w:pPr>
               <w:spacing w:after="40" w:line="240" w:lineRule="auto"/>
             </w:pPr>
-            <w:r/>
             <w:r>
               <w:rPr>
                 <w:b w:val="0"/>
@@ -637,7 +586,6 @@
             <w:pPr>
               <w:spacing w:after="40" w:line="240" w:lineRule="auto"/>
             </w:pPr>
-            <w:r/>
             <w:r>
               <w:rPr>
                 <w:b w:val="0"/>
@@ -657,7 +605,6 @@
             <w:pPr>
               <w:spacing w:after="40" w:line="240" w:lineRule="auto"/>
             </w:pPr>
-            <w:r/>
             <w:r>
               <w:rPr>
                 <w:b w:val="0"/>
@@ -677,7 +624,6 @@
             <w:pPr>
               <w:spacing w:after="40" w:line="240" w:lineRule="auto"/>
             </w:pPr>
-            <w:r/>
             <w:r>
               <w:rPr>
                 <w:b w:val="0"/>
@@ -697,7 +643,6 @@
             <w:pPr>
               <w:spacing w:after="40" w:line="240" w:lineRule="auto"/>
             </w:pPr>
-            <w:r/>
             <w:r>
               <w:rPr>
                 <w:b w:val="0"/>
@@ -717,7 +662,6 @@
             <w:pPr>
               <w:spacing w:after="40" w:line="240" w:lineRule="auto"/>
             </w:pPr>
-            <w:r/>
             <w:r>
               <w:rPr>
                 <w:b w:val="0"/>
@@ -737,7 +681,6 @@
             <w:pPr>
               <w:spacing w:after="40" w:line="240" w:lineRule="auto"/>
             </w:pPr>
-            <w:r/>
             <w:r>
               <w:rPr>
                 <w:b w:val="0"/>
@@ -756,7 +699,6 @@
             <w:pPr>
               <w:spacing w:after="40" w:line="240" w:lineRule="auto"/>
             </w:pPr>
-            <w:r/>
             <w:r>
               <w:rPr>
                 <w:b w:val="0"/>
@@ -777,7 +719,6 @@
             <w:pPr>
               <w:spacing w:after="40" w:line="240" w:lineRule="auto"/>
             </w:pPr>
-            <w:r/>
             <w:r>
               <w:rPr>
                 <w:b w:val="0"/>
@@ -797,7 +738,6 @@
             <w:pPr>
               <w:spacing w:after="40" w:line="240" w:lineRule="auto"/>
             </w:pPr>
-            <w:r/>
             <w:r>
               <w:rPr>
                 <w:b w:val="0"/>
@@ -817,7 +757,6 @@
             <w:pPr>
               <w:spacing w:after="40" w:line="240" w:lineRule="auto"/>
             </w:pPr>
-            <w:r/>
             <w:r>
               <w:rPr>
                 <w:b w:val="0"/>
@@ -837,7 +776,6 @@
             <w:pPr>
               <w:spacing w:after="40" w:line="240" w:lineRule="auto"/>
             </w:pPr>
-            <w:r/>
             <w:r>
               <w:rPr>
                 <w:b w:val="0"/>
@@ -857,7 +795,6 @@
             <w:pPr>
               <w:spacing w:after="40" w:line="240" w:lineRule="auto"/>
             </w:pPr>
-            <w:r/>
             <w:r>
               <w:rPr>
                 <w:b w:val="0"/>
@@ -877,7 +814,6 @@
             <w:pPr>
               <w:spacing w:after="40" w:line="240" w:lineRule="auto"/>
             </w:pPr>
-            <w:r/>
             <w:r>
               <w:rPr>
                 <w:b w:val="0"/>
@@ -897,7 +833,6 @@
             <w:pPr>
               <w:spacing w:after="40" w:line="240" w:lineRule="auto"/>
             </w:pPr>
-            <w:r/>
             <w:r>
               <w:rPr>
                 <w:b w:val="0"/>
@@ -916,7 +851,6 @@
             <w:pPr>
               <w:spacing w:after="40" w:line="240" w:lineRule="auto"/>
             </w:pPr>
-            <w:r/>
             <w:r>
               <w:rPr>
                 <w:b w:val="0"/>
@@ -937,7 +871,6 @@
             <w:pPr>
               <w:spacing w:after="40" w:line="240" w:lineRule="auto"/>
             </w:pPr>
-            <w:r/>
             <w:r>
               <w:rPr>
                 <w:b w:val="0"/>
@@ -957,7 +890,6 @@
             <w:pPr>
               <w:spacing w:after="40" w:line="240" w:lineRule="auto"/>
             </w:pPr>
-            <w:r/>
             <w:r>
               <w:rPr>
                 <w:b w:val="0"/>
@@ -977,7 +909,6 @@
             <w:pPr>
               <w:spacing w:after="40" w:line="240" w:lineRule="auto"/>
             </w:pPr>
-            <w:r/>
             <w:r>
               <w:rPr>
                 <w:b w:val="0"/>
@@ -997,7 +928,6 @@
             <w:pPr>
               <w:spacing w:after="40" w:line="240" w:lineRule="auto"/>
             </w:pPr>
-            <w:r/>
             <w:r>
               <w:rPr>
                 <w:b w:val="0"/>
@@ -1017,7 +947,6 @@
             <w:pPr>
               <w:spacing w:after="40" w:line="240" w:lineRule="auto"/>
             </w:pPr>
-            <w:r/>
             <w:r>
               <w:rPr>
                 <w:b w:val="0"/>
@@ -1037,7 +966,6 @@
             <w:pPr>
               <w:spacing w:after="40" w:line="240" w:lineRule="auto"/>
             </w:pPr>
-            <w:r/>
             <w:r>
               <w:rPr>
                 <w:b w:val="0"/>
@@ -1057,7 +985,6 @@
             <w:pPr>
               <w:spacing w:after="40" w:line="240" w:lineRule="auto"/>
             </w:pPr>
-            <w:r/>
             <w:r>
               <w:rPr>
                 <w:b w:val="0"/>
@@ -1076,7 +1003,6 @@
             <w:pPr>
               <w:spacing w:after="40" w:line="240" w:lineRule="auto"/>
             </w:pPr>
-            <w:r/>
             <w:r>
               <w:rPr>
                 <w:b w:val="0"/>
@@ -1139,13 +1065,9 @@
             </w:pPr>
             <w:r>
               <w:rPr>
-                <w:color w:val="FFFFFF"/>
-              </w:rPr>
-            </w:r>
-            <w:r>
-              <w:rPr>
                 <w:b/>
                 <w:i w:val="0"/>
+                <w:color w:val="FFFFFF"/>
                 <w:sz w:val="19"/>
               </w:rPr>
               <w:t>Tip</w:t>
@@ -1164,13 +1086,9 @@
             </w:pPr>
             <w:r>
               <w:rPr>
-                <w:color w:val="FFFFFF"/>
-              </w:rPr>
-            </w:r>
-            <w:r>
-              <w:rPr>
                 <w:b/>
                 <w:i w:val="0"/>
+                <w:color w:val="FFFFFF"/>
                 <w:sz w:val="19"/>
               </w:rPr>
               <w:t>Examen</w:t>
@@ -1189,13 +1107,9 @@
             </w:pPr>
             <w:r>
               <w:rPr>
-                <w:color w:val="FFFFFF"/>
-              </w:rPr>
-            </w:r>
-            <w:r>
-              <w:rPr>
                 <w:b/>
                 <w:i w:val="0"/>
+                <w:color w:val="FFFFFF"/>
                 <w:sz w:val="19"/>
               </w:rPr>
               <w:t>Indicație</w:t>
@@ -1214,13 +1128,9 @@
             </w:pPr>
             <w:r>
               <w:rPr>
-                <w:color w:val="FFFFFF"/>
-              </w:rPr>
-            </w:r>
-            <w:r>
-              <w:rPr>
                 <w:b/>
                 <w:i w:val="0"/>
+                <w:color w:val="FFFFFF"/>
                 <w:sz w:val="19"/>
               </w:rPr>
               <w:t>Grad</w:t>
@@ -1239,13 +1149,9 @@
             </w:pPr>
             <w:r>
               <w:rPr>
-                <w:color w:val="FFFFFF"/>
-              </w:rPr>
-            </w:r>
-            <w:r>
-              <w:rPr>
                 <w:b/>
                 <w:i w:val="0"/>
+                <w:color w:val="FFFFFF"/>
                 <w:sz w:val="19"/>
               </w:rPr>
               <w:t>Doză</w:t>
@@ -1264,13 +1170,9 @@
             </w:pPr>
             <w:r>
               <w:rPr>
-                <w:color w:val="FFFFFF"/>
-              </w:rPr>
-            </w:r>
-            <w:r>
-              <w:rPr>
                 <w:b/>
                 <w:i w:val="0"/>
+                <w:color w:val="FFFFFF"/>
                 <w:sz w:val="19"/>
               </w:rPr>
               <w:t>Comentarii</w:t>
@@ -1289,13 +1191,9 @@
             </w:pPr>
             <w:r>
               <w:rPr>
-                <w:color w:val="FFFFFF"/>
-              </w:rPr>
-            </w:r>
-            <w:r>
-              <w:rPr>
                 <w:b/>
                 <w:i w:val="0"/>
+                <w:color w:val="FFFFFF"/>
                 <w:sz w:val="19"/>
               </w:rPr>
               <w:t>Decizie</w:t>
@@ -1314,13 +1212,9 @@
             </w:pPr>
             <w:r>
               <w:rPr>
-                <w:color w:val="FFFFFF"/>
-              </w:rPr>
-            </w:r>
-            <w:r>
-              <w:rPr>
                 <w:b/>
                 <w:i w:val="0"/>
+                <w:color w:val="FFFFFF"/>
                 <w:sz w:val="19"/>
               </w:rPr>
               <w:t>Comentariu editor</w:t>
@@ -1338,7 +1232,6 @@
             <w:pPr>
               <w:spacing w:after="40" w:line="240" w:lineRule="auto"/>
             </w:pPr>
-            <w:r/>
             <w:r>
               <w:rPr>
                 <w:b w:val="0"/>
@@ -1358,7 +1251,6 @@
             <w:pPr>
               <w:spacing w:after="40" w:line="240" w:lineRule="auto"/>
             </w:pPr>
-            <w:r/>
             <w:r>
               <w:rPr>
                 <w:b w:val="0"/>
@@ -1378,7 +1270,6 @@
             <w:pPr>
               <w:spacing w:after="40" w:line="240" w:lineRule="auto"/>
             </w:pPr>
-            <w:r/>
             <w:r>
               <w:rPr>
                 <w:b w:val="0"/>
@@ -1398,7 +1289,6 @@
             <w:pPr>
               <w:spacing w:after="40" w:line="240" w:lineRule="auto"/>
             </w:pPr>
-            <w:r/>
             <w:r>
               <w:rPr>
                 <w:b w:val="0"/>
@@ -1418,7 +1308,6 @@
             <w:pPr>
               <w:spacing w:after="40" w:line="240" w:lineRule="auto"/>
             </w:pPr>
-            <w:r/>
             <w:r>
               <w:rPr>
                 <w:b w:val="0"/>
@@ -1438,7 +1327,6 @@
             <w:pPr>
               <w:spacing w:after="40" w:line="240" w:lineRule="auto"/>
             </w:pPr>
-            <w:r/>
             <w:r>
               <w:rPr>
                 <w:b w:val="0"/>
@@ -1458,7 +1346,6 @@
             <w:pPr>
               <w:spacing w:after="40" w:line="240" w:lineRule="auto"/>
             </w:pPr>
-            <w:r/>
             <w:r>
               <w:rPr>
                 <w:b w:val="0"/>
@@ -1477,7 +1364,6 @@
             <w:pPr>
               <w:spacing w:after="40" w:line="240" w:lineRule="auto"/>
             </w:pPr>
-            <w:r/>
             <w:r>
               <w:rPr>
                 <w:b w:val="0"/>
@@ -1540,13 +1426,9 @@
             </w:pPr>
             <w:r>
               <w:rPr>
-                <w:color w:val="FFFFFF"/>
-              </w:rPr>
-            </w:r>
-            <w:r>
-              <w:rPr>
                 <w:b/>
                 <w:i w:val="0"/>
+                <w:color w:val="FFFFFF"/>
                 <w:sz w:val="19"/>
               </w:rPr>
               <w:t>Tip</w:t>
@@ -1565,13 +1447,9 @@
             </w:pPr>
             <w:r>
               <w:rPr>
-                <w:color w:val="FFFFFF"/>
-              </w:rPr>
-            </w:r>
-            <w:r>
-              <w:rPr>
                 <w:b/>
                 <w:i w:val="0"/>
+                <w:color w:val="FFFFFF"/>
                 <w:sz w:val="19"/>
               </w:rPr>
               <w:t>Examen</w:t>
@@ -1590,13 +1468,9 @@
             </w:pPr>
             <w:r>
               <w:rPr>
-                <w:color w:val="FFFFFF"/>
-              </w:rPr>
-            </w:r>
-            <w:r>
-              <w:rPr>
                 <w:b/>
                 <w:i w:val="0"/>
+                <w:color w:val="FFFFFF"/>
                 <w:sz w:val="19"/>
               </w:rPr>
               <w:t>Indicație</w:t>
@@ -1615,13 +1489,9 @@
             </w:pPr>
             <w:r>
               <w:rPr>
-                <w:color w:val="FFFFFF"/>
-              </w:rPr>
-            </w:r>
-            <w:r>
-              <w:rPr>
                 <w:b/>
                 <w:i w:val="0"/>
+                <w:color w:val="FFFFFF"/>
                 <w:sz w:val="19"/>
               </w:rPr>
               <w:t>Grad</w:t>
@@ -1640,13 +1510,9 @@
             </w:pPr>
             <w:r>
               <w:rPr>
-                <w:color w:val="FFFFFF"/>
-              </w:rPr>
-            </w:r>
-            <w:r>
-              <w:rPr>
                 <w:b/>
                 <w:i w:val="0"/>
+                <w:color w:val="FFFFFF"/>
                 <w:sz w:val="19"/>
               </w:rPr>
               <w:t>Doză</w:t>
@@ -1665,13 +1531,9 @@
             </w:pPr>
             <w:r>
               <w:rPr>
-                <w:color w:val="FFFFFF"/>
-              </w:rPr>
-            </w:r>
-            <w:r>
-              <w:rPr>
                 <w:b/>
                 <w:i w:val="0"/>
+                <w:color w:val="FFFFFF"/>
                 <w:sz w:val="19"/>
               </w:rPr>
               <w:t>Comentarii</w:t>
@@ -1690,13 +1552,9 @@
             </w:pPr>
             <w:r>
               <w:rPr>
-                <w:color w:val="FFFFFF"/>
-              </w:rPr>
-            </w:r>
-            <w:r>
-              <w:rPr>
                 <w:b/>
                 <w:i w:val="0"/>
+                <w:color w:val="FFFFFF"/>
                 <w:sz w:val="19"/>
               </w:rPr>
               <w:t>Decizie</w:t>
@@ -1715,13 +1573,9 @@
             </w:pPr>
             <w:r>
               <w:rPr>
-                <w:color w:val="FFFFFF"/>
-              </w:rPr>
-            </w:r>
-            <w:r>
-              <w:rPr>
                 <w:b/>
                 <w:i w:val="0"/>
+                <w:color w:val="FFFFFF"/>
                 <w:sz w:val="19"/>
               </w:rPr>
               <w:t>Comentariu editor</w:t>
@@ -1739,7 +1593,6 @@
             <w:pPr>
               <w:spacing w:after="40" w:line="240" w:lineRule="auto"/>
             </w:pPr>
-            <w:r/>
             <w:r>
               <w:rPr>
                 <w:b w:val="0"/>
@@ -1759,7 +1612,6 @@
             <w:pPr>
               <w:spacing w:after="40" w:line="240" w:lineRule="auto"/>
             </w:pPr>
-            <w:r/>
             <w:r>
               <w:rPr>
                 <w:b w:val="0"/>
@@ -1779,7 +1631,6 @@
             <w:pPr>
               <w:spacing w:after="40" w:line="240" w:lineRule="auto"/>
             </w:pPr>
-            <w:r/>
             <w:r>
               <w:rPr>
                 <w:b w:val="0"/>
@@ -1799,7 +1650,6 @@
             <w:pPr>
               <w:spacing w:after="40" w:line="240" w:lineRule="auto"/>
             </w:pPr>
-            <w:r/>
             <w:r>
               <w:rPr>
                 <w:b w:val="0"/>
@@ -1819,7 +1669,6 @@
             <w:pPr>
               <w:spacing w:after="40" w:line="240" w:lineRule="auto"/>
             </w:pPr>
-            <w:r/>
             <w:r>
               <w:rPr>
                 <w:b w:val="0"/>
@@ -1839,7 +1688,6 @@
             <w:pPr>
               <w:spacing w:after="40" w:line="240" w:lineRule="auto"/>
             </w:pPr>
-            <w:r/>
             <w:r>
               <w:rPr>
                 <w:b w:val="0"/>
@@ -1859,7 +1707,6 @@
             <w:pPr>
               <w:spacing w:after="40" w:line="240" w:lineRule="auto"/>
             </w:pPr>
-            <w:r/>
             <w:r>
               <w:rPr>
                 <w:b w:val="0"/>
@@ -1878,7 +1725,6 @@
             <w:pPr>
               <w:spacing w:after="40" w:line="240" w:lineRule="auto"/>
             </w:pPr>
-            <w:r/>
             <w:r>
               <w:rPr>
                 <w:b w:val="0"/>
@@ -1941,13 +1787,9 @@
             </w:pPr>
             <w:r>
               <w:rPr>
-                <w:color w:val="FFFFFF"/>
-              </w:rPr>
-            </w:r>
-            <w:r>
-              <w:rPr>
                 <w:b/>
                 <w:i w:val="0"/>
+                <w:color w:val="FFFFFF"/>
                 <w:sz w:val="19"/>
               </w:rPr>
               <w:t>Tip</w:t>
@@ -1966,13 +1808,9 @@
             </w:pPr>
             <w:r>
               <w:rPr>
-                <w:color w:val="FFFFFF"/>
-              </w:rPr>
-            </w:r>
-            <w:r>
-              <w:rPr>
                 <w:b/>
                 <w:i w:val="0"/>
+                <w:color w:val="FFFFFF"/>
                 <w:sz w:val="19"/>
               </w:rPr>
               <w:t>Examen</w:t>
@@ -1991,13 +1829,9 @@
             </w:pPr>
             <w:r>
               <w:rPr>
-                <w:color w:val="FFFFFF"/>
-              </w:rPr>
-            </w:r>
-            <w:r>
-              <w:rPr>
                 <w:b/>
                 <w:i w:val="0"/>
+                <w:color w:val="FFFFFF"/>
                 <w:sz w:val="19"/>
               </w:rPr>
               <w:t>Indicație</w:t>
@@ -2016,13 +1850,9 @@
             </w:pPr>
             <w:r>
               <w:rPr>
-                <w:color w:val="FFFFFF"/>
-              </w:rPr>
-            </w:r>
-            <w:r>
-              <w:rPr>
                 <w:b/>
                 <w:i w:val="0"/>
+                <w:color w:val="FFFFFF"/>
                 <w:sz w:val="19"/>
               </w:rPr>
               <w:t>Grad</w:t>
@@ -2041,13 +1871,9 @@
             </w:pPr>
             <w:r>
               <w:rPr>
-                <w:color w:val="FFFFFF"/>
-              </w:rPr>
-            </w:r>
-            <w:r>
-              <w:rPr>
                 <w:b/>
                 <w:i w:val="0"/>
+                <w:color w:val="FFFFFF"/>
                 <w:sz w:val="19"/>
               </w:rPr>
               <w:t>Doză</w:t>
@@ -2066,13 +1892,9 @@
             </w:pPr>
             <w:r>
               <w:rPr>
-                <w:color w:val="FFFFFF"/>
-              </w:rPr>
-            </w:r>
-            <w:r>
-              <w:rPr>
                 <w:b/>
                 <w:i w:val="0"/>
+                <w:color w:val="FFFFFF"/>
                 <w:sz w:val="19"/>
               </w:rPr>
               <w:t>Comentarii</w:t>
@@ -2091,13 +1913,9 @@
             </w:pPr>
             <w:r>
               <w:rPr>
-                <w:color w:val="FFFFFF"/>
-              </w:rPr>
-            </w:r>
-            <w:r>
-              <w:rPr>
                 <w:b/>
                 <w:i w:val="0"/>
+                <w:color w:val="FFFFFF"/>
                 <w:sz w:val="19"/>
               </w:rPr>
               <w:t>Decizie</w:t>
@@ -2116,13 +1934,9 @@
             </w:pPr>
             <w:r>
               <w:rPr>
-                <w:color w:val="FFFFFF"/>
-              </w:rPr>
-            </w:r>
-            <w:r>
-              <w:rPr>
                 <w:b/>
                 <w:i w:val="0"/>
+                <w:color w:val="FFFFFF"/>
                 <w:sz w:val="19"/>
               </w:rPr>
               <w:t>Comentariu editor</w:t>
@@ -2140,7 +1954,6 @@
             <w:pPr>
               <w:spacing w:after="40" w:line="240" w:lineRule="auto"/>
             </w:pPr>
-            <w:r/>
             <w:r>
               <w:rPr>
                 <w:b w:val="0"/>
@@ -2160,7 +1973,6 @@
             <w:pPr>
               <w:spacing w:after="40" w:line="240" w:lineRule="auto"/>
             </w:pPr>
-            <w:r/>
             <w:r>
               <w:rPr>
                 <w:b w:val="0"/>
@@ -2180,7 +1992,6 @@
             <w:pPr>
               <w:spacing w:after="40" w:line="240" w:lineRule="auto"/>
             </w:pPr>
-            <w:r/>
             <w:r>
               <w:rPr>
                 <w:b w:val="0"/>
@@ -2200,7 +2011,6 @@
             <w:pPr>
               <w:spacing w:after="40" w:line="240" w:lineRule="auto"/>
             </w:pPr>
-            <w:r/>
             <w:r>
               <w:rPr>
                 <w:b w:val="0"/>
@@ -2220,7 +2030,6 @@
             <w:pPr>
               <w:spacing w:after="40" w:line="240" w:lineRule="auto"/>
             </w:pPr>
-            <w:r/>
             <w:r>
               <w:rPr>
                 <w:b w:val="0"/>
@@ -2240,7 +2049,6 @@
             <w:pPr>
               <w:spacing w:after="40" w:line="240" w:lineRule="auto"/>
             </w:pPr>
-            <w:r/>
             <w:r>
               <w:rPr>
                 <w:b w:val="0"/>
@@ -2260,7 +2068,6 @@
             <w:pPr>
               <w:spacing w:after="40" w:line="240" w:lineRule="auto"/>
             </w:pPr>
-            <w:r/>
             <w:r>
               <w:rPr>
                 <w:b w:val="0"/>
@@ -2279,7 +2086,6 @@
             <w:pPr>
               <w:spacing w:after="40" w:line="240" w:lineRule="auto"/>
             </w:pPr>
-            <w:r/>
             <w:r>
               <w:rPr>
                 <w:b w:val="0"/>
@@ -2342,13 +2148,9 @@
             </w:pPr>
             <w:r>
               <w:rPr>
-                <w:color w:val="FFFFFF"/>
-              </w:rPr>
-            </w:r>
-            <w:r>
-              <w:rPr>
                 <w:b/>
                 <w:i w:val="0"/>
+                <w:color w:val="FFFFFF"/>
                 <w:sz w:val="19"/>
               </w:rPr>
               <w:t>Tip</w:t>
@@ -2367,13 +2169,9 @@
             </w:pPr>
             <w:r>
               <w:rPr>
-                <w:color w:val="FFFFFF"/>
-              </w:rPr>
-            </w:r>
-            <w:r>
-              <w:rPr>
                 <w:b/>
                 <w:i w:val="0"/>
+                <w:color w:val="FFFFFF"/>
                 <w:sz w:val="19"/>
               </w:rPr>
               <w:t>Examen</w:t>
@@ -2392,13 +2190,9 @@
             </w:pPr>
             <w:r>
               <w:rPr>
-                <w:color w:val="FFFFFF"/>
-              </w:rPr>
-            </w:r>
-            <w:r>
-              <w:rPr>
                 <w:b/>
                 <w:i w:val="0"/>
+                <w:color w:val="FFFFFF"/>
                 <w:sz w:val="19"/>
               </w:rPr>
               <w:t>Indicație</w:t>
@@ -2417,13 +2211,9 @@
             </w:pPr>
             <w:r>
               <w:rPr>
-                <w:color w:val="FFFFFF"/>
-              </w:rPr>
-            </w:r>
-            <w:r>
-              <w:rPr>
                 <w:b/>
                 <w:i w:val="0"/>
+                <w:color w:val="FFFFFF"/>
                 <w:sz w:val="19"/>
               </w:rPr>
               <w:t>Grad</w:t>
@@ -2442,13 +2232,9 @@
             </w:pPr>
             <w:r>
               <w:rPr>
-                <w:color w:val="FFFFFF"/>
-              </w:rPr>
-            </w:r>
-            <w:r>
-              <w:rPr>
                 <w:b/>
                 <w:i w:val="0"/>
+                <w:color w:val="FFFFFF"/>
                 <w:sz w:val="19"/>
               </w:rPr>
               <w:t>Doză</w:t>
@@ -2467,13 +2253,9 @@
             </w:pPr>
             <w:r>
               <w:rPr>
-                <w:color w:val="FFFFFF"/>
-              </w:rPr>
-            </w:r>
-            <w:r>
-              <w:rPr>
                 <w:b/>
                 <w:i w:val="0"/>
+                <w:color w:val="FFFFFF"/>
                 <w:sz w:val="19"/>
               </w:rPr>
               <w:t>Comentarii</w:t>
@@ -2492,13 +2274,9 @@
             </w:pPr>
             <w:r>
               <w:rPr>
-                <w:color w:val="FFFFFF"/>
-              </w:rPr>
-            </w:r>
-            <w:r>
-              <w:rPr>
                 <w:b/>
                 <w:i w:val="0"/>
+                <w:color w:val="FFFFFF"/>
                 <w:sz w:val="19"/>
               </w:rPr>
               <w:t>Decizie</w:t>
@@ -2517,13 +2295,9 @@
             </w:pPr>
             <w:r>
               <w:rPr>
-                <w:color w:val="FFFFFF"/>
-              </w:rPr>
-            </w:r>
-            <w:r>
-              <w:rPr>
                 <w:b/>
                 <w:i w:val="0"/>
+                <w:color w:val="FFFFFF"/>
                 <w:sz w:val="19"/>
               </w:rPr>
               <w:t>Comentariu editor</w:t>
@@ -2541,7 +2315,6 @@
             <w:pPr>
               <w:spacing w:after="40" w:line="240" w:lineRule="auto"/>
             </w:pPr>
-            <w:r/>
             <w:r>
               <w:rPr>
                 <w:b w:val="0"/>
@@ -2561,7 +2334,6 @@
             <w:pPr>
               <w:spacing w:after="40" w:line="240" w:lineRule="auto"/>
             </w:pPr>
-            <w:r/>
             <w:r>
               <w:rPr>
                 <w:b w:val="0"/>
@@ -2581,7 +2353,6 @@
             <w:pPr>
               <w:spacing w:after="40" w:line="240" w:lineRule="auto"/>
             </w:pPr>
-            <w:r/>
             <w:r>
               <w:rPr>
                 <w:b w:val="0"/>
@@ -2601,7 +2372,6 @@
             <w:pPr>
               <w:spacing w:after="40" w:line="240" w:lineRule="auto"/>
             </w:pPr>
-            <w:r/>
             <w:r>
               <w:rPr>
                 <w:b w:val="0"/>
@@ -2621,7 +2391,6 @@
             <w:pPr>
               <w:spacing w:after="40" w:line="240" w:lineRule="auto"/>
             </w:pPr>
-            <w:r/>
             <w:r>
               <w:rPr>
                 <w:b w:val="0"/>
@@ -2641,7 +2410,6 @@
             <w:pPr>
               <w:spacing w:after="40" w:line="240" w:lineRule="auto"/>
             </w:pPr>
-            <w:r/>
             <w:r>
               <w:rPr>
                 <w:b w:val="0"/>
@@ -2661,7 +2429,6 @@
             <w:pPr>
               <w:spacing w:after="40" w:line="240" w:lineRule="auto"/>
             </w:pPr>
-            <w:r/>
             <w:r>
               <w:rPr>
                 <w:b w:val="0"/>
@@ -2680,7 +2447,6 @@
             <w:pPr>
               <w:spacing w:after="40" w:line="240" w:lineRule="auto"/>
             </w:pPr>
-            <w:r/>
             <w:r>
               <w:rPr>
                 <w:b w:val="0"/>
@@ -2743,13 +2509,9 @@
             </w:pPr>
             <w:r>
               <w:rPr>
-                <w:color w:val="FFFFFF"/>
-              </w:rPr>
-            </w:r>
-            <w:r>
-              <w:rPr>
                 <w:b/>
                 <w:i w:val="0"/>
+                <w:color w:val="FFFFFF"/>
                 <w:sz w:val="19"/>
               </w:rPr>
               <w:t>Tip</w:t>
@@ -2768,13 +2530,9 @@
             </w:pPr>
             <w:r>
               <w:rPr>
-                <w:color w:val="FFFFFF"/>
-              </w:rPr>
-            </w:r>
-            <w:r>
-              <w:rPr>
                 <w:b/>
                 <w:i w:val="0"/>
+                <w:color w:val="FFFFFF"/>
                 <w:sz w:val="19"/>
               </w:rPr>
               <w:t>Examen</w:t>
@@ -2793,13 +2551,9 @@
             </w:pPr>
             <w:r>
               <w:rPr>
-                <w:color w:val="FFFFFF"/>
-              </w:rPr>
-            </w:r>
-            <w:r>
-              <w:rPr>
                 <w:b/>
                 <w:i w:val="0"/>
+                <w:color w:val="FFFFFF"/>
                 <w:sz w:val="19"/>
               </w:rPr>
               <w:t>Indicație</w:t>
@@ -2818,13 +2572,9 @@
             </w:pPr>
             <w:r>
               <w:rPr>
-                <w:color w:val="FFFFFF"/>
-              </w:rPr>
-            </w:r>
-            <w:r>
-              <w:rPr>
                 <w:b/>
                 <w:i w:val="0"/>
+                <w:color w:val="FFFFFF"/>
                 <w:sz w:val="19"/>
               </w:rPr>
               <w:t>Grad</w:t>
@@ -2843,13 +2593,9 @@
             </w:pPr>
             <w:r>
               <w:rPr>
-                <w:color w:val="FFFFFF"/>
-              </w:rPr>
-            </w:r>
-            <w:r>
-              <w:rPr>
                 <w:b/>
                 <w:i w:val="0"/>
+                <w:color w:val="FFFFFF"/>
                 <w:sz w:val="19"/>
               </w:rPr>
               <w:t>Doză</w:t>
@@ -2868,13 +2614,9 @@
             </w:pPr>
             <w:r>
               <w:rPr>
-                <w:color w:val="FFFFFF"/>
-              </w:rPr>
-            </w:r>
-            <w:r>
-              <w:rPr>
                 <w:b/>
                 <w:i w:val="0"/>
+                <w:color w:val="FFFFFF"/>
                 <w:sz w:val="19"/>
               </w:rPr>
               <w:t>Comentarii</w:t>
@@ -2893,13 +2635,9 @@
             </w:pPr>
             <w:r>
               <w:rPr>
-                <w:color w:val="FFFFFF"/>
-              </w:rPr>
-            </w:r>
-            <w:r>
-              <w:rPr>
                 <w:b/>
                 <w:i w:val="0"/>
+                <w:color w:val="FFFFFF"/>
                 <w:sz w:val="19"/>
               </w:rPr>
               <w:t>Decizie</w:t>
@@ -2918,13 +2656,9 @@
             </w:pPr>
             <w:r>
               <w:rPr>
-                <w:color w:val="FFFFFF"/>
-              </w:rPr>
-            </w:r>
-            <w:r>
-              <w:rPr>
                 <w:b/>
                 <w:i w:val="0"/>
+                <w:color w:val="FFFFFF"/>
                 <w:sz w:val="19"/>
               </w:rPr>
               <w:t>Comentariu editor</w:t>
@@ -2942,7 +2676,6 @@
             <w:pPr>
               <w:spacing w:after="40" w:line="240" w:lineRule="auto"/>
             </w:pPr>
-            <w:r/>
             <w:r>
               <w:rPr>
                 <w:b w:val="0"/>
@@ -2962,7 +2695,6 @@
             <w:pPr>
               <w:spacing w:after="40" w:line="240" w:lineRule="auto"/>
             </w:pPr>
-            <w:r/>
             <w:r>
               <w:rPr>
                 <w:b w:val="0"/>
@@ -2982,7 +2714,6 @@
             <w:pPr>
               <w:spacing w:after="40" w:line="240" w:lineRule="auto"/>
             </w:pPr>
-            <w:r/>
             <w:r>
               <w:rPr>
                 <w:b w:val="0"/>
@@ -3002,7 +2733,6 @@
             <w:pPr>
               <w:spacing w:after="40" w:line="240" w:lineRule="auto"/>
             </w:pPr>
-            <w:r/>
             <w:r>
               <w:rPr>
                 <w:b w:val="0"/>
@@ -3022,7 +2752,6 @@
             <w:pPr>
               <w:spacing w:after="40" w:line="240" w:lineRule="auto"/>
             </w:pPr>
-            <w:r/>
             <w:r>
               <w:rPr>
                 <w:b w:val="0"/>
@@ -3042,7 +2771,6 @@
             <w:pPr>
               <w:spacing w:after="40" w:line="240" w:lineRule="auto"/>
             </w:pPr>
-            <w:r/>
             <w:r>
               <w:rPr>
                 <w:b w:val="0"/>
@@ -3062,7 +2790,6 @@
             <w:pPr>
               <w:spacing w:after="40" w:line="240" w:lineRule="auto"/>
             </w:pPr>
-            <w:r/>
             <w:r>
               <w:rPr>
                 <w:b w:val="0"/>
@@ -3081,7 +2808,6 @@
             <w:pPr>
               <w:spacing w:after="40" w:line="240" w:lineRule="auto"/>
             </w:pPr>
-            <w:r/>
             <w:r>
               <w:rPr>
                 <w:b w:val="0"/>
@@ -3102,7 +2828,6 @@
             <w:pPr>
               <w:spacing w:after="40" w:line="240" w:lineRule="auto"/>
             </w:pPr>
-            <w:r/>
             <w:r>
               <w:rPr>
                 <w:b w:val="0"/>
@@ -3122,7 +2847,6 @@
             <w:pPr>
               <w:spacing w:after="40" w:line="240" w:lineRule="auto"/>
             </w:pPr>
-            <w:r/>
             <w:r>
               <w:rPr>
                 <w:b w:val="0"/>
@@ -3142,7 +2866,6 @@
             <w:pPr>
               <w:spacing w:after="40" w:line="240" w:lineRule="auto"/>
             </w:pPr>
-            <w:r/>
             <w:r>
               <w:rPr>
                 <w:b w:val="0"/>
@@ -3162,7 +2885,6 @@
             <w:pPr>
               <w:spacing w:after="40" w:line="240" w:lineRule="auto"/>
             </w:pPr>
-            <w:r/>
             <w:r>
               <w:rPr>
                 <w:b w:val="0"/>
@@ -3182,7 +2904,6 @@
             <w:pPr>
               <w:spacing w:after="40" w:line="240" w:lineRule="auto"/>
             </w:pPr>
-            <w:r/>
             <w:r>
               <w:rPr>
                 <w:b w:val="0"/>
@@ -3202,7 +2923,6 @@
             <w:pPr>
               <w:spacing w:after="40" w:line="240" w:lineRule="auto"/>
             </w:pPr>
-            <w:r/>
             <w:r>
               <w:rPr>
                 <w:b w:val="0"/>
@@ -3222,7 +2942,6 @@
             <w:pPr>
               <w:spacing w:after="40" w:line="240" w:lineRule="auto"/>
             </w:pPr>
-            <w:r/>
             <w:r>
               <w:rPr>
                 <w:b w:val="0"/>
@@ -3241,7 +2960,6 @@
             <w:pPr>
               <w:spacing w:after="40" w:line="240" w:lineRule="auto"/>
             </w:pPr>
-            <w:r/>
             <w:r>
               <w:rPr>
                 <w:b w:val="0"/>
@@ -3262,7 +2980,6 @@
             <w:pPr>
               <w:spacing w:after="40" w:line="240" w:lineRule="auto"/>
             </w:pPr>
-            <w:r/>
             <w:r>
               <w:rPr>
                 <w:b w:val="0"/>
@@ -3282,7 +2999,6 @@
             <w:pPr>
               <w:spacing w:after="40" w:line="240" w:lineRule="auto"/>
             </w:pPr>
-            <w:r/>
             <w:r>
               <w:rPr>
                 <w:b w:val="0"/>
@@ -3302,7 +3018,6 @@
             <w:pPr>
               <w:spacing w:after="40" w:line="240" w:lineRule="auto"/>
             </w:pPr>
-            <w:r/>
             <w:r>
               <w:rPr>
                 <w:b w:val="0"/>
@@ -3322,7 +3037,6 @@
             <w:pPr>
               <w:spacing w:after="40" w:line="240" w:lineRule="auto"/>
             </w:pPr>
-            <w:r/>
             <w:r>
               <w:rPr>
                 <w:b w:val="0"/>
@@ -3342,7 +3056,6 @@
             <w:pPr>
               <w:spacing w:after="40" w:line="240" w:lineRule="auto"/>
             </w:pPr>
-            <w:r/>
             <w:r>
               <w:rPr>
                 <w:b w:val="0"/>
@@ -3362,7 +3075,6 @@
             <w:pPr>
               <w:spacing w:after="40" w:line="240" w:lineRule="auto"/>
             </w:pPr>
-            <w:r/>
             <w:r>
               <w:rPr>
                 <w:b w:val="0"/>
@@ -3382,7 +3094,6 @@
             <w:pPr>
               <w:spacing w:after="40" w:line="240" w:lineRule="auto"/>
             </w:pPr>
-            <w:r/>
             <w:r>
               <w:rPr>
                 <w:b w:val="0"/>
@@ -3401,7 +3112,6 @@
             <w:pPr>
               <w:spacing w:after="40" w:line="240" w:lineRule="auto"/>
             </w:pPr>
-            <w:r/>
             <w:r>
               <w:rPr>
                 <w:b w:val="0"/>
@@ -3464,13 +3174,9 @@
             </w:pPr>
             <w:r>
               <w:rPr>
-                <w:color w:val="FFFFFF"/>
-              </w:rPr>
-            </w:r>
-            <w:r>
-              <w:rPr>
                 <w:b/>
                 <w:i w:val="0"/>
+                <w:color w:val="FFFFFF"/>
                 <w:sz w:val="19"/>
               </w:rPr>
               <w:t>Tip</w:t>
@@ -3489,13 +3195,9 @@
             </w:pPr>
             <w:r>
               <w:rPr>
-                <w:color w:val="FFFFFF"/>
-              </w:rPr>
-            </w:r>
-            <w:r>
-              <w:rPr>
                 <w:b/>
                 <w:i w:val="0"/>
+                <w:color w:val="FFFFFF"/>
                 <w:sz w:val="19"/>
               </w:rPr>
               <w:t>Examen</w:t>
@@ -3514,13 +3216,9 @@
             </w:pPr>
             <w:r>
               <w:rPr>
-                <w:color w:val="FFFFFF"/>
-              </w:rPr>
-            </w:r>
-            <w:r>
-              <w:rPr>
                 <w:b/>
                 <w:i w:val="0"/>
+                <w:color w:val="FFFFFF"/>
                 <w:sz w:val="19"/>
               </w:rPr>
               <w:t>Indicație</w:t>
@@ -3539,13 +3237,9 @@
             </w:pPr>
             <w:r>
               <w:rPr>
-                <w:color w:val="FFFFFF"/>
-              </w:rPr>
-            </w:r>
-            <w:r>
-              <w:rPr>
                 <w:b/>
                 <w:i w:val="0"/>
+                <w:color w:val="FFFFFF"/>
                 <w:sz w:val="19"/>
               </w:rPr>
               <w:t>Grad</w:t>
@@ -3564,13 +3258,9 @@
             </w:pPr>
             <w:r>
               <w:rPr>
-                <w:color w:val="FFFFFF"/>
-              </w:rPr>
-            </w:r>
-            <w:r>
-              <w:rPr>
                 <w:b/>
                 <w:i w:val="0"/>
+                <w:color w:val="FFFFFF"/>
                 <w:sz w:val="19"/>
               </w:rPr>
               <w:t>Doză</w:t>
@@ -3589,13 +3279,9 @@
             </w:pPr>
             <w:r>
               <w:rPr>
-                <w:color w:val="FFFFFF"/>
-              </w:rPr>
-            </w:r>
-            <w:r>
-              <w:rPr>
                 <w:b/>
                 <w:i w:val="0"/>
+                <w:color w:val="FFFFFF"/>
                 <w:sz w:val="19"/>
               </w:rPr>
               <w:t>Comentarii</w:t>
@@ -3614,13 +3300,9 @@
             </w:pPr>
             <w:r>
               <w:rPr>
-                <w:color w:val="FFFFFF"/>
-              </w:rPr>
-            </w:r>
-            <w:r>
-              <w:rPr>
                 <w:b/>
                 <w:i w:val="0"/>
+                <w:color w:val="FFFFFF"/>
                 <w:sz w:val="19"/>
               </w:rPr>
               <w:t>Decizie</w:t>
@@ -3639,13 +3321,9 @@
             </w:pPr>
             <w:r>
               <w:rPr>
-                <w:color w:val="FFFFFF"/>
-              </w:rPr>
-            </w:r>
-            <w:r>
-              <w:rPr>
                 <w:b/>
                 <w:i w:val="0"/>
+                <w:color w:val="FFFFFF"/>
                 <w:sz w:val="19"/>
               </w:rPr>
               <w:t>Comentariu editor</w:t>
@@ -3663,7 +3341,6 @@
             <w:pPr>
               <w:spacing w:after="40" w:line="240" w:lineRule="auto"/>
             </w:pPr>
-            <w:r/>
             <w:r>
               <w:rPr>
                 <w:b w:val="0"/>
@@ -3683,7 +3360,6 @@
             <w:pPr>
               <w:spacing w:after="40" w:line="240" w:lineRule="auto"/>
             </w:pPr>
-            <w:r/>
             <w:r>
               <w:rPr>
                 <w:b w:val="0"/>
@@ -3703,7 +3379,6 @@
             <w:pPr>
               <w:spacing w:after="40" w:line="240" w:lineRule="auto"/>
             </w:pPr>
-            <w:r/>
             <w:r>
               <w:rPr>
                 <w:b w:val="0"/>
@@ -3723,7 +3398,6 @@
             <w:pPr>
               <w:spacing w:after="40" w:line="240" w:lineRule="auto"/>
             </w:pPr>
-            <w:r/>
             <w:r>
               <w:rPr>
                 <w:b w:val="0"/>
@@ -3743,7 +3417,6 @@
             <w:pPr>
               <w:spacing w:after="40" w:line="240" w:lineRule="auto"/>
             </w:pPr>
-            <w:r/>
             <w:r>
               <w:rPr>
                 <w:b w:val="0"/>
@@ -3763,7 +3436,6 @@
             <w:pPr>
               <w:spacing w:after="40" w:line="240" w:lineRule="auto"/>
             </w:pPr>
-            <w:r/>
             <w:r>
               <w:rPr>
                 <w:b w:val="0"/>
@@ -3783,7 +3455,6 @@
             <w:pPr>
               <w:spacing w:after="40" w:line="240" w:lineRule="auto"/>
             </w:pPr>
-            <w:r/>
             <w:r>
               <w:rPr>
                 <w:b w:val="0"/>
@@ -3802,7 +3473,6 @@
             <w:pPr>
               <w:spacing w:after="40" w:line="240" w:lineRule="auto"/>
             </w:pPr>
-            <w:r/>
             <w:r>
               <w:rPr>
                 <w:b w:val="0"/>
@@ -3865,13 +3535,9 @@
             </w:pPr>
             <w:r>
               <w:rPr>
-                <w:color w:val="FFFFFF"/>
-              </w:rPr>
-            </w:r>
-            <w:r>
-              <w:rPr>
                 <w:b/>
                 <w:i w:val="0"/>
+                <w:color w:val="FFFFFF"/>
                 <w:sz w:val="19"/>
               </w:rPr>
               <w:t>Tip</w:t>
@@ -3890,13 +3556,9 @@
             </w:pPr>
             <w:r>
               <w:rPr>
-                <w:color w:val="FFFFFF"/>
-              </w:rPr>
-            </w:r>
-            <w:r>
-              <w:rPr>
                 <w:b/>
                 <w:i w:val="0"/>
+                <w:color w:val="FFFFFF"/>
                 <w:sz w:val="19"/>
               </w:rPr>
               <w:t>Examen</w:t>
@@ -3915,13 +3577,9 @@
             </w:pPr>
             <w:r>
               <w:rPr>
-                <w:color w:val="FFFFFF"/>
-              </w:rPr>
-            </w:r>
-            <w:r>
-              <w:rPr>
                 <w:b/>
                 <w:i w:val="0"/>
+                <w:color w:val="FFFFFF"/>
                 <w:sz w:val="19"/>
               </w:rPr>
               <w:t>Indicație</w:t>
@@ -3940,13 +3598,9 @@
             </w:pPr>
             <w:r>
               <w:rPr>
-                <w:color w:val="FFFFFF"/>
-              </w:rPr>
-            </w:r>
-            <w:r>
-              <w:rPr>
                 <w:b/>
                 <w:i w:val="0"/>
+                <w:color w:val="FFFFFF"/>
                 <w:sz w:val="19"/>
               </w:rPr>
               <w:t>Grad</w:t>
@@ -3965,13 +3619,9 @@
             </w:pPr>
             <w:r>
               <w:rPr>
-                <w:color w:val="FFFFFF"/>
-              </w:rPr>
-            </w:r>
-            <w:r>
-              <w:rPr>
                 <w:b/>
                 <w:i w:val="0"/>
+                <w:color w:val="FFFFFF"/>
                 <w:sz w:val="19"/>
               </w:rPr>
               <w:t>Doză</w:t>
@@ -3990,13 +3640,9 @@
             </w:pPr>
             <w:r>
               <w:rPr>
-                <w:color w:val="FFFFFF"/>
-              </w:rPr>
-            </w:r>
-            <w:r>
-              <w:rPr>
                 <w:b/>
                 <w:i w:val="0"/>
+                <w:color w:val="FFFFFF"/>
                 <w:sz w:val="19"/>
               </w:rPr>
               <w:t>Comentarii</w:t>
@@ -4015,13 +3661,9 @@
             </w:pPr>
             <w:r>
               <w:rPr>
-                <w:color w:val="FFFFFF"/>
-              </w:rPr>
-            </w:r>
-            <w:r>
-              <w:rPr>
                 <w:b/>
                 <w:i w:val="0"/>
+                <w:color w:val="FFFFFF"/>
                 <w:sz w:val="19"/>
               </w:rPr>
               <w:t>Decizie</w:t>
@@ -4040,13 +3682,9 @@
             </w:pPr>
             <w:r>
               <w:rPr>
-                <w:color w:val="FFFFFF"/>
-              </w:rPr>
-            </w:r>
-            <w:r>
-              <w:rPr>
                 <w:b/>
                 <w:i w:val="0"/>
+                <w:color w:val="FFFFFF"/>
                 <w:sz w:val="19"/>
               </w:rPr>
               <w:t>Comentariu editor</w:t>
@@ -4064,7 +3702,6 @@
             <w:pPr>
               <w:spacing w:after="40" w:line="240" w:lineRule="auto"/>
             </w:pPr>
-            <w:r/>
             <w:r>
               <w:rPr>
                 <w:b w:val="0"/>
@@ -4084,7 +3721,6 @@
             <w:pPr>
               <w:spacing w:after="40" w:line="240" w:lineRule="auto"/>
             </w:pPr>
-            <w:r/>
             <w:r>
               <w:rPr>
                 <w:b w:val="0"/>
@@ -4104,7 +3740,6 @@
             <w:pPr>
               <w:spacing w:after="40" w:line="240" w:lineRule="auto"/>
             </w:pPr>
-            <w:r/>
             <w:r>
               <w:rPr>
                 <w:b w:val="0"/>
@@ -4124,7 +3759,6 @@
             <w:pPr>
               <w:spacing w:after="40" w:line="240" w:lineRule="auto"/>
             </w:pPr>
-            <w:r/>
             <w:r>
               <w:rPr>
                 <w:b w:val="0"/>
@@ -4144,7 +3778,6 @@
             <w:pPr>
               <w:spacing w:after="40" w:line="240" w:lineRule="auto"/>
             </w:pPr>
-            <w:r/>
             <w:r>
               <w:rPr>
                 <w:b w:val="0"/>
@@ -4164,7 +3797,6 @@
             <w:pPr>
               <w:spacing w:after="40" w:line="240" w:lineRule="auto"/>
             </w:pPr>
-            <w:r/>
             <w:r>
               <w:rPr>
                 <w:b w:val="0"/>
@@ -4184,7 +3816,6 @@
             <w:pPr>
               <w:spacing w:after="40" w:line="240" w:lineRule="auto"/>
             </w:pPr>
-            <w:r/>
             <w:r>
               <w:rPr>
                 <w:b w:val="0"/>
@@ -4203,7 +3834,6 @@
             <w:pPr>
               <w:spacing w:after="40" w:line="240" w:lineRule="auto"/>
             </w:pPr>
-            <w:r/>
             <w:r>
               <w:rPr>
                 <w:b w:val="0"/>
@@ -4224,7 +3854,6 @@
             <w:pPr>
               <w:spacing w:after="40" w:line="240" w:lineRule="auto"/>
             </w:pPr>
-            <w:r/>
             <w:r>
               <w:rPr>
                 <w:b w:val="0"/>
@@ -4244,7 +3873,6 @@
             <w:pPr>
               <w:spacing w:after="40" w:line="240" w:lineRule="auto"/>
             </w:pPr>
-            <w:r/>
             <w:r>
               <w:rPr>
                 <w:b w:val="0"/>
@@ -4264,7 +3892,6 @@
             <w:pPr>
               <w:spacing w:after="40" w:line="240" w:lineRule="auto"/>
             </w:pPr>
-            <w:r/>
             <w:r>
               <w:rPr>
                 <w:b w:val="0"/>
@@ -4284,7 +3911,6 @@
             <w:pPr>
               <w:spacing w:after="40" w:line="240" w:lineRule="auto"/>
             </w:pPr>
-            <w:r/>
             <w:r>
               <w:rPr>
                 <w:b w:val="0"/>
@@ -4304,7 +3930,6 @@
             <w:pPr>
               <w:spacing w:after="40" w:line="240" w:lineRule="auto"/>
             </w:pPr>
-            <w:r/>
             <w:r>
               <w:rPr>
                 <w:b w:val="0"/>
@@ -4324,7 +3949,6 @@
             <w:pPr>
               <w:spacing w:after="40" w:line="240" w:lineRule="auto"/>
             </w:pPr>
-            <w:r/>
             <w:r>
               <w:rPr>
                 <w:b w:val="0"/>
@@ -4344,7 +3968,6 @@
             <w:pPr>
               <w:spacing w:after="40" w:line="240" w:lineRule="auto"/>
             </w:pPr>
-            <w:r/>
             <w:r>
               <w:rPr>
                 <w:b w:val="0"/>
@@ -4363,7 +3986,6 @@
             <w:pPr>
               <w:spacing w:after="40" w:line="240" w:lineRule="auto"/>
             </w:pPr>
-            <w:r/>
             <w:r>
               <w:rPr>
                 <w:b w:val="0"/>
@@ -4426,13 +4048,9 @@
             </w:pPr>
             <w:r>
               <w:rPr>
-                <w:color w:val="FFFFFF"/>
-              </w:rPr>
-            </w:r>
-            <w:r>
-              <w:rPr>
                 <w:b/>
                 <w:i w:val="0"/>
+                <w:color w:val="FFFFFF"/>
                 <w:sz w:val="19"/>
               </w:rPr>
               <w:t>Tip</w:t>
@@ -4451,13 +4069,9 @@
             </w:pPr>
             <w:r>
               <w:rPr>
-                <w:color w:val="FFFFFF"/>
-              </w:rPr>
-            </w:r>
-            <w:r>
-              <w:rPr>
                 <w:b/>
                 <w:i w:val="0"/>
+                <w:color w:val="FFFFFF"/>
                 <w:sz w:val="19"/>
               </w:rPr>
               <w:t>Examen</w:t>
@@ -4476,13 +4090,9 @@
             </w:pPr>
             <w:r>
               <w:rPr>
-                <w:color w:val="FFFFFF"/>
-              </w:rPr>
-            </w:r>
-            <w:r>
-              <w:rPr>
                 <w:b/>
                 <w:i w:val="0"/>
+                <w:color w:val="FFFFFF"/>
                 <w:sz w:val="19"/>
               </w:rPr>
               <w:t>Indicație</w:t>
@@ -4501,13 +4111,9 @@
             </w:pPr>
             <w:r>
               <w:rPr>
-                <w:color w:val="FFFFFF"/>
-              </w:rPr>
-            </w:r>
-            <w:r>
-              <w:rPr>
                 <w:b/>
                 <w:i w:val="0"/>
+                <w:color w:val="FFFFFF"/>
                 <w:sz w:val="19"/>
               </w:rPr>
               <w:t>Grad</w:t>
@@ -4526,13 +4132,9 @@
             </w:pPr>
             <w:r>
               <w:rPr>
-                <w:color w:val="FFFFFF"/>
-              </w:rPr>
-            </w:r>
-            <w:r>
-              <w:rPr>
                 <w:b/>
                 <w:i w:val="0"/>
+                <w:color w:val="FFFFFF"/>
                 <w:sz w:val="19"/>
               </w:rPr>
               <w:t>Doză</w:t>
@@ -4551,13 +4153,9 @@
             </w:pPr>
             <w:r>
               <w:rPr>
-                <w:color w:val="FFFFFF"/>
-              </w:rPr>
-            </w:r>
-            <w:r>
-              <w:rPr>
                 <w:b/>
                 <w:i w:val="0"/>
+                <w:color w:val="FFFFFF"/>
                 <w:sz w:val="19"/>
               </w:rPr>
               <w:t>Comentarii</w:t>
@@ -4576,13 +4174,9 @@
             </w:pPr>
             <w:r>
               <w:rPr>
-                <w:color w:val="FFFFFF"/>
-              </w:rPr>
-            </w:r>
-            <w:r>
-              <w:rPr>
                 <w:b/>
                 <w:i w:val="0"/>
+                <w:color w:val="FFFFFF"/>
                 <w:sz w:val="19"/>
               </w:rPr>
               <w:t>Decizie</w:t>
@@ -4601,13 +4195,9 @@
             </w:pPr>
             <w:r>
               <w:rPr>
-                <w:color w:val="FFFFFF"/>
-              </w:rPr>
-            </w:r>
-            <w:r>
-              <w:rPr>
                 <w:b/>
                 <w:i w:val="0"/>
+                <w:color w:val="FFFFFF"/>
                 <w:sz w:val="19"/>
               </w:rPr>
               <w:t>Comentariu editor</w:t>
@@ -4625,7 +4215,6 @@
             <w:pPr>
               <w:spacing w:after="40" w:line="240" w:lineRule="auto"/>
             </w:pPr>
-            <w:r/>
             <w:r>
               <w:rPr>
                 <w:b w:val="0"/>
@@ -4645,7 +4234,6 @@
             <w:pPr>
               <w:spacing w:after="40" w:line="240" w:lineRule="auto"/>
             </w:pPr>
-            <w:r/>
             <w:r>
               <w:rPr>
                 <w:b w:val="0"/>
@@ -4665,7 +4253,6 @@
             <w:pPr>
               <w:spacing w:after="40" w:line="240" w:lineRule="auto"/>
             </w:pPr>
-            <w:r/>
             <w:r>
               <w:rPr>
                 <w:b w:val="0"/>
@@ -4685,7 +4272,6 @@
             <w:pPr>
               <w:spacing w:after="40" w:line="240" w:lineRule="auto"/>
             </w:pPr>
-            <w:r/>
             <w:r>
               <w:rPr>
                 <w:b w:val="0"/>
@@ -4705,7 +4291,6 @@
             <w:pPr>
               <w:spacing w:after="40" w:line="240" w:lineRule="auto"/>
             </w:pPr>
-            <w:r/>
             <w:r>
               <w:rPr>
                 <w:b w:val="0"/>
@@ -4725,7 +4310,6 @@
             <w:pPr>
               <w:spacing w:after="40" w:line="240" w:lineRule="auto"/>
             </w:pPr>
-            <w:r/>
             <w:r>
               <w:rPr>
                 <w:b w:val="0"/>
@@ -4745,7 +4329,6 @@
             <w:pPr>
               <w:spacing w:after="40" w:line="240" w:lineRule="auto"/>
             </w:pPr>
-            <w:r/>
             <w:r>
               <w:rPr>
                 <w:b w:val="0"/>
@@ -4764,7 +4347,6 @@
             <w:pPr>
               <w:spacing w:after="40" w:line="240" w:lineRule="auto"/>
             </w:pPr>
-            <w:r/>
             <w:r>
               <w:rPr>
                 <w:b w:val="0"/>
@@ -4827,13 +4409,9 @@
             </w:pPr>
             <w:r>
               <w:rPr>
-                <w:color w:val="FFFFFF"/>
-              </w:rPr>
-            </w:r>
-            <w:r>
-              <w:rPr>
                 <w:b/>
                 <w:i w:val="0"/>
+                <w:color w:val="FFFFFF"/>
                 <w:sz w:val="19"/>
               </w:rPr>
               <w:t>Tip</w:t>
@@ -4852,13 +4430,9 @@
             </w:pPr>
             <w:r>
               <w:rPr>
-                <w:color w:val="FFFFFF"/>
-              </w:rPr>
-            </w:r>
-            <w:r>
-              <w:rPr>
                 <w:b/>
                 <w:i w:val="0"/>
+                <w:color w:val="FFFFFF"/>
                 <w:sz w:val="19"/>
               </w:rPr>
               <w:t>Examen</w:t>
@@ -4877,13 +4451,9 @@
             </w:pPr>
             <w:r>
               <w:rPr>
-                <w:color w:val="FFFFFF"/>
-              </w:rPr>
-            </w:r>
-            <w:r>
-              <w:rPr>
                 <w:b/>
                 <w:i w:val="0"/>
+                <w:color w:val="FFFFFF"/>
                 <w:sz w:val="19"/>
               </w:rPr>
               <w:t>Indicație</w:t>
@@ -4902,13 +4472,9 @@
             </w:pPr>
             <w:r>
               <w:rPr>
-                <w:color w:val="FFFFFF"/>
-              </w:rPr>
-            </w:r>
-            <w:r>
-              <w:rPr>
                 <w:b/>
                 <w:i w:val="0"/>
+                <w:color w:val="FFFFFF"/>
                 <w:sz w:val="19"/>
               </w:rPr>
               <w:t>Grad</w:t>
@@ -4927,13 +4493,9 @@
             </w:pPr>
             <w:r>
               <w:rPr>
-                <w:color w:val="FFFFFF"/>
-              </w:rPr>
-            </w:r>
-            <w:r>
-              <w:rPr>
                 <w:b/>
                 <w:i w:val="0"/>
+                <w:color w:val="FFFFFF"/>
                 <w:sz w:val="19"/>
               </w:rPr>
               <w:t>Doză</w:t>
@@ -4952,13 +4514,9 @@
             </w:pPr>
             <w:r>
               <w:rPr>
-                <w:color w:val="FFFFFF"/>
-              </w:rPr>
-            </w:r>
-            <w:r>
-              <w:rPr>
                 <w:b/>
                 <w:i w:val="0"/>
+                <w:color w:val="FFFFFF"/>
                 <w:sz w:val="19"/>
               </w:rPr>
               <w:t>Comentarii</w:t>
@@ -4977,13 +4535,9 @@
             </w:pPr>
             <w:r>
               <w:rPr>
-                <w:color w:val="FFFFFF"/>
-              </w:rPr>
-            </w:r>
-            <w:r>
-              <w:rPr>
                 <w:b/>
                 <w:i w:val="0"/>
+                <w:color w:val="FFFFFF"/>
                 <w:sz w:val="19"/>
               </w:rPr>
               <w:t>Decizie</w:t>
@@ -5002,13 +4556,9 @@
             </w:pPr>
             <w:r>
               <w:rPr>
-                <w:color w:val="FFFFFF"/>
-              </w:rPr>
-            </w:r>
-            <w:r>
-              <w:rPr>
                 <w:b/>
                 <w:i w:val="0"/>
+                <w:color w:val="FFFFFF"/>
                 <w:sz w:val="19"/>
               </w:rPr>
               <w:t>Comentariu editor</w:t>
@@ -5026,7 +4576,6 @@
             <w:pPr>
               <w:spacing w:after="40" w:line="240" w:lineRule="auto"/>
             </w:pPr>
-            <w:r/>
             <w:r>
               <w:rPr>
                 <w:b w:val="0"/>
@@ -5046,7 +4595,6 @@
             <w:pPr>
               <w:spacing w:after="40" w:line="240" w:lineRule="auto"/>
             </w:pPr>
-            <w:r/>
             <w:r>
               <w:rPr>
                 <w:b w:val="0"/>
@@ -5066,7 +4614,6 @@
             <w:pPr>
               <w:spacing w:after="40" w:line="240" w:lineRule="auto"/>
             </w:pPr>
-            <w:r/>
             <w:r>
               <w:rPr>
                 <w:b w:val="0"/>
@@ -5086,7 +4633,6 @@
             <w:pPr>
               <w:spacing w:after="40" w:line="240" w:lineRule="auto"/>
             </w:pPr>
-            <w:r/>
             <w:r>
               <w:rPr>
                 <w:b w:val="0"/>
@@ -5106,7 +4652,6 @@
             <w:pPr>
               <w:spacing w:after="40" w:line="240" w:lineRule="auto"/>
             </w:pPr>
-            <w:r/>
             <w:r>
               <w:rPr>
                 <w:b w:val="0"/>
@@ -5126,7 +4671,6 @@
             <w:pPr>
               <w:spacing w:after="40" w:line="240" w:lineRule="auto"/>
             </w:pPr>
-            <w:r/>
             <w:r>
               <w:rPr>
                 <w:b w:val="0"/>
@@ -5146,7 +4690,6 @@
             <w:pPr>
               <w:spacing w:after="40" w:line="240" w:lineRule="auto"/>
             </w:pPr>
-            <w:r/>
             <w:r>
               <w:rPr>
                 <w:b w:val="0"/>
@@ -5165,7 +4708,6 @@
             <w:pPr>
               <w:spacing w:after="40" w:line="240" w:lineRule="auto"/>
             </w:pPr>
-            <w:r/>
             <w:r>
               <w:rPr>
                 <w:b w:val="0"/>
